--- a/中期检查/毕业设计前三章-中期检查版-格式整理副本.docx
+++ b/中期检查/毕业设计前三章-中期检查版-格式整理副本.docx
@@ -2563,16 +2563,17 @@
     </w:p>
     <w:tbl>
       <w:tblPr>
-        <w:tblStyle w:val="af6"/>
         <w:tblW w:type="auto" w:w="0"/>
         <w:tblLook w:firstColumn="1" w:firstRow="1" w:lastColumn="0" w:lastRow="0" w:noHBand="0" w:noVBand="1" w:val="04A0"/>
         <w:tblBorders>
           <w:top w:val="single" w:sz="12" w:space="0" w:color="auto"/>
-          <w:left w:val="single" w:sz="6" w:space="0" w:color="auto"/>
+          <w:left w:val="nil"/>
           <w:bottom w:val="single" w:sz="12" w:space="0" w:color="auto"/>
-          <w:right w:val="single" w:sz="6" w:space="0" w:color="auto"/>
+          <w:right w:val="nil"/>
           <w:insideH w:val="single" w:sz="6" w:space="0" w:color="auto"/>
           <w:insideV w:val="single" w:sz="6" w:space="0" w:color="auto"/>
+          <w:start w:val="nil"/>
+          <w:end w:val="nil"/>
         </w:tblBorders>
       </w:tblPr>
       <w:tblGrid>
@@ -2588,12 +2589,14 @@
             <w:tcW w:type="dxa" w:w="1633"/>
             <w:vAlign w:val="center"/>
             <w:tcBorders>
-              <w:left w:val="single" w:sz="6" w:space="0" w:color="auto"/>
-              <w:right w:val="single" w:sz="6" w:space="0" w:color="auto"/>
-              <w:insideH w:val="single" w:sz="6" w:space="0" w:color="auto"/>
-              <w:insideV w:val="single" w:sz="6" w:space="0" w:color="auto"/>
-              <w:top w:val="single" w:sz="12" w:space="0" w:color="auto"/>
-              <w:bottom w:val="single" w:sz="6" w:space="0" w:color="auto"/>
+              <w:left w:val="nil"/>
+              <w:right w:val="single" w:sz="4" w:space="0" w:color="auto"/>
+              <w:insideH w:val="single" w:sz="6" w:space="0" w:color="auto"/>
+              <w:insideV w:val="single" w:sz="6" w:space="0" w:color="auto"/>
+              <w:top w:val="single" w:sz="4" w:space="0" w:color="auto"/>
+              <w:bottom w:val="single" w:sz="4" w:space="0" w:color="auto"/>
+              <w:start w:val="nil"/>
+              <w:end w:val="single" w:sz="4" w:space="0" w:color="auto"/>
             </w:tcBorders>
           </w:tcPr>
           <w:p>
@@ -2624,12 +2627,14 @@
             <w:tcW w:type="dxa" w:w="1633"/>
             <w:vAlign w:val="center"/>
             <w:tcBorders>
-              <w:left w:val="single" w:sz="6" w:space="0" w:color="auto"/>
-              <w:right w:val="single" w:sz="6" w:space="0" w:color="auto"/>
-              <w:insideH w:val="single" w:sz="6" w:space="0" w:color="auto"/>
-              <w:insideV w:val="single" w:sz="6" w:space="0" w:color="auto"/>
-              <w:top w:val="single" w:sz="12" w:space="0" w:color="auto"/>
-              <w:bottom w:val="single" w:sz="6" w:space="0" w:color="auto"/>
+              <w:left w:val="single" w:sz="4" w:space="0" w:color="auto"/>
+              <w:right w:val="single" w:sz="4" w:space="0" w:color="auto"/>
+              <w:insideH w:val="single" w:sz="6" w:space="0" w:color="auto"/>
+              <w:insideV w:val="single" w:sz="6" w:space="0" w:color="auto"/>
+              <w:top w:val="single" w:sz="4" w:space="0" w:color="auto"/>
+              <w:bottom w:val="single" w:sz="4" w:space="0" w:color="auto"/>
+              <w:start w:val="single" w:sz="4" w:space="0" w:color="auto"/>
+              <w:end w:val="single" w:sz="4" w:space="0" w:color="auto"/>
             </w:tcBorders>
           </w:tcPr>
           <w:p>
@@ -2660,12 +2665,14 @@
             <w:tcW w:type="dxa" w:w="1633"/>
             <w:vAlign w:val="center"/>
             <w:tcBorders>
-              <w:left w:val="single" w:sz="6" w:space="0" w:color="auto"/>
-              <w:right w:val="single" w:sz="6" w:space="0" w:color="auto"/>
-              <w:insideH w:val="single" w:sz="6" w:space="0" w:color="auto"/>
-              <w:insideV w:val="single" w:sz="6" w:space="0" w:color="auto"/>
-              <w:top w:val="single" w:sz="12" w:space="0" w:color="auto"/>
-              <w:bottom w:val="single" w:sz="6" w:space="0" w:color="auto"/>
+              <w:left w:val="single" w:sz="4" w:space="0" w:color="auto"/>
+              <w:right w:val="single" w:sz="4" w:space="0" w:color="auto"/>
+              <w:insideH w:val="single" w:sz="6" w:space="0" w:color="auto"/>
+              <w:insideV w:val="single" w:sz="6" w:space="0" w:color="auto"/>
+              <w:top w:val="single" w:sz="4" w:space="0" w:color="auto"/>
+              <w:bottom w:val="single" w:sz="4" w:space="0" w:color="auto"/>
+              <w:start w:val="single" w:sz="4" w:space="0" w:color="auto"/>
+              <w:end w:val="single" w:sz="4" w:space="0" w:color="auto"/>
             </w:tcBorders>
           </w:tcPr>
           <w:p>
@@ -2696,12 +2703,14 @@
             <w:tcW w:type="dxa" w:w="1633"/>
             <w:vAlign w:val="center"/>
             <w:tcBorders>
-              <w:left w:val="single" w:sz="6" w:space="0" w:color="auto"/>
-              <w:right w:val="single" w:sz="6" w:space="0" w:color="auto"/>
-              <w:insideH w:val="single" w:sz="6" w:space="0" w:color="auto"/>
-              <w:insideV w:val="single" w:sz="6" w:space="0" w:color="auto"/>
-              <w:top w:val="single" w:sz="12" w:space="0" w:color="auto"/>
-              <w:bottom w:val="single" w:sz="6" w:space="0" w:color="auto"/>
+              <w:left w:val="single" w:sz="4" w:space="0" w:color="auto"/>
+              <w:right w:val="single" w:sz="4" w:space="0" w:color="auto"/>
+              <w:insideH w:val="single" w:sz="6" w:space="0" w:color="auto"/>
+              <w:insideV w:val="single" w:sz="6" w:space="0" w:color="auto"/>
+              <w:top w:val="single" w:sz="4" w:space="0" w:color="auto"/>
+              <w:bottom w:val="single" w:sz="4" w:space="0" w:color="auto"/>
+              <w:start w:val="single" w:sz="4" w:space="0" w:color="auto"/>
+              <w:end w:val="single" w:sz="4" w:space="0" w:color="auto"/>
             </w:tcBorders>
           </w:tcPr>
           <w:p>
@@ -2732,12 +2741,14 @@
             <w:tcW w:type="dxa" w:w="1633"/>
             <w:vAlign w:val="center"/>
             <w:tcBorders>
-              <w:left w:val="single" w:sz="6" w:space="0" w:color="auto"/>
-              <w:right w:val="single" w:sz="6" w:space="0" w:color="auto"/>
-              <w:insideH w:val="single" w:sz="6" w:space="0" w:color="auto"/>
-              <w:insideV w:val="single" w:sz="6" w:space="0" w:color="auto"/>
-              <w:top w:val="single" w:sz="12" w:space="0" w:color="auto"/>
-              <w:bottom w:val="single" w:sz="6" w:space="0" w:color="auto"/>
+              <w:left w:val="single" w:sz="4" w:space="0" w:color="auto"/>
+              <w:right w:val="nil"/>
+              <w:insideH w:val="single" w:sz="6" w:space="0" w:color="auto"/>
+              <w:insideV w:val="single" w:sz="6" w:space="0" w:color="auto"/>
+              <w:top w:val="single" w:sz="4" w:space="0" w:color="auto"/>
+              <w:bottom w:val="single" w:sz="4" w:space="0" w:color="auto"/>
+              <w:start w:val="single" w:sz="4" w:space="0" w:color="auto"/>
+              <w:end w:val="nil"/>
             </w:tcBorders>
           </w:tcPr>
           <w:p>
@@ -2770,12 +2781,14 @@
             <w:tcW w:type="dxa" w:w="1633"/>
             <w:vAlign w:val="center"/>
             <w:tcBorders>
-              <w:left w:val="single" w:sz="6" w:space="0" w:color="auto"/>
-              <w:right w:val="single" w:sz="6" w:space="0" w:color="auto"/>
-              <w:insideH w:val="single" w:sz="6" w:space="0" w:color="auto"/>
-              <w:insideV w:val="single" w:sz="6" w:space="0" w:color="auto"/>
-              <w:top w:val="single" w:sz="6" w:space="0" w:color="auto"/>
-              <w:bottom w:val="single" w:sz="6" w:space="0" w:color="auto"/>
+              <w:left w:val="nil"/>
+              <w:right w:val="single" w:sz="4" w:space="0" w:color="auto"/>
+              <w:insideH w:val="single" w:sz="6" w:space="0" w:color="auto"/>
+              <w:insideV w:val="single" w:sz="6" w:space="0" w:color="auto"/>
+              <w:top w:val="single" w:sz="4" w:space="0" w:color="auto"/>
+              <w:bottom w:val="single" w:sz="4" w:space="0" w:color="auto"/>
+              <w:start w:val="nil"/>
+              <w:end w:val="single" w:sz="4" w:space="0" w:color="auto"/>
             </w:tcBorders>
           </w:tcPr>
           <w:p>
@@ -2806,12 +2819,14 @@
             <w:tcW w:type="dxa" w:w="1633"/>
             <w:vAlign w:val="center"/>
             <w:tcBorders>
-              <w:left w:val="single" w:sz="6" w:space="0" w:color="auto"/>
-              <w:right w:val="single" w:sz="6" w:space="0" w:color="auto"/>
-              <w:insideH w:val="single" w:sz="6" w:space="0" w:color="auto"/>
-              <w:insideV w:val="single" w:sz="6" w:space="0" w:color="auto"/>
-              <w:top w:val="single" w:sz="6" w:space="0" w:color="auto"/>
-              <w:bottom w:val="single" w:sz="6" w:space="0" w:color="auto"/>
+              <w:left w:val="single" w:sz="4" w:space="0" w:color="auto"/>
+              <w:right w:val="single" w:sz="4" w:space="0" w:color="auto"/>
+              <w:insideH w:val="single" w:sz="6" w:space="0" w:color="auto"/>
+              <w:insideV w:val="single" w:sz="6" w:space="0" w:color="auto"/>
+              <w:top w:val="single" w:sz="4" w:space="0" w:color="auto"/>
+              <w:bottom w:val="single" w:sz="4" w:space="0" w:color="auto"/>
+              <w:start w:val="single" w:sz="4" w:space="0" w:color="auto"/>
+              <w:end w:val="single" w:sz="4" w:space="0" w:color="auto"/>
             </w:tcBorders>
           </w:tcPr>
           <w:p>
@@ -2842,12 +2857,14 @@
             <w:tcW w:type="dxa" w:w="1633"/>
             <w:vAlign w:val="center"/>
             <w:tcBorders>
-              <w:left w:val="single" w:sz="6" w:space="0" w:color="auto"/>
-              <w:right w:val="single" w:sz="6" w:space="0" w:color="auto"/>
-              <w:insideH w:val="single" w:sz="6" w:space="0" w:color="auto"/>
-              <w:insideV w:val="single" w:sz="6" w:space="0" w:color="auto"/>
-              <w:top w:val="single" w:sz="6" w:space="0" w:color="auto"/>
-              <w:bottom w:val="single" w:sz="6" w:space="0" w:color="auto"/>
+              <w:left w:val="single" w:sz="4" w:space="0" w:color="auto"/>
+              <w:right w:val="single" w:sz="4" w:space="0" w:color="auto"/>
+              <w:insideH w:val="single" w:sz="6" w:space="0" w:color="auto"/>
+              <w:insideV w:val="single" w:sz="6" w:space="0" w:color="auto"/>
+              <w:top w:val="single" w:sz="4" w:space="0" w:color="auto"/>
+              <w:bottom w:val="single" w:sz="4" w:space="0" w:color="auto"/>
+              <w:start w:val="single" w:sz="4" w:space="0" w:color="auto"/>
+              <w:end w:val="single" w:sz="4" w:space="0" w:color="auto"/>
             </w:tcBorders>
           </w:tcPr>
           <w:p>
@@ -2878,12 +2895,14 @@
             <w:tcW w:type="dxa" w:w="1633"/>
             <w:vAlign w:val="center"/>
             <w:tcBorders>
-              <w:left w:val="single" w:sz="6" w:space="0" w:color="auto"/>
-              <w:right w:val="single" w:sz="6" w:space="0" w:color="auto"/>
-              <w:insideH w:val="single" w:sz="6" w:space="0" w:color="auto"/>
-              <w:insideV w:val="single" w:sz="6" w:space="0" w:color="auto"/>
-              <w:top w:val="single" w:sz="6" w:space="0" w:color="auto"/>
-              <w:bottom w:val="single" w:sz="6" w:space="0" w:color="auto"/>
+              <w:left w:val="single" w:sz="4" w:space="0" w:color="auto"/>
+              <w:right w:val="single" w:sz="4" w:space="0" w:color="auto"/>
+              <w:insideH w:val="single" w:sz="6" w:space="0" w:color="auto"/>
+              <w:insideV w:val="single" w:sz="6" w:space="0" w:color="auto"/>
+              <w:top w:val="single" w:sz="4" w:space="0" w:color="auto"/>
+              <w:bottom w:val="single" w:sz="4" w:space="0" w:color="auto"/>
+              <w:start w:val="single" w:sz="4" w:space="0" w:color="auto"/>
+              <w:end w:val="single" w:sz="4" w:space="0" w:color="auto"/>
             </w:tcBorders>
           </w:tcPr>
           <w:p>
@@ -2914,12 +2933,14 @@
             <w:tcW w:type="dxa" w:w="1633"/>
             <w:vAlign w:val="center"/>
             <w:tcBorders>
-              <w:left w:val="single" w:sz="6" w:space="0" w:color="auto"/>
-              <w:right w:val="single" w:sz="6" w:space="0" w:color="auto"/>
-              <w:insideH w:val="single" w:sz="6" w:space="0" w:color="auto"/>
-              <w:insideV w:val="single" w:sz="6" w:space="0" w:color="auto"/>
-              <w:top w:val="single" w:sz="6" w:space="0" w:color="auto"/>
-              <w:bottom w:val="single" w:sz="6" w:space="0" w:color="auto"/>
+              <w:left w:val="single" w:sz="4" w:space="0" w:color="auto"/>
+              <w:right w:val="nil"/>
+              <w:insideH w:val="single" w:sz="6" w:space="0" w:color="auto"/>
+              <w:insideV w:val="single" w:sz="6" w:space="0" w:color="auto"/>
+              <w:top w:val="single" w:sz="4" w:space="0" w:color="auto"/>
+              <w:bottom w:val="single" w:sz="4" w:space="0" w:color="auto"/>
+              <w:start w:val="single" w:sz="4" w:space="0" w:color="auto"/>
+              <w:end w:val="nil"/>
             </w:tcBorders>
           </w:tcPr>
           <w:p>
@@ -2952,12 +2973,14 @@
             <w:tcW w:type="dxa" w:w="1633"/>
             <w:vAlign w:val="center"/>
             <w:tcBorders>
-              <w:left w:val="single" w:sz="6" w:space="0" w:color="auto"/>
-              <w:right w:val="single" w:sz="6" w:space="0" w:color="auto"/>
-              <w:insideH w:val="single" w:sz="6" w:space="0" w:color="auto"/>
-              <w:insideV w:val="single" w:sz="6" w:space="0" w:color="auto"/>
-              <w:top w:val="single" w:sz="6" w:space="0" w:color="auto"/>
-              <w:bottom w:val="single" w:sz="6" w:space="0" w:color="auto"/>
+              <w:left w:val="nil"/>
+              <w:right w:val="single" w:sz="4" w:space="0" w:color="auto"/>
+              <w:insideH w:val="single" w:sz="6" w:space="0" w:color="auto"/>
+              <w:insideV w:val="single" w:sz="6" w:space="0" w:color="auto"/>
+              <w:top w:val="single" w:sz="4" w:space="0" w:color="auto"/>
+              <w:bottom w:val="single" w:sz="4" w:space="0" w:color="auto"/>
+              <w:start w:val="nil"/>
+              <w:end w:val="single" w:sz="4" w:space="0" w:color="auto"/>
             </w:tcBorders>
           </w:tcPr>
           <w:p>
@@ -2988,12 +3011,14 @@
             <w:tcW w:type="dxa" w:w="1633"/>
             <w:vAlign w:val="center"/>
             <w:tcBorders>
-              <w:left w:val="single" w:sz="6" w:space="0" w:color="auto"/>
-              <w:right w:val="single" w:sz="6" w:space="0" w:color="auto"/>
-              <w:insideH w:val="single" w:sz="6" w:space="0" w:color="auto"/>
-              <w:insideV w:val="single" w:sz="6" w:space="0" w:color="auto"/>
-              <w:top w:val="single" w:sz="6" w:space="0" w:color="auto"/>
-              <w:bottom w:val="single" w:sz="6" w:space="0" w:color="auto"/>
+              <w:left w:val="single" w:sz="4" w:space="0" w:color="auto"/>
+              <w:right w:val="single" w:sz="4" w:space="0" w:color="auto"/>
+              <w:insideH w:val="single" w:sz="6" w:space="0" w:color="auto"/>
+              <w:insideV w:val="single" w:sz="6" w:space="0" w:color="auto"/>
+              <w:top w:val="single" w:sz="4" w:space="0" w:color="auto"/>
+              <w:bottom w:val="single" w:sz="4" w:space="0" w:color="auto"/>
+              <w:start w:val="single" w:sz="4" w:space="0" w:color="auto"/>
+              <w:end w:val="single" w:sz="4" w:space="0" w:color="auto"/>
             </w:tcBorders>
           </w:tcPr>
           <w:p>
@@ -3024,12 +3049,14 @@
             <w:tcW w:type="dxa" w:w="1633"/>
             <w:vAlign w:val="center"/>
             <w:tcBorders>
-              <w:left w:val="single" w:sz="6" w:space="0" w:color="auto"/>
-              <w:right w:val="single" w:sz="6" w:space="0" w:color="auto"/>
-              <w:insideH w:val="single" w:sz="6" w:space="0" w:color="auto"/>
-              <w:insideV w:val="single" w:sz="6" w:space="0" w:color="auto"/>
-              <w:top w:val="single" w:sz="6" w:space="0" w:color="auto"/>
-              <w:bottom w:val="single" w:sz="6" w:space="0" w:color="auto"/>
+              <w:left w:val="single" w:sz="4" w:space="0" w:color="auto"/>
+              <w:right w:val="single" w:sz="4" w:space="0" w:color="auto"/>
+              <w:insideH w:val="single" w:sz="6" w:space="0" w:color="auto"/>
+              <w:insideV w:val="single" w:sz="6" w:space="0" w:color="auto"/>
+              <w:top w:val="single" w:sz="4" w:space="0" w:color="auto"/>
+              <w:bottom w:val="single" w:sz="4" w:space="0" w:color="auto"/>
+              <w:start w:val="single" w:sz="4" w:space="0" w:color="auto"/>
+              <w:end w:val="single" w:sz="4" w:space="0" w:color="auto"/>
             </w:tcBorders>
           </w:tcPr>
           <w:p>
@@ -3060,12 +3087,14 @@
             <w:tcW w:type="dxa" w:w="1633"/>
             <w:vAlign w:val="center"/>
             <w:tcBorders>
-              <w:left w:val="single" w:sz="6" w:space="0" w:color="auto"/>
-              <w:right w:val="single" w:sz="6" w:space="0" w:color="auto"/>
-              <w:insideH w:val="single" w:sz="6" w:space="0" w:color="auto"/>
-              <w:insideV w:val="single" w:sz="6" w:space="0" w:color="auto"/>
-              <w:top w:val="single" w:sz="6" w:space="0" w:color="auto"/>
-              <w:bottom w:val="single" w:sz="6" w:space="0" w:color="auto"/>
+              <w:left w:val="single" w:sz="4" w:space="0" w:color="auto"/>
+              <w:right w:val="single" w:sz="4" w:space="0" w:color="auto"/>
+              <w:insideH w:val="single" w:sz="6" w:space="0" w:color="auto"/>
+              <w:insideV w:val="single" w:sz="6" w:space="0" w:color="auto"/>
+              <w:top w:val="single" w:sz="4" w:space="0" w:color="auto"/>
+              <w:bottom w:val="single" w:sz="4" w:space="0" w:color="auto"/>
+              <w:start w:val="single" w:sz="4" w:space="0" w:color="auto"/>
+              <w:end w:val="single" w:sz="4" w:space="0" w:color="auto"/>
             </w:tcBorders>
           </w:tcPr>
           <w:p>
@@ -3096,12 +3125,14 @@
             <w:tcW w:type="dxa" w:w="1633"/>
             <w:vAlign w:val="center"/>
             <w:tcBorders>
-              <w:left w:val="single" w:sz="6" w:space="0" w:color="auto"/>
-              <w:right w:val="single" w:sz="6" w:space="0" w:color="auto"/>
-              <w:insideH w:val="single" w:sz="6" w:space="0" w:color="auto"/>
-              <w:insideV w:val="single" w:sz="6" w:space="0" w:color="auto"/>
-              <w:top w:val="single" w:sz="6" w:space="0" w:color="auto"/>
-              <w:bottom w:val="single" w:sz="6" w:space="0" w:color="auto"/>
+              <w:left w:val="single" w:sz="4" w:space="0" w:color="auto"/>
+              <w:right w:val="nil"/>
+              <w:insideH w:val="single" w:sz="6" w:space="0" w:color="auto"/>
+              <w:insideV w:val="single" w:sz="6" w:space="0" w:color="auto"/>
+              <w:top w:val="single" w:sz="4" w:space="0" w:color="auto"/>
+              <w:bottom w:val="single" w:sz="4" w:space="0" w:color="auto"/>
+              <w:start w:val="single" w:sz="4" w:space="0" w:color="auto"/>
+              <w:end w:val="nil"/>
             </w:tcBorders>
           </w:tcPr>
           <w:p>
@@ -3134,12 +3165,14 @@
             <w:tcW w:type="dxa" w:w="1633"/>
             <w:vAlign w:val="center"/>
             <w:tcBorders>
-              <w:left w:val="single" w:sz="6" w:space="0" w:color="auto"/>
-              <w:right w:val="single" w:sz="6" w:space="0" w:color="auto"/>
-              <w:insideH w:val="single" w:sz="6" w:space="0" w:color="auto"/>
-              <w:insideV w:val="single" w:sz="6" w:space="0" w:color="auto"/>
-              <w:top w:val="single" w:sz="6" w:space="0" w:color="auto"/>
-              <w:bottom w:val="single" w:sz="12" w:space="0" w:color="auto"/>
+              <w:left w:val="nil"/>
+              <w:right w:val="single" w:sz="4" w:space="0" w:color="auto"/>
+              <w:insideH w:val="single" w:sz="6" w:space="0" w:color="auto"/>
+              <w:insideV w:val="single" w:sz="6" w:space="0" w:color="auto"/>
+              <w:top w:val="single" w:sz="4" w:space="0" w:color="auto"/>
+              <w:bottom w:val="single" w:sz="4" w:space="0" w:color="auto"/>
+              <w:start w:val="nil"/>
+              <w:end w:val="single" w:sz="4" w:space="0" w:color="auto"/>
             </w:tcBorders>
           </w:tcPr>
           <w:p>
@@ -3170,12 +3203,14 @@
             <w:tcW w:type="dxa" w:w="1633"/>
             <w:vAlign w:val="center"/>
             <w:tcBorders>
-              <w:left w:val="single" w:sz="6" w:space="0" w:color="auto"/>
-              <w:right w:val="single" w:sz="6" w:space="0" w:color="auto"/>
-              <w:insideH w:val="single" w:sz="6" w:space="0" w:color="auto"/>
-              <w:insideV w:val="single" w:sz="6" w:space="0" w:color="auto"/>
-              <w:top w:val="single" w:sz="6" w:space="0" w:color="auto"/>
-              <w:bottom w:val="single" w:sz="12" w:space="0" w:color="auto"/>
+              <w:left w:val="single" w:sz="4" w:space="0" w:color="auto"/>
+              <w:right w:val="single" w:sz="4" w:space="0" w:color="auto"/>
+              <w:insideH w:val="single" w:sz="6" w:space="0" w:color="auto"/>
+              <w:insideV w:val="single" w:sz="6" w:space="0" w:color="auto"/>
+              <w:top w:val="single" w:sz="4" w:space="0" w:color="auto"/>
+              <w:bottom w:val="single" w:sz="4" w:space="0" w:color="auto"/>
+              <w:start w:val="single" w:sz="4" w:space="0" w:color="auto"/>
+              <w:end w:val="single" w:sz="4" w:space="0" w:color="auto"/>
             </w:tcBorders>
           </w:tcPr>
           <w:p>
@@ -3206,12 +3241,14 @@
             <w:tcW w:type="dxa" w:w="1633"/>
             <w:vAlign w:val="center"/>
             <w:tcBorders>
-              <w:left w:val="single" w:sz="6" w:space="0" w:color="auto"/>
-              <w:right w:val="single" w:sz="6" w:space="0" w:color="auto"/>
-              <w:insideH w:val="single" w:sz="6" w:space="0" w:color="auto"/>
-              <w:insideV w:val="single" w:sz="6" w:space="0" w:color="auto"/>
-              <w:top w:val="single" w:sz="6" w:space="0" w:color="auto"/>
-              <w:bottom w:val="single" w:sz="12" w:space="0" w:color="auto"/>
+              <w:left w:val="single" w:sz="4" w:space="0" w:color="auto"/>
+              <w:right w:val="single" w:sz="4" w:space="0" w:color="auto"/>
+              <w:insideH w:val="single" w:sz="6" w:space="0" w:color="auto"/>
+              <w:insideV w:val="single" w:sz="6" w:space="0" w:color="auto"/>
+              <w:top w:val="single" w:sz="4" w:space="0" w:color="auto"/>
+              <w:bottom w:val="single" w:sz="4" w:space="0" w:color="auto"/>
+              <w:start w:val="single" w:sz="4" w:space="0" w:color="auto"/>
+              <w:end w:val="single" w:sz="4" w:space="0" w:color="auto"/>
             </w:tcBorders>
           </w:tcPr>
           <w:p>
@@ -3242,12 +3279,14 @@
             <w:tcW w:type="dxa" w:w="1633"/>
             <w:vAlign w:val="center"/>
             <w:tcBorders>
-              <w:left w:val="single" w:sz="6" w:space="0" w:color="auto"/>
-              <w:right w:val="single" w:sz="6" w:space="0" w:color="auto"/>
-              <w:insideH w:val="single" w:sz="6" w:space="0" w:color="auto"/>
-              <w:insideV w:val="single" w:sz="6" w:space="0" w:color="auto"/>
-              <w:top w:val="single" w:sz="6" w:space="0" w:color="auto"/>
-              <w:bottom w:val="single" w:sz="12" w:space="0" w:color="auto"/>
+              <w:left w:val="single" w:sz="4" w:space="0" w:color="auto"/>
+              <w:right w:val="single" w:sz="4" w:space="0" w:color="auto"/>
+              <w:insideH w:val="single" w:sz="6" w:space="0" w:color="auto"/>
+              <w:insideV w:val="single" w:sz="6" w:space="0" w:color="auto"/>
+              <w:top w:val="single" w:sz="4" w:space="0" w:color="auto"/>
+              <w:bottom w:val="single" w:sz="4" w:space="0" w:color="auto"/>
+              <w:start w:val="single" w:sz="4" w:space="0" w:color="auto"/>
+              <w:end w:val="single" w:sz="4" w:space="0" w:color="auto"/>
             </w:tcBorders>
           </w:tcPr>
           <w:p>
@@ -3278,12 +3317,14 @@
             <w:tcW w:type="dxa" w:w="1633"/>
             <w:vAlign w:val="center"/>
             <w:tcBorders>
-              <w:left w:val="single" w:sz="6" w:space="0" w:color="auto"/>
-              <w:right w:val="single" w:sz="6" w:space="0" w:color="auto"/>
-              <w:insideH w:val="single" w:sz="6" w:space="0" w:color="auto"/>
-              <w:insideV w:val="single" w:sz="6" w:space="0" w:color="auto"/>
-              <w:top w:val="single" w:sz="6" w:space="0" w:color="auto"/>
-              <w:bottom w:val="single" w:sz="12" w:space="0" w:color="auto"/>
+              <w:left w:val="single" w:sz="4" w:space="0" w:color="auto"/>
+              <w:right w:val="nil"/>
+              <w:insideH w:val="single" w:sz="6" w:space="0" w:color="auto"/>
+              <w:insideV w:val="single" w:sz="6" w:space="0" w:color="auto"/>
+              <w:top w:val="single" w:sz="4" w:space="0" w:color="auto"/>
+              <w:bottom w:val="single" w:sz="4" w:space="0" w:color="auto"/>
+              <w:start w:val="single" w:sz="4" w:space="0" w:color="auto"/>
+              <w:end w:val="nil"/>
             </w:tcBorders>
           </w:tcPr>
           <w:p>
@@ -3424,16 +3465,17 @@
     </w:p>
     <w:tbl>
       <w:tblPr>
-        <w:tblStyle w:val="af6"/>
         <w:tblW w:type="auto" w:w="0"/>
         <w:tblLook w:firstColumn="1" w:firstRow="1" w:lastColumn="0" w:lastRow="0" w:noHBand="0" w:noVBand="1" w:val="04A0"/>
         <w:tblBorders>
           <w:top w:val="single" w:sz="12" w:space="0" w:color="auto"/>
-          <w:left w:val="single" w:sz="6" w:space="0" w:color="auto"/>
+          <w:left w:val="nil"/>
           <w:bottom w:val="single" w:sz="12" w:space="0" w:color="auto"/>
-          <w:right w:val="single" w:sz="6" w:space="0" w:color="auto"/>
+          <w:right w:val="nil"/>
           <w:insideH w:val="single" w:sz="6" w:space="0" w:color="auto"/>
           <w:insideV w:val="single" w:sz="6" w:space="0" w:color="auto"/>
+          <w:start w:val="nil"/>
+          <w:end w:val="nil"/>
         </w:tblBorders>
       </w:tblPr>
       <w:tblGrid>
@@ -3447,12 +3489,14 @@
             <w:tcW w:type="dxa" w:w="2722"/>
             <w:vAlign w:val="center"/>
             <w:tcBorders>
-              <w:left w:val="single" w:sz="6" w:space="0" w:color="auto"/>
-              <w:top w:val="single" w:sz="12" w:space="0" w:color="auto"/>
-              <w:bottom w:val="single" w:sz="6" w:space="0" w:color="auto"/>
-              <w:right w:val="single" w:sz="6" w:space="0" w:color="auto"/>
-              <w:insideH w:val="single" w:sz="6" w:space="0" w:color="auto"/>
-              <w:insideV w:val="single" w:sz="6" w:space="0" w:color="auto"/>
+              <w:left w:val="nil"/>
+              <w:top w:val="single" w:sz="4" w:space="0" w:color="auto"/>
+              <w:bottom w:val="single" w:sz="4" w:space="0" w:color="auto"/>
+              <w:right w:val="single" w:sz="4" w:space="0" w:color="auto"/>
+              <w:insideH w:val="single" w:sz="6" w:space="0" w:color="auto"/>
+              <w:insideV w:val="single" w:sz="6" w:space="0" w:color="auto"/>
+              <w:start w:val="nil"/>
+              <w:end w:val="single" w:sz="4" w:space="0" w:color="auto"/>
             </w:tcBorders>
           </w:tcPr>
           <w:p>
@@ -3484,12 +3528,14 @@
             <w:gridSpan w:val="2"/>
             <w:vAlign w:val="center"/>
             <w:tcBorders>
-              <w:right w:val="single" w:sz="6" w:space="0" w:color="auto"/>
-              <w:top w:val="single" w:sz="12" w:space="0" w:color="auto"/>
-              <w:bottom w:val="single" w:sz="6" w:space="0" w:color="auto"/>
-              <w:left w:val="single" w:sz="6" w:space="0" w:color="auto"/>
-              <w:insideH w:val="single" w:sz="6" w:space="0" w:color="auto"/>
-              <w:insideV w:val="single" w:sz="6" w:space="0" w:color="auto"/>
+              <w:right w:val="nil"/>
+              <w:top w:val="single" w:sz="4" w:space="0" w:color="auto"/>
+              <w:bottom w:val="single" w:sz="4" w:space="0" w:color="auto"/>
+              <w:left w:val="single" w:sz="4" w:space="0" w:color="auto"/>
+              <w:insideH w:val="single" w:sz="6" w:space="0" w:color="auto"/>
+              <w:insideV w:val="single" w:sz="6" w:space="0" w:color="auto"/>
+              <w:start w:val="single" w:sz="4" w:space="0" w:color="auto"/>
+              <w:end w:val="nil"/>
             </w:tcBorders>
           </w:tcPr>
           <w:p>
@@ -3522,12 +3568,14 @@
             <w:tcW w:type="dxa" w:w="2722"/>
             <w:vAlign w:val="center"/>
             <w:tcBorders>
-              <w:left w:val="single" w:sz="6" w:space="0" w:color="auto"/>
-              <w:top w:val="single" w:sz="6" w:space="0" w:color="auto"/>
-              <w:bottom w:val="single" w:sz="6" w:space="0" w:color="auto"/>
-              <w:right w:val="single" w:sz="6" w:space="0" w:color="auto"/>
-              <w:insideH w:val="single" w:sz="6" w:space="0" w:color="auto"/>
-              <w:insideV w:val="single" w:sz="6" w:space="0" w:color="auto"/>
+              <w:left w:val="nil"/>
+              <w:top w:val="single" w:sz="4" w:space="0" w:color="auto"/>
+              <w:bottom w:val="single" w:sz="4" w:space="0" w:color="auto"/>
+              <w:right w:val="single" w:sz="4" w:space="0" w:color="auto"/>
+              <w:insideH w:val="single" w:sz="6" w:space="0" w:color="auto"/>
+              <w:insideV w:val="single" w:sz="6" w:space="0" w:color="auto"/>
+              <w:start w:val="nil"/>
+              <w:end w:val="single" w:sz="4" w:space="0" w:color="auto"/>
             </w:tcBorders>
           </w:tcPr>
           <w:p>
@@ -3559,12 +3607,14 @@
             <w:gridSpan w:val="2"/>
             <w:vAlign w:val="center"/>
             <w:tcBorders>
-              <w:right w:val="single" w:sz="6" w:space="0" w:color="auto"/>
-              <w:top w:val="single" w:sz="6" w:space="0" w:color="auto"/>
-              <w:bottom w:val="single" w:sz="6" w:space="0" w:color="auto"/>
-              <w:left w:val="single" w:sz="6" w:space="0" w:color="auto"/>
-              <w:insideH w:val="single" w:sz="6" w:space="0" w:color="auto"/>
-              <w:insideV w:val="single" w:sz="6" w:space="0" w:color="auto"/>
+              <w:right w:val="nil"/>
+              <w:top w:val="single" w:sz="4" w:space="0" w:color="auto"/>
+              <w:bottom w:val="single" w:sz="4" w:space="0" w:color="auto"/>
+              <w:left w:val="single" w:sz="4" w:space="0" w:color="auto"/>
+              <w:insideH w:val="single" w:sz="6" w:space="0" w:color="auto"/>
+              <w:insideV w:val="single" w:sz="6" w:space="0" w:color="auto"/>
+              <w:start w:val="single" w:sz="4" w:space="0" w:color="auto"/>
+              <w:end w:val="nil"/>
             </w:tcBorders>
           </w:tcPr>
           <w:p>
@@ -3597,12 +3647,14 @@
             <w:tcW w:type="dxa" w:w="2722"/>
             <w:vAlign w:val="center"/>
             <w:tcBorders>
-              <w:left w:val="single" w:sz="6" w:space="0" w:color="auto"/>
-              <w:top w:val="single" w:sz="6" w:space="0" w:color="auto"/>
-              <w:bottom w:val="single" w:sz="6" w:space="0" w:color="auto"/>
-              <w:right w:val="single" w:sz="6" w:space="0" w:color="auto"/>
-              <w:insideH w:val="single" w:sz="6" w:space="0" w:color="auto"/>
-              <w:insideV w:val="single" w:sz="6" w:space="0" w:color="auto"/>
+              <w:left w:val="nil"/>
+              <w:top w:val="single" w:sz="4" w:space="0" w:color="auto"/>
+              <w:bottom w:val="single" w:sz="4" w:space="0" w:color="auto"/>
+              <w:right w:val="single" w:sz="4" w:space="0" w:color="auto"/>
+              <w:insideH w:val="single" w:sz="6" w:space="0" w:color="auto"/>
+              <w:insideV w:val="single" w:sz="6" w:space="0" w:color="auto"/>
+              <w:start w:val="nil"/>
+              <w:end w:val="single" w:sz="4" w:space="0" w:color="auto"/>
             </w:tcBorders>
           </w:tcPr>
           <w:p>
@@ -3634,12 +3686,14 @@
             <w:gridSpan w:val="2"/>
             <w:vAlign w:val="center"/>
             <w:tcBorders>
-              <w:right w:val="single" w:sz="6" w:space="0" w:color="auto"/>
-              <w:top w:val="single" w:sz="6" w:space="0" w:color="auto"/>
-              <w:bottom w:val="single" w:sz="6" w:space="0" w:color="auto"/>
-              <w:left w:val="single" w:sz="6" w:space="0" w:color="auto"/>
-              <w:insideH w:val="single" w:sz="6" w:space="0" w:color="auto"/>
-              <w:insideV w:val="single" w:sz="6" w:space="0" w:color="auto"/>
+              <w:right w:val="nil"/>
+              <w:top w:val="single" w:sz="4" w:space="0" w:color="auto"/>
+              <w:bottom w:val="single" w:sz="4" w:space="0" w:color="auto"/>
+              <w:left w:val="single" w:sz="4" w:space="0" w:color="auto"/>
+              <w:insideH w:val="single" w:sz="6" w:space="0" w:color="auto"/>
+              <w:insideV w:val="single" w:sz="6" w:space="0" w:color="auto"/>
+              <w:start w:val="single" w:sz="4" w:space="0" w:color="auto"/>
+              <w:end w:val="nil"/>
             </w:tcBorders>
           </w:tcPr>
           <w:p>
@@ -3672,12 +3726,14 @@
             <w:tcW w:type="dxa" w:w="2722"/>
             <w:vAlign w:val="center"/>
             <w:tcBorders>
-              <w:left w:val="single" w:sz="6" w:space="0" w:color="auto"/>
-              <w:top w:val="single" w:sz="6" w:space="0" w:color="auto"/>
-              <w:bottom w:val="single" w:sz="6" w:space="0" w:color="auto"/>
-              <w:right w:val="single" w:sz="6" w:space="0" w:color="auto"/>
-              <w:insideH w:val="single" w:sz="6" w:space="0" w:color="auto"/>
-              <w:insideV w:val="single" w:sz="6" w:space="0" w:color="auto"/>
+              <w:left w:val="nil"/>
+              <w:top w:val="single" w:sz="4" w:space="0" w:color="auto"/>
+              <w:bottom w:val="single" w:sz="4" w:space="0" w:color="auto"/>
+              <w:right w:val="single" w:sz="4" w:space="0" w:color="auto"/>
+              <w:insideH w:val="single" w:sz="6" w:space="0" w:color="auto"/>
+              <w:insideV w:val="single" w:sz="6" w:space="0" w:color="auto"/>
+              <w:start w:val="nil"/>
+              <w:end w:val="single" w:sz="4" w:space="0" w:color="auto"/>
             </w:tcBorders>
           </w:tcPr>
           <w:p>
@@ -3709,12 +3765,14 @@
             <w:gridSpan w:val="2"/>
             <w:vAlign w:val="center"/>
             <w:tcBorders>
-              <w:right w:val="single" w:sz="6" w:space="0" w:color="auto"/>
-              <w:top w:val="single" w:sz="6" w:space="0" w:color="auto"/>
-              <w:bottom w:val="single" w:sz="6" w:space="0" w:color="auto"/>
-              <w:left w:val="single" w:sz="6" w:space="0" w:color="auto"/>
-              <w:insideH w:val="single" w:sz="6" w:space="0" w:color="auto"/>
-              <w:insideV w:val="single" w:sz="6" w:space="0" w:color="auto"/>
+              <w:right w:val="nil"/>
+              <w:top w:val="single" w:sz="4" w:space="0" w:color="auto"/>
+              <w:bottom w:val="single" w:sz="4" w:space="0" w:color="auto"/>
+              <w:left w:val="single" w:sz="4" w:space="0" w:color="auto"/>
+              <w:insideH w:val="single" w:sz="6" w:space="0" w:color="auto"/>
+              <w:insideV w:val="single" w:sz="6" w:space="0" w:color="auto"/>
+              <w:start w:val="single" w:sz="4" w:space="0" w:color="auto"/>
+              <w:end w:val="nil"/>
             </w:tcBorders>
           </w:tcPr>
           <w:p>
@@ -3747,12 +3805,14 @@
             <w:tcW w:type="dxa" w:w="2722"/>
             <w:vAlign w:val="center"/>
             <w:tcBorders>
-              <w:left w:val="single" w:sz="6" w:space="0" w:color="auto"/>
-              <w:top w:val="single" w:sz="6" w:space="0" w:color="auto"/>
-              <w:bottom w:val="single" w:sz="6" w:space="0" w:color="auto"/>
-              <w:right w:val="single" w:sz="6" w:space="0" w:color="auto"/>
-              <w:insideH w:val="single" w:sz="6" w:space="0" w:color="auto"/>
-              <w:insideV w:val="single" w:sz="6" w:space="0" w:color="auto"/>
+              <w:left w:val="nil"/>
+              <w:top w:val="single" w:sz="4" w:space="0" w:color="auto"/>
+              <w:bottom w:val="single" w:sz="4" w:space="0" w:color="auto"/>
+              <w:right w:val="single" w:sz="4" w:space="0" w:color="auto"/>
+              <w:insideH w:val="single" w:sz="6" w:space="0" w:color="auto"/>
+              <w:insideV w:val="single" w:sz="6" w:space="0" w:color="auto"/>
+              <w:start w:val="nil"/>
+              <w:end w:val="single" w:sz="4" w:space="0" w:color="auto"/>
             </w:tcBorders>
           </w:tcPr>
           <w:p>
@@ -3784,12 +3844,14 @@
             <w:gridSpan w:val="2"/>
             <w:vAlign w:val="center"/>
             <w:tcBorders>
-              <w:right w:val="single" w:sz="6" w:space="0" w:color="auto"/>
-              <w:top w:val="single" w:sz="6" w:space="0" w:color="auto"/>
-              <w:bottom w:val="single" w:sz="6" w:space="0" w:color="auto"/>
-              <w:left w:val="single" w:sz="6" w:space="0" w:color="auto"/>
-              <w:insideH w:val="single" w:sz="6" w:space="0" w:color="auto"/>
-              <w:insideV w:val="single" w:sz="6" w:space="0" w:color="auto"/>
+              <w:right w:val="nil"/>
+              <w:top w:val="single" w:sz="4" w:space="0" w:color="auto"/>
+              <w:bottom w:val="single" w:sz="4" w:space="0" w:color="auto"/>
+              <w:left w:val="single" w:sz="4" w:space="0" w:color="auto"/>
+              <w:insideH w:val="single" w:sz="6" w:space="0" w:color="auto"/>
+              <w:insideV w:val="single" w:sz="6" w:space="0" w:color="auto"/>
+              <w:start w:val="single" w:sz="4" w:space="0" w:color="auto"/>
+              <w:end w:val="nil"/>
             </w:tcBorders>
           </w:tcPr>
           <w:p>
@@ -3822,12 +3884,14 @@
             <w:tcW w:type="dxa" w:w="2722"/>
             <w:vAlign w:val="center"/>
             <w:tcBorders>
-              <w:left w:val="single" w:sz="6" w:space="0" w:color="auto"/>
-              <w:top w:val="single" w:sz="6" w:space="0" w:color="auto"/>
-              <w:bottom w:val="single" w:sz="6" w:space="0" w:color="auto"/>
-              <w:right w:val="single" w:sz="6" w:space="0" w:color="auto"/>
-              <w:insideH w:val="single" w:sz="6" w:space="0" w:color="auto"/>
-              <w:insideV w:val="single" w:sz="6" w:space="0" w:color="auto"/>
+              <w:left w:val="nil"/>
+              <w:top w:val="single" w:sz="4" w:space="0" w:color="auto"/>
+              <w:bottom w:val="single" w:sz="4" w:space="0" w:color="auto"/>
+              <w:right w:val="single" w:sz="4" w:space="0" w:color="auto"/>
+              <w:insideH w:val="single" w:sz="6" w:space="0" w:color="auto"/>
+              <w:insideV w:val="single" w:sz="6" w:space="0" w:color="auto"/>
+              <w:start w:val="nil"/>
+              <w:end w:val="single" w:sz="4" w:space="0" w:color="auto"/>
             </w:tcBorders>
           </w:tcPr>
           <w:p>
@@ -3859,12 +3923,14 @@
             <w:gridSpan w:val="2"/>
             <w:vAlign w:val="center"/>
             <w:tcBorders>
-              <w:right w:val="single" w:sz="6" w:space="0" w:color="auto"/>
-              <w:top w:val="single" w:sz="6" w:space="0" w:color="auto"/>
-              <w:bottom w:val="single" w:sz="6" w:space="0" w:color="auto"/>
-              <w:left w:val="single" w:sz="6" w:space="0" w:color="auto"/>
-              <w:insideH w:val="single" w:sz="6" w:space="0" w:color="auto"/>
-              <w:insideV w:val="single" w:sz="6" w:space="0" w:color="auto"/>
+              <w:right w:val="nil"/>
+              <w:top w:val="single" w:sz="4" w:space="0" w:color="auto"/>
+              <w:bottom w:val="single" w:sz="4" w:space="0" w:color="auto"/>
+              <w:left w:val="single" w:sz="4" w:space="0" w:color="auto"/>
+              <w:insideH w:val="single" w:sz="6" w:space="0" w:color="auto"/>
+              <w:insideV w:val="single" w:sz="6" w:space="0" w:color="auto"/>
+              <w:start w:val="single" w:sz="4" w:space="0" w:color="auto"/>
+              <w:end w:val="nil"/>
             </w:tcBorders>
           </w:tcPr>
           <w:p>
@@ -3898,12 +3964,14 @@
             <w:vMerge w:val="restart"/>
             <w:vAlign w:val="center"/>
             <w:tcBorders>
-              <w:left w:val="single" w:sz="6" w:space="0" w:color="auto"/>
-              <w:top w:val="single" w:sz="6" w:space="0" w:color="auto"/>
-              <w:bottom w:val="single" w:sz="6" w:space="0" w:color="auto"/>
-              <w:right w:val="single" w:sz="6" w:space="0" w:color="auto"/>
-              <w:insideH w:val="single" w:sz="6" w:space="0" w:color="auto"/>
-              <w:insideV w:val="single" w:sz="6" w:space="0" w:color="auto"/>
+              <w:left w:val="nil"/>
+              <w:top w:val="single" w:sz="4" w:space="0" w:color="auto"/>
+              <w:bottom w:val="single" w:sz="4" w:space="0" w:color="auto"/>
+              <w:right w:val="single" w:sz="4" w:space="0" w:color="auto"/>
+              <w:insideH w:val="single" w:sz="6" w:space="0" w:color="auto"/>
+              <w:insideV w:val="single" w:sz="6" w:space="0" w:color="auto"/>
+              <w:start w:val="nil"/>
+              <w:end w:val="single" w:sz="4" w:space="0" w:color="auto"/>
             </w:tcBorders>
           </w:tcPr>
           <w:p>
@@ -3934,12 +4002,14 @@
             <w:tcW w:type="dxa" w:w="2722"/>
             <w:vAlign w:val="center"/>
             <w:tcBorders>
-              <w:top w:val="single" w:sz="6" w:space="0" w:color="auto"/>
-              <w:bottom w:val="single" w:sz="6" w:space="0" w:color="auto"/>
-              <w:left w:val="single" w:sz="6" w:space="0" w:color="auto"/>
-              <w:right w:val="single" w:sz="6" w:space="0" w:color="auto"/>
-              <w:insideH w:val="single" w:sz="6" w:space="0" w:color="auto"/>
-              <w:insideV w:val="single" w:sz="6" w:space="0" w:color="auto"/>
+              <w:top w:val="single" w:sz="4" w:space="0" w:color="auto"/>
+              <w:bottom w:val="single" w:sz="4" w:space="0" w:color="auto"/>
+              <w:left w:val="single" w:sz="4" w:space="0" w:color="auto"/>
+              <w:right w:val="single" w:sz="4" w:space="0" w:color="auto"/>
+              <w:insideH w:val="single" w:sz="6" w:space="0" w:color="auto"/>
+              <w:insideV w:val="single" w:sz="6" w:space="0" w:color="auto"/>
+              <w:start w:val="single" w:sz="4" w:space="0" w:color="auto"/>
+              <w:end w:val="single" w:sz="4" w:space="0" w:color="auto"/>
             </w:tcBorders>
           </w:tcPr>
           <w:p>
@@ -3970,12 +4040,14 @@
             <w:tcW w:type="dxa" w:w="2722"/>
             <w:vAlign w:val="center"/>
             <w:tcBorders>
-              <w:right w:val="single" w:sz="6" w:space="0" w:color="auto"/>
-              <w:top w:val="single" w:sz="6" w:space="0" w:color="auto"/>
-              <w:bottom w:val="single" w:sz="6" w:space="0" w:color="auto"/>
-              <w:left w:val="single" w:sz="6" w:space="0" w:color="auto"/>
-              <w:insideH w:val="single" w:sz="6" w:space="0" w:color="auto"/>
-              <w:insideV w:val="single" w:sz="6" w:space="0" w:color="auto"/>
+              <w:right w:val="nil"/>
+              <w:top w:val="single" w:sz="4" w:space="0" w:color="auto"/>
+              <w:bottom w:val="single" w:sz="4" w:space="0" w:color="auto"/>
+              <w:left w:val="single" w:sz="4" w:space="0" w:color="auto"/>
+              <w:insideH w:val="single" w:sz="6" w:space="0" w:color="auto"/>
+              <w:insideV w:val="single" w:sz="6" w:space="0" w:color="auto"/>
+              <w:start w:val="single" w:sz="4" w:space="0" w:color="auto"/>
+              <w:end w:val="nil"/>
             </w:tcBorders>
           </w:tcPr>
           <w:p>
@@ -4015,12 +4087,14 @@
             <w:tcW w:type="dxa" w:w="2722"/>
             <w:vAlign w:val="center"/>
             <w:tcBorders>
-              <w:top w:val="single" w:sz="6" w:space="0" w:color="auto"/>
-              <w:bottom w:val="single" w:sz="6" w:space="0" w:color="auto"/>
-              <w:left w:val="single" w:sz="6" w:space="0" w:color="auto"/>
-              <w:right w:val="single" w:sz="6" w:space="0" w:color="auto"/>
-              <w:insideH w:val="single" w:sz="6" w:space="0" w:color="auto"/>
-              <w:insideV w:val="single" w:sz="6" w:space="0" w:color="auto"/>
+              <w:top w:val="single" w:sz="4" w:space="0" w:color="auto"/>
+              <w:bottom w:val="single" w:sz="4" w:space="0" w:color="auto"/>
+              <w:left w:val="single" w:sz="4" w:space="0" w:color="auto"/>
+              <w:right w:val="single" w:sz="4" w:space="0" w:color="auto"/>
+              <w:insideH w:val="single" w:sz="6" w:space="0" w:color="auto"/>
+              <w:insideV w:val="single" w:sz="6" w:space="0" w:color="auto"/>
+              <w:start w:val="single" w:sz="4" w:space="0" w:color="auto"/>
+              <w:end w:val="single" w:sz="4" w:space="0" w:color="auto"/>
             </w:tcBorders>
           </w:tcPr>
           <w:p>
@@ -4051,12 +4125,14 @@
             <w:tcW w:type="dxa" w:w="2722"/>
             <w:vAlign w:val="center"/>
             <w:tcBorders>
-              <w:right w:val="single" w:sz="6" w:space="0" w:color="auto"/>
-              <w:top w:val="single" w:sz="6" w:space="0" w:color="auto"/>
-              <w:bottom w:val="single" w:sz="6" w:space="0" w:color="auto"/>
-              <w:left w:val="single" w:sz="6" w:space="0" w:color="auto"/>
-              <w:insideH w:val="single" w:sz="6" w:space="0" w:color="auto"/>
-              <w:insideV w:val="single" w:sz="6" w:space="0" w:color="auto"/>
+              <w:right w:val="nil"/>
+              <w:top w:val="single" w:sz="4" w:space="0" w:color="auto"/>
+              <w:bottom w:val="single" w:sz="4" w:space="0" w:color="auto"/>
+              <w:left w:val="single" w:sz="4" w:space="0" w:color="auto"/>
+              <w:insideH w:val="single" w:sz="6" w:space="0" w:color="auto"/>
+              <w:insideV w:val="single" w:sz="6" w:space="0" w:color="auto"/>
+              <w:start w:val="single" w:sz="4" w:space="0" w:color="auto"/>
+              <w:end w:val="nil"/>
             </w:tcBorders>
           </w:tcPr>
           <w:p>
@@ -4096,12 +4172,14 @@
             <w:tcW w:type="dxa" w:w="2722"/>
             <w:vAlign w:val="center"/>
             <w:tcBorders>
-              <w:top w:val="single" w:sz="6" w:space="0" w:color="auto"/>
-              <w:bottom w:val="single" w:sz="6" w:space="0" w:color="auto"/>
-              <w:left w:val="single" w:sz="6" w:space="0" w:color="auto"/>
-              <w:right w:val="single" w:sz="6" w:space="0" w:color="auto"/>
-              <w:insideH w:val="single" w:sz="6" w:space="0" w:color="auto"/>
-              <w:insideV w:val="single" w:sz="6" w:space="0" w:color="auto"/>
+              <w:top w:val="single" w:sz="4" w:space="0" w:color="auto"/>
+              <w:bottom w:val="single" w:sz="4" w:space="0" w:color="auto"/>
+              <w:left w:val="single" w:sz="4" w:space="0" w:color="auto"/>
+              <w:right w:val="single" w:sz="4" w:space="0" w:color="auto"/>
+              <w:insideH w:val="single" w:sz="6" w:space="0" w:color="auto"/>
+              <w:insideV w:val="single" w:sz="6" w:space="0" w:color="auto"/>
+              <w:start w:val="single" w:sz="4" w:space="0" w:color="auto"/>
+              <w:end w:val="single" w:sz="4" w:space="0" w:color="auto"/>
             </w:tcBorders>
           </w:tcPr>
           <w:p>
@@ -4132,12 +4210,14 @@
             <w:tcW w:type="dxa" w:w="2722"/>
             <w:vAlign w:val="center"/>
             <w:tcBorders>
-              <w:right w:val="single" w:sz="6" w:space="0" w:color="auto"/>
-              <w:top w:val="single" w:sz="6" w:space="0" w:color="auto"/>
-              <w:bottom w:val="single" w:sz="6" w:space="0" w:color="auto"/>
-              <w:left w:val="single" w:sz="6" w:space="0" w:color="auto"/>
-              <w:insideH w:val="single" w:sz="6" w:space="0" w:color="auto"/>
-              <w:insideV w:val="single" w:sz="6" w:space="0" w:color="auto"/>
+              <w:right w:val="nil"/>
+              <w:top w:val="single" w:sz="4" w:space="0" w:color="auto"/>
+              <w:bottom w:val="single" w:sz="4" w:space="0" w:color="auto"/>
+              <w:left w:val="single" w:sz="4" w:space="0" w:color="auto"/>
+              <w:insideH w:val="single" w:sz="6" w:space="0" w:color="auto"/>
+              <w:insideV w:val="single" w:sz="6" w:space="0" w:color="auto"/>
+              <w:start w:val="single" w:sz="4" w:space="0" w:color="auto"/>
+              <w:end w:val="nil"/>
             </w:tcBorders>
           </w:tcPr>
           <w:p>
@@ -4177,12 +4257,14 @@
             <w:tcW w:type="dxa" w:w="2722"/>
             <w:vAlign w:val="center"/>
             <w:tcBorders>
-              <w:top w:val="single" w:sz="6" w:space="0" w:color="auto"/>
-              <w:bottom w:val="single" w:sz="6" w:space="0" w:color="auto"/>
-              <w:left w:val="single" w:sz="6" w:space="0" w:color="auto"/>
-              <w:right w:val="single" w:sz="6" w:space="0" w:color="auto"/>
-              <w:insideH w:val="single" w:sz="6" w:space="0" w:color="auto"/>
-              <w:insideV w:val="single" w:sz="6" w:space="0" w:color="auto"/>
+              <w:top w:val="single" w:sz="4" w:space="0" w:color="auto"/>
+              <w:bottom w:val="single" w:sz="4" w:space="0" w:color="auto"/>
+              <w:left w:val="single" w:sz="4" w:space="0" w:color="auto"/>
+              <w:right w:val="single" w:sz="4" w:space="0" w:color="auto"/>
+              <w:insideH w:val="single" w:sz="6" w:space="0" w:color="auto"/>
+              <w:insideV w:val="single" w:sz="6" w:space="0" w:color="auto"/>
+              <w:start w:val="single" w:sz="4" w:space="0" w:color="auto"/>
+              <w:end w:val="single" w:sz="4" w:space="0" w:color="auto"/>
             </w:tcBorders>
           </w:tcPr>
           <w:p>
@@ -4213,12 +4295,14 @@
             <w:tcW w:type="dxa" w:w="2722"/>
             <w:vAlign w:val="center"/>
             <w:tcBorders>
-              <w:right w:val="single" w:sz="6" w:space="0" w:color="auto"/>
-              <w:top w:val="single" w:sz="6" w:space="0" w:color="auto"/>
-              <w:bottom w:val="single" w:sz="6" w:space="0" w:color="auto"/>
-              <w:left w:val="single" w:sz="6" w:space="0" w:color="auto"/>
-              <w:insideH w:val="single" w:sz="6" w:space="0" w:color="auto"/>
-              <w:insideV w:val="single" w:sz="6" w:space="0" w:color="auto"/>
+              <w:right w:val="nil"/>
+              <w:top w:val="single" w:sz="4" w:space="0" w:color="auto"/>
+              <w:bottom w:val="single" w:sz="4" w:space="0" w:color="auto"/>
+              <w:left w:val="single" w:sz="4" w:space="0" w:color="auto"/>
+              <w:insideH w:val="single" w:sz="6" w:space="0" w:color="auto"/>
+              <w:insideV w:val="single" w:sz="6" w:space="0" w:color="auto"/>
+              <w:start w:val="single" w:sz="4" w:space="0" w:color="auto"/>
+              <w:end w:val="nil"/>
             </w:tcBorders>
           </w:tcPr>
           <w:p>
@@ -4258,12 +4342,14 @@
             <w:tcW w:type="dxa" w:w="2722"/>
             <w:vAlign w:val="center"/>
             <w:tcBorders>
-              <w:top w:val="single" w:sz="6" w:space="0" w:color="auto"/>
-              <w:bottom w:val="single" w:sz="6" w:space="0" w:color="auto"/>
-              <w:left w:val="single" w:sz="6" w:space="0" w:color="auto"/>
-              <w:right w:val="single" w:sz="6" w:space="0" w:color="auto"/>
-              <w:insideH w:val="single" w:sz="6" w:space="0" w:color="auto"/>
-              <w:insideV w:val="single" w:sz="6" w:space="0" w:color="auto"/>
+              <w:top w:val="single" w:sz="4" w:space="0" w:color="auto"/>
+              <w:bottom w:val="single" w:sz="4" w:space="0" w:color="auto"/>
+              <w:left w:val="single" w:sz="4" w:space="0" w:color="auto"/>
+              <w:right w:val="single" w:sz="4" w:space="0" w:color="auto"/>
+              <w:insideH w:val="single" w:sz="6" w:space="0" w:color="auto"/>
+              <w:insideV w:val="single" w:sz="6" w:space="0" w:color="auto"/>
+              <w:start w:val="single" w:sz="4" w:space="0" w:color="auto"/>
+              <w:end w:val="single" w:sz="4" w:space="0" w:color="auto"/>
             </w:tcBorders>
           </w:tcPr>
           <w:p>
@@ -4294,12 +4380,14 @@
             <w:tcW w:type="dxa" w:w="2722"/>
             <w:vAlign w:val="center"/>
             <w:tcBorders>
-              <w:right w:val="single" w:sz="6" w:space="0" w:color="auto"/>
-              <w:top w:val="single" w:sz="6" w:space="0" w:color="auto"/>
-              <w:bottom w:val="single" w:sz="6" w:space="0" w:color="auto"/>
-              <w:left w:val="single" w:sz="6" w:space="0" w:color="auto"/>
-              <w:insideH w:val="single" w:sz="6" w:space="0" w:color="auto"/>
-              <w:insideV w:val="single" w:sz="6" w:space="0" w:color="auto"/>
+              <w:right w:val="nil"/>
+              <w:top w:val="single" w:sz="4" w:space="0" w:color="auto"/>
+              <w:bottom w:val="single" w:sz="4" w:space="0" w:color="auto"/>
+              <w:left w:val="single" w:sz="4" w:space="0" w:color="auto"/>
+              <w:insideH w:val="single" w:sz="6" w:space="0" w:color="auto"/>
+              <w:insideV w:val="single" w:sz="6" w:space="0" w:color="auto"/>
+              <w:start w:val="single" w:sz="4" w:space="0" w:color="auto"/>
+              <w:end w:val="nil"/>
             </w:tcBorders>
           </w:tcPr>
           <w:p>
@@ -4339,12 +4427,14 @@
             <w:tcW w:type="dxa" w:w="2722"/>
             <w:vAlign w:val="center"/>
             <w:tcBorders>
-              <w:top w:val="single" w:sz="6" w:space="0" w:color="auto"/>
-              <w:bottom w:val="single" w:sz="6" w:space="0" w:color="auto"/>
-              <w:left w:val="single" w:sz="6" w:space="0" w:color="auto"/>
-              <w:right w:val="single" w:sz="6" w:space="0" w:color="auto"/>
-              <w:insideH w:val="single" w:sz="6" w:space="0" w:color="auto"/>
-              <w:insideV w:val="single" w:sz="6" w:space="0" w:color="auto"/>
+              <w:top w:val="single" w:sz="4" w:space="0" w:color="auto"/>
+              <w:bottom w:val="single" w:sz="4" w:space="0" w:color="auto"/>
+              <w:left w:val="single" w:sz="4" w:space="0" w:color="auto"/>
+              <w:right w:val="single" w:sz="4" w:space="0" w:color="auto"/>
+              <w:insideH w:val="single" w:sz="6" w:space="0" w:color="auto"/>
+              <w:insideV w:val="single" w:sz="6" w:space="0" w:color="auto"/>
+              <w:start w:val="single" w:sz="4" w:space="0" w:color="auto"/>
+              <w:end w:val="single" w:sz="4" w:space="0" w:color="auto"/>
             </w:tcBorders>
           </w:tcPr>
           <w:p>
@@ -4375,12 +4465,14 @@
             <w:tcW w:type="dxa" w:w="2722"/>
             <w:vAlign w:val="center"/>
             <w:tcBorders>
-              <w:right w:val="single" w:sz="6" w:space="0" w:color="auto"/>
-              <w:top w:val="single" w:sz="6" w:space="0" w:color="auto"/>
-              <w:bottom w:val="single" w:sz="6" w:space="0" w:color="auto"/>
-              <w:left w:val="single" w:sz="6" w:space="0" w:color="auto"/>
-              <w:insideH w:val="single" w:sz="6" w:space="0" w:color="auto"/>
-              <w:insideV w:val="single" w:sz="6" w:space="0" w:color="auto"/>
+              <w:right w:val="nil"/>
+              <w:top w:val="single" w:sz="4" w:space="0" w:color="auto"/>
+              <w:bottom w:val="single" w:sz="4" w:space="0" w:color="auto"/>
+              <w:left w:val="single" w:sz="4" w:space="0" w:color="auto"/>
+              <w:insideH w:val="single" w:sz="6" w:space="0" w:color="auto"/>
+              <w:insideV w:val="single" w:sz="6" w:space="0" w:color="auto"/>
+              <w:start w:val="single" w:sz="4" w:space="0" w:color="auto"/>
+              <w:end w:val="nil"/>
             </w:tcBorders>
           </w:tcPr>
           <w:p>
@@ -4414,12 +4506,14 @@
             <w:vMerge w:val="restart"/>
             <w:vAlign w:val="center"/>
             <w:tcBorders>
-              <w:left w:val="single" w:sz="6" w:space="0" w:color="auto"/>
-              <w:top w:val="single" w:sz="6" w:space="0" w:color="auto"/>
-              <w:bottom w:val="single" w:sz="12" w:space="0" w:color="auto"/>
-              <w:right w:val="single" w:sz="6" w:space="0" w:color="auto"/>
-              <w:insideH w:val="single" w:sz="6" w:space="0" w:color="auto"/>
-              <w:insideV w:val="single" w:sz="6" w:space="0" w:color="auto"/>
+              <w:left w:val="nil"/>
+              <w:top w:val="single" w:sz="4" w:space="0" w:color="auto"/>
+              <w:bottom w:val="single" w:sz="4" w:space="0" w:color="auto"/>
+              <w:right w:val="single" w:sz="4" w:space="0" w:color="auto"/>
+              <w:insideH w:val="single" w:sz="6" w:space="0" w:color="auto"/>
+              <w:insideV w:val="single" w:sz="6" w:space="0" w:color="auto"/>
+              <w:start w:val="nil"/>
+              <w:end w:val="single" w:sz="4" w:space="0" w:color="auto"/>
             </w:tcBorders>
           </w:tcPr>
           <w:p>
@@ -4450,12 +4544,14 @@
             <w:tcW w:type="dxa" w:w="2722"/>
             <w:vAlign w:val="center"/>
             <w:tcBorders>
-              <w:top w:val="single" w:sz="6" w:space="0" w:color="auto"/>
-              <w:bottom w:val="single" w:sz="6" w:space="0" w:color="auto"/>
-              <w:left w:val="single" w:sz="6" w:space="0" w:color="auto"/>
-              <w:right w:val="single" w:sz="6" w:space="0" w:color="auto"/>
-              <w:insideH w:val="single" w:sz="6" w:space="0" w:color="auto"/>
-              <w:insideV w:val="single" w:sz="6" w:space="0" w:color="auto"/>
+              <w:top w:val="single" w:sz="4" w:space="0" w:color="auto"/>
+              <w:bottom w:val="single" w:sz="4" w:space="0" w:color="auto"/>
+              <w:left w:val="single" w:sz="4" w:space="0" w:color="auto"/>
+              <w:right w:val="single" w:sz="4" w:space="0" w:color="auto"/>
+              <w:insideH w:val="single" w:sz="6" w:space="0" w:color="auto"/>
+              <w:insideV w:val="single" w:sz="6" w:space="0" w:color="auto"/>
+              <w:start w:val="single" w:sz="4" w:space="0" w:color="auto"/>
+              <w:end w:val="single" w:sz="4" w:space="0" w:color="auto"/>
             </w:tcBorders>
           </w:tcPr>
           <w:p>
@@ -4486,12 +4582,14 @@
             <w:tcW w:type="dxa" w:w="2722"/>
             <w:vAlign w:val="center"/>
             <w:tcBorders>
-              <w:right w:val="single" w:sz="6" w:space="0" w:color="auto"/>
-              <w:top w:val="single" w:sz="6" w:space="0" w:color="auto"/>
-              <w:bottom w:val="single" w:sz="6" w:space="0" w:color="auto"/>
-              <w:left w:val="single" w:sz="6" w:space="0" w:color="auto"/>
-              <w:insideH w:val="single" w:sz="6" w:space="0" w:color="auto"/>
-              <w:insideV w:val="single" w:sz="6" w:space="0" w:color="auto"/>
+              <w:right w:val="nil"/>
+              <w:top w:val="single" w:sz="4" w:space="0" w:color="auto"/>
+              <w:bottom w:val="single" w:sz="4" w:space="0" w:color="auto"/>
+              <w:left w:val="single" w:sz="4" w:space="0" w:color="auto"/>
+              <w:insideH w:val="single" w:sz="6" w:space="0" w:color="auto"/>
+              <w:insideV w:val="single" w:sz="6" w:space="0" w:color="auto"/>
+              <w:start w:val="single" w:sz="4" w:space="0" w:color="auto"/>
+              <w:end w:val="nil"/>
             </w:tcBorders>
           </w:tcPr>
           <w:p>
@@ -4531,12 +4629,14 @@
             <w:tcW w:type="dxa" w:w="2722"/>
             <w:vAlign w:val="center"/>
             <w:tcBorders>
-              <w:top w:val="single" w:sz="6" w:space="0" w:color="auto"/>
-              <w:bottom w:val="single" w:sz="6" w:space="0" w:color="auto"/>
-              <w:left w:val="single" w:sz="6" w:space="0" w:color="auto"/>
-              <w:right w:val="single" w:sz="6" w:space="0" w:color="auto"/>
-              <w:insideH w:val="single" w:sz="6" w:space="0" w:color="auto"/>
-              <w:insideV w:val="single" w:sz="6" w:space="0" w:color="auto"/>
+              <w:top w:val="single" w:sz="4" w:space="0" w:color="auto"/>
+              <w:bottom w:val="single" w:sz="4" w:space="0" w:color="auto"/>
+              <w:left w:val="single" w:sz="4" w:space="0" w:color="auto"/>
+              <w:right w:val="single" w:sz="4" w:space="0" w:color="auto"/>
+              <w:insideH w:val="single" w:sz="6" w:space="0" w:color="auto"/>
+              <w:insideV w:val="single" w:sz="6" w:space="0" w:color="auto"/>
+              <w:start w:val="single" w:sz="4" w:space="0" w:color="auto"/>
+              <w:end w:val="single" w:sz="4" w:space="0" w:color="auto"/>
             </w:tcBorders>
           </w:tcPr>
           <w:p>
@@ -4567,12 +4667,14 @@
             <w:tcW w:type="dxa" w:w="2722"/>
             <w:vAlign w:val="center"/>
             <w:tcBorders>
-              <w:right w:val="single" w:sz="6" w:space="0" w:color="auto"/>
-              <w:top w:val="single" w:sz="6" w:space="0" w:color="auto"/>
-              <w:bottom w:val="single" w:sz="6" w:space="0" w:color="auto"/>
-              <w:left w:val="single" w:sz="6" w:space="0" w:color="auto"/>
-              <w:insideH w:val="single" w:sz="6" w:space="0" w:color="auto"/>
-              <w:insideV w:val="single" w:sz="6" w:space="0" w:color="auto"/>
+              <w:right w:val="nil"/>
+              <w:top w:val="single" w:sz="4" w:space="0" w:color="auto"/>
+              <w:bottom w:val="single" w:sz="4" w:space="0" w:color="auto"/>
+              <w:left w:val="single" w:sz="4" w:space="0" w:color="auto"/>
+              <w:insideH w:val="single" w:sz="6" w:space="0" w:color="auto"/>
+              <w:insideV w:val="single" w:sz="6" w:space="0" w:color="auto"/>
+              <w:start w:val="single" w:sz="4" w:space="0" w:color="auto"/>
+              <w:end w:val="nil"/>
             </w:tcBorders>
           </w:tcPr>
           <w:p>
@@ -4612,12 +4714,14 @@
             <w:tcW w:type="dxa" w:w="2722"/>
             <w:vAlign w:val="center"/>
             <w:tcBorders>
-              <w:top w:val="single" w:sz="6" w:space="0" w:color="auto"/>
-              <w:bottom w:val="single" w:sz="12" w:space="0" w:color="auto"/>
-              <w:left w:val="single" w:sz="6" w:space="0" w:color="auto"/>
-              <w:right w:val="single" w:sz="6" w:space="0" w:color="auto"/>
-              <w:insideH w:val="single" w:sz="6" w:space="0" w:color="auto"/>
-              <w:insideV w:val="single" w:sz="6" w:space="0" w:color="auto"/>
+              <w:top w:val="single" w:sz="4" w:space="0" w:color="auto"/>
+              <w:bottom w:val="single" w:sz="4" w:space="0" w:color="auto"/>
+              <w:left w:val="single" w:sz="4" w:space="0" w:color="auto"/>
+              <w:right w:val="single" w:sz="4" w:space="0" w:color="auto"/>
+              <w:insideH w:val="single" w:sz="6" w:space="0" w:color="auto"/>
+              <w:insideV w:val="single" w:sz="6" w:space="0" w:color="auto"/>
+              <w:start w:val="single" w:sz="4" w:space="0" w:color="auto"/>
+              <w:end w:val="single" w:sz="4" w:space="0" w:color="auto"/>
             </w:tcBorders>
           </w:tcPr>
           <w:p>
@@ -4648,12 +4752,14 @@
             <w:tcW w:type="dxa" w:w="2722"/>
             <w:vAlign w:val="center"/>
             <w:tcBorders>
-              <w:right w:val="single" w:sz="6" w:space="0" w:color="auto"/>
-              <w:top w:val="single" w:sz="6" w:space="0" w:color="auto"/>
-              <w:bottom w:val="single" w:sz="12" w:space="0" w:color="auto"/>
-              <w:left w:val="single" w:sz="6" w:space="0" w:color="auto"/>
-              <w:insideH w:val="single" w:sz="6" w:space="0" w:color="auto"/>
-              <w:insideV w:val="single" w:sz="6" w:space="0" w:color="auto"/>
+              <w:right w:val="nil"/>
+              <w:top w:val="single" w:sz="4" w:space="0" w:color="auto"/>
+              <w:bottom w:val="single" w:sz="4" w:space="0" w:color="auto"/>
+              <w:left w:val="single" w:sz="4" w:space="0" w:color="auto"/>
+              <w:insideH w:val="single" w:sz="6" w:space="0" w:color="auto"/>
+              <w:insideV w:val="single" w:sz="6" w:space="0" w:color="auto"/>
+              <w:start w:val="single" w:sz="4" w:space="0" w:color="auto"/>
+              <w:end w:val="nil"/>
             </w:tcBorders>
           </w:tcPr>
           <w:p>
@@ -4683,16 +4789,17 @@
     </w:tbl>
     <w:tbl>
       <w:tblPr>
-        <w:tblStyle w:val="af6"/>
         <w:tblW w:type="auto" w:w="0"/>
         <w:tblLook w:firstColumn="1" w:firstRow="1" w:lastColumn="0" w:lastRow="0" w:noHBand="0" w:noVBand="1" w:val="04A0"/>
         <w:tblBorders>
           <w:top w:val="single" w:sz="12" w:space="0" w:color="auto"/>
-          <w:left w:val="single" w:sz="6" w:space="0" w:color="auto"/>
+          <w:left w:val="nil"/>
           <w:bottom w:val="single" w:sz="12" w:space="0" w:color="auto"/>
-          <w:right w:val="single" w:sz="6" w:space="0" w:color="auto"/>
+          <w:right w:val="nil"/>
           <w:insideH w:val="single" w:sz="6" w:space="0" w:color="auto"/>
           <w:insideV w:val="single" w:sz="6" w:space="0" w:color="auto"/>
+          <w:start w:val="nil"/>
+          <w:end w:val="nil"/>
         </w:tblBorders>
       </w:tblPr>
       <w:tblGrid>
@@ -4706,12 +4813,14 @@
             <w:tcW w:type="dxa" w:w="2722"/>
             <w:vAlign w:val="center"/>
             <w:tcBorders>
-              <w:left w:val="single" w:sz="6" w:space="0" w:color="auto"/>
-              <w:top w:val="single" w:sz="12" w:space="0" w:color="auto"/>
-              <w:bottom w:val="single" w:sz="6" w:space="0" w:color="auto"/>
-              <w:right w:val="single" w:sz="6" w:space="0" w:color="auto"/>
-              <w:insideH w:val="single" w:sz="6" w:space="0" w:color="auto"/>
-              <w:insideV w:val="single" w:sz="6" w:space="0" w:color="auto"/>
+              <w:left w:val="nil"/>
+              <w:top w:val="single" w:sz="4" w:space="0" w:color="auto"/>
+              <w:bottom w:val="single" w:sz="4" w:space="0" w:color="auto"/>
+              <w:right w:val="single" w:sz="4" w:space="0" w:color="auto"/>
+              <w:insideH w:val="single" w:sz="6" w:space="0" w:color="auto"/>
+              <w:insideV w:val="single" w:sz="6" w:space="0" w:color="auto"/>
+              <w:start w:val="nil"/>
+              <w:end w:val="single" w:sz="4" w:space="0" w:color="auto"/>
             </w:tcBorders>
           </w:tcPr>
           <w:p>
@@ -4742,12 +4851,14 @@
             <w:tcW w:type="dxa" w:w="2722"/>
             <w:vAlign w:val="center"/>
             <w:tcBorders>
-              <w:top w:val="single" w:sz="12" w:space="0" w:color="auto"/>
-              <w:bottom w:val="single" w:sz="6" w:space="0" w:color="auto"/>
-              <w:left w:val="single" w:sz="6" w:space="0" w:color="auto"/>
-              <w:right w:val="single" w:sz="6" w:space="0" w:color="auto"/>
-              <w:insideH w:val="single" w:sz="6" w:space="0" w:color="auto"/>
-              <w:insideV w:val="single" w:sz="6" w:space="0" w:color="auto"/>
+              <w:top w:val="single" w:sz="4" w:space="0" w:color="auto"/>
+              <w:bottom w:val="single" w:sz="4" w:space="0" w:color="auto"/>
+              <w:left w:val="single" w:sz="4" w:space="0" w:color="auto"/>
+              <w:right w:val="single" w:sz="4" w:space="0" w:color="auto"/>
+              <w:insideH w:val="single" w:sz="6" w:space="0" w:color="auto"/>
+              <w:insideV w:val="single" w:sz="6" w:space="0" w:color="auto"/>
+              <w:start w:val="single" w:sz="4" w:space="0" w:color="auto"/>
+              <w:end w:val="single" w:sz="4" w:space="0" w:color="auto"/>
             </w:tcBorders>
           </w:tcPr>
           <w:p>
@@ -4778,12 +4889,14 @@
             <w:tcW w:type="dxa" w:w="2722"/>
             <w:vAlign w:val="center"/>
             <w:tcBorders>
-              <w:right w:val="single" w:sz="6" w:space="0" w:color="auto"/>
-              <w:top w:val="single" w:sz="12" w:space="0" w:color="auto"/>
-              <w:bottom w:val="single" w:sz="6" w:space="0" w:color="auto"/>
-              <w:left w:val="single" w:sz="6" w:space="0" w:color="auto"/>
-              <w:insideH w:val="single" w:sz="6" w:space="0" w:color="auto"/>
-              <w:insideV w:val="single" w:sz="6" w:space="0" w:color="auto"/>
+              <w:right w:val="nil"/>
+              <w:top w:val="single" w:sz="4" w:space="0" w:color="auto"/>
+              <w:bottom w:val="single" w:sz="4" w:space="0" w:color="auto"/>
+              <w:left w:val="single" w:sz="4" w:space="0" w:color="auto"/>
+              <w:insideH w:val="single" w:sz="6" w:space="0" w:color="auto"/>
+              <w:insideV w:val="single" w:sz="6" w:space="0" w:color="auto"/>
+              <w:start w:val="single" w:sz="4" w:space="0" w:color="auto"/>
+              <w:end w:val="nil"/>
             </w:tcBorders>
           </w:tcPr>
           <w:p>
@@ -4816,12 +4929,14 @@
             <w:tcW w:type="dxa" w:w="2722"/>
             <w:vAlign w:val="center"/>
             <w:tcBorders>
-              <w:left w:val="single" w:sz="6" w:space="0" w:color="auto"/>
-              <w:top w:val="single" w:sz="6" w:space="0" w:color="auto"/>
-              <w:bottom w:val="single" w:sz="6" w:space="0" w:color="auto"/>
-              <w:right w:val="single" w:sz="6" w:space="0" w:color="auto"/>
-              <w:insideH w:val="single" w:sz="6" w:space="0" w:color="auto"/>
-              <w:insideV w:val="single" w:sz="6" w:space="0" w:color="auto"/>
+              <w:left w:val="nil"/>
+              <w:top w:val="single" w:sz="4" w:space="0" w:color="auto"/>
+              <w:bottom w:val="single" w:sz="4" w:space="0" w:color="auto"/>
+              <w:right w:val="single" w:sz="4" w:space="0" w:color="auto"/>
+              <w:insideH w:val="single" w:sz="6" w:space="0" w:color="auto"/>
+              <w:insideV w:val="single" w:sz="6" w:space="0" w:color="auto"/>
+              <w:start w:val="nil"/>
+              <w:end w:val="single" w:sz="4" w:space="0" w:color="auto"/>
             </w:tcBorders>
           </w:tcPr>
           <w:p>
@@ -4851,12 +4966,14 @@
             <w:tcW w:type="dxa" w:w="2722"/>
             <w:vAlign w:val="center"/>
             <w:tcBorders>
-              <w:top w:val="single" w:sz="6" w:space="0" w:color="auto"/>
-              <w:bottom w:val="single" w:sz="6" w:space="0" w:color="auto"/>
-              <w:left w:val="single" w:sz="6" w:space="0" w:color="auto"/>
-              <w:right w:val="single" w:sz="6" w:space="0" w:color="auto"/>
-              <w:insideH w:val="single" w:sz="6" w:space="0" w:color="auto"/>
-              <w:insideV w:val="single" w:sz="6" w:space="0" w:color="auto"/>
+              <w:top w:val="single" w:sz="4" w:space="0" w:color="auto"/>
+              <w:bottom w:val="single" w:sz="4" w:space="0" w:color="auto"/>
+              <w:left w:val="single" w:sz="4" w:space="0" w:color="auto"/>
+              <w:right w:val="single" w:sz="4" w:space="0" w:color="auto"/>
+              <w:insideH w:val="single" w:sz="6" w:space="0" w:color="auto"/>
+              <w:insideV w:val="single" w:sz="6" w:space="0" w:color="auto"/>
+              <w:start w:val="single" w:sz="4" w:space="0" w:color="auto"/>
+              <w:end w:val="single" w:sz="4" w:space="0" w:color="auto"/>
             </w:tcBorders>
           </w:tcPr>
           <w:p>
@@ -4887,12 +5004,14 @@
             <w:tcW w:type="dxa" w:w="2722"/>
             <w:vAlign w:val="center"/>
             <w:tcBorders>
-              <w:right w:val="single" w:sz="6" w:space="0" w:color="auto"/>
-              <w:top w:val="single" w:sz="6" w:space="0" w:color="auto"/>
-              <w:bottom w:val="single" w:sz="6" w:space="0" w:color="auto"/>
-              <w:left w:val="single" w:sz="6" w:space="0" w:color="auto"/>
-              <w:insideH w:val="single" w:sz="6" w:space="0" w:color="auto"/>
-              <w:insideV w:val="single" w:sz="6" w:space="0" w:color="auto"/>
+              <w:right w:val="nil"/>
+              <w:top w:val="single" w:sz="4" w:space="0" w:color="auto"/>
+              <w:bottom w:val="single" w:sz="4" w:space="0" w:color="auto"/>
+              <w:left w:val="single" w:sz="4" w:space="0" w:color="auto"/>
+              <w:insideH w:val="single" w:sz="6" w:space="0" w:color="auto"/>
+              <w:insideV w:val="single" w:sz="6" w:space="0" w:color="auto"/>
+              <w:start w:val="single" w:sz="4" w:space="0" w:color="auto"/>
+              <w:end w:val="nil"/>
             </w:tcBorders>
           </w:tcPr>
           <w:p>
@@ -4925,12 +5044,14 @@
             <w:tcW w:type="dxa" w:w="2722"/>
             <w:vAlign w:val="center"/>
             <w:tcBorders>
-              <w:left w:val="single" w:sz="6" w:space="0" w:color="auto"/>
-              <w:top w:val="single" w:sz="6" w:space="0" w:color="auto"/>
-              <w:bottom w:val="single" w:sz="12" w:space="0" w:color="auto"/>
-              <w:right w:val="single" w:sz="6" w:space="0" w:color="auto"/>
-              <w:insideH w:val="single" w:sz="6" w:space="0" w:color="auto"/>
-              <w:insideV w:val="single" w:sz="6" w:space="0" w:color="auto"/>
+              <w:left w:val="nil"/>
+              <w:top w:val="single" w:sz="4" w:space="0" w:color="auto"/>
+              <w:bottom w:val="single" w:sz="4" w:space="0" w:color="auto"/>
+              <w:right w:val="single" w:sz="4" w:space="0" w:color="auto"/>
+              <w:insideH w:val="single" w:sz="6" w:space="0" w:color="auto"/>
+              <w:insideV w:val="single" w:sz="6" w:space="0" w:color="auto"/>
+              <w:start w:val="nil"/>
+              <w:end w:val="single" w:sz="4" w:space="0" w:color="auto"/>
             </w:tcBorders>
           </w:tcPr>
           <w:p>
@@ -4960,12 +5081,14 @@
             <w:tcW w:type="dxa" w:w="2722"/>
             <w:vAlign w:val="center"/>
             <w:tcBorders>
-              <w:top w:val="single" w:sz="6" w:space="0" w:color="auto"/>
-              <w:bottom w:val="single" w:sz="12" w:space="0" w:color="auto"/>
-              <w:left w:val="single" w:sz="6" w:space="0" w:color="auto"/>
-              <w:right w:val="single" w:sz="6" w:space="0" w:color="auto"/>
-              <w:insideH w:val="single" w:sz="6" w:space="0" w:color="auto"/>
-              <w:insideV w:val="single" w:sz="6" w:space="0" w:color="auto"/>
+              <w:top w:val="single" w:sz="4" w:space="0" w:color="auto"/>
+              <w:bottom w:val="single" w:sz="4" w:space="0" w:color="auto"/>
+              <w:left w:val="single" w:sz="4" w:space="0" w:color="auto"/>
+              <w:right w:val="single" w:sz="4" w:space="0" w:color="auto"/>
+              <w:insideH w:val="single" w:sz="6" w:space="0" w:color="auto"/>
+              <w:insideV w:val="single" w:sz="6" w:space="0" w:color="auto"/>
+              <w:start w:val="single" w:sz="4" w:space="0" w:color="auto"/>
+              <w:end w:val="single" w:sz="4" w:space="0" w:color="auto"/>
             </w:tcBorders>
           </w:tcPr>
           <w:p>
@@ -4996,12 +5119,14 @@
             <w:tcW w:type="dxa" w:w="2722"/>
             <w:vAlign w:val="center"/>
             <w:tcBorders>
-              <w:right w:val="single" w:sz="6" w:space="0" w:color="auto"/>
-              <w:top w:val="single" w:sz="6" w:space="0" w:color="auto"/>
-              <w:bottom w:val="single" w:sz="12" w:space="0" w:color="auto"/>
-              <w:left w:val="single" w:sz="6" w:space="0" w:color="auto"/>
-              <w:insideH w:val="single" w:sz="6" w:space="0" w:color="auto"/>
-              <w:insideV w:val="single" w:sz="6" w:space="0" w:color="auto"/>
+              <w:right w:val="nil"/>
+              <w:top w:val="single" w:sz="4" w:space="0" w:color="auto"/>
+              <w:bottom w:val="single" w:sz="4" w:space="0" w:color="auto"/>
+              <w:left w:val="single" w:sz="4" w:space="0" w:color="auto"/>
+              <w:insideH w:val="single" w:sz="6" w:space="0" w:color="auto"/>
+              <w:insideV w:val="single" w:sz="6" w:space="0" w:color="auto"/>
+              <w:start w:val="single" w:sz="4" w:space="0" w:color="auto"/>
+              <w:end w:val="nil"/>
             </w:tcBorders>
           </w:tcPr>
           <w:p>
@@ -5062,16 +5187,17 @@
     </w:p>
     <w:tbl>
       <w:tblPr>
-        <w:tblStyle w:val="af6"/>
         <w:tblW w:type="auto" w:w="0"/>
         <w:tblLook w:firstColumn="1" w:firstRow="1" w:lastColumn="0" w:lastRow="0" w:noHBand="0" w:noVBand="1" w:val="04A0"/>
         <w:tblBorders>
           <w:top w:val="single" w:sz="12" w:space="0" w:color="auto"/>
-          <w:left w:val="single" w:sz="6" w:space="0" w:color="auto"/>
+          <w:left w:val="nil"/>
           <w:bottom w:val="single" w:sz="12" w:space="0" w:color="auto"/>
-          <w:right w:val="single" w:sz="6" w:space="0" w:color="auto"/>
+          <w:right w:val="nil"/>
           <w:insideH w:val="single" w:sz="6" w:space="0" w:color="auto"/>
           <w:insideV w:val="single" w:sz="6" w:space="0" w:color="auto"/>
+          <w:start w:val="nil"/>
+          <w:end w:val="nil"/>
         </w:tblBorders>
       </w:tblPr>
       <w:tblGrid>
@@ -5085,12 +5211,14 @@
             <w:tcW w:type="dxa" w:w="2722"/>
             <w:vAlign w:val="center"/>
             <w:tcBorders>
-              <w:left w:val="single" w:sz="6" w:space="0" w:color="auto"/>
-              <w:top w:val="single" w:sz="12" w:space="0" w:color="auto"/>
-              <w:bottom w:val="single" w:sz="6" w:space="0" w:color="auto"/>
-              <w:right w:val="single" w:sz="6" w:space="0" w:color="auto"/>
-              <w:insideH w:val="single" w:sz="6" w:space="0" w:color="auto"/>
-              <w:insideV w:val="single" w:sz="6" w:space="0" w:color="auto"/>
+              <w:left w:val="nil"/>
+              <w:top w:val="single" w:sz="4" w:space="0" w:color="auto"/>
+              <w:bottom w:val="single" w:sz="4" w:space="0" w:color="auto"/>
+              <w:right w:val="single" w:sz="4" w:space="0" w:color="auto"/>
+              <w:insideH w:val="single" w:sz="6" w:space="0" w:color="auto"/>
+              <w:insideV w:val="single" w:sz="6" w:space="0" w:color="auto"/>
+              <w:start w:val="nil"/>
+              <w:end w:val="single" w:sz="4" w:space="0" w:color="auto"/>
             </w:tcBorders>
           </w:tcPr>
           <w:p>
@@ -5122,12 +5250,14 @@
             <w:gridSpan w:val="2"/>
             <w:vAlign w:val="center"/>
             <w:tcBorders>
-              <w:right w:val="single" w:sz="6" w:space="0" w:color="auto"/>
-              <w:top w:val="single" w:sz="12" w:space="0" w:color="auto"/>
-              <w:bottom w:val="single" w:sz="6" w:space="0" w:color="auto"/>
-              <w:left w:val="single" w:sz="6" w:space="0" w:color="auto"/>
-              <w:insideH w:val="single" w:sz="6" w:space="0" w:color="auto"/>
-              <w:insideV w:val="single" w:sz="6" w:space="0" w:color="auto"/>
+              <w:right w:val="nil"/>
+              <w:top w:val="single" w:sz="4" w:space="0" w:color="auto"/>
+              <w:bottom w:val="single" w:sz="4" w:space="0" w:color="auto"/>
+              <w:left w:val="single" w:sz="4" w:space="0" w:color="auto"/>
+              <w:insideH w:val="single" w:sz="6" w:space="0" w:color="auto"/>
+              <w:insideV w:val="single" w:sz="6" w:space="0" w:color="auto"/>
+              <w:start w:val="single" w:sz="4" w:space="0" w:color="auto"/>
+              <w:end w:val="nil"/>
             </w:tcBorders>
           </w:tcPr>
           <w:p>
@@ -5160,12 +5290,14 @@
             <w:tcW w:type="dxa" w:w="2722"/>
             <w:vAlign w:val="center"/>
             <w:tcBorders>
-              <w:left w:val="single" w:sz="6" w:space="0" w:color="auto"/>
-              <w:top w:val="single" w:sz="6" w:space="0" w:color="auto"/>
-              <w:bottom w:val="single" w:sz="6" w:space="0" w:color="auto"/>
-              <w:right w:val="single" w:sz="6" w:space="0" w:color="auto"/>
-              <w:insideH w:val="single" w:sz="6" w:space="0" w:color="auto"/>
-              <w:insideV w:val="single" w:sz="6" w:space="0" w:color="auto"/>
+              <w:left w:val="nil"/>
+              <w:top w:val="single" w:sz="4" w:space="0" w:color="auto"/>
+              <w:bottom w:val="single" w:sz="4" w:space="0" w:color="auto"/>
+              <w:right w:val="single" w:sz="4" w:space="0" w:color="auto"/>
+              <w:insideH w:val="single" w:sz="6" w:space="0" w:color="auto"/>
+              <w:insideV w:val="single" w:sz="6" w:space="0" w:color="auto"/>
+              <w:start w:val="nil"/>
+              <w:end w:val="single" w:sz="4" w:space="0" w:color="auto"/>
             </w:tcBorders>
           </w:tcPr>
           <w:p>
@@ -5197,12 +5329,14 @@
             <w:gridSpan w:val="2"/>
             <w:vAlign w:val="center"/>
             <w:tcBorders>
-              <w:right w:val="single" w:sz="6" w:space="0" w:color="auto"/>
-              <w:top w:val="single" w:sz="6" w:space="0" w:color="auto"/>
-              <w:bottom w:val="single" w:sz="6" w:space="0" w:color="auto"/>
-              <w:left w:val="single" w:sz="6" w:space="0" w:color="auto"/>
-              <w:insideH w:val="single" w:sz="6" w:space="0" w:color="auto"/>
-              <w:insideV w:val="single" w:sz="6" w:space="0" w:color="auto"/>
+              <w:right w:val="nil"/>
+              <w:top w:val="single" w:sz="4" w:space="0" w:color="auto"/>
+              <w:bottom w:val="single" w:sz="4" w:space="0" w:color="auto"/>
+              <w:left w:val="single" w:sz="4" w:space="0" w:color="auto"/>
+              <w:insideH w:val="single" w:sz="6" w:space="0" w:color="auto"/>
+              <w:insideV w:val="single" w:sz="6" w:space="0" w:color="auto"/>
+              <w:start w:val="single" w:sz="4" w:space="0" w:color="auto"/>
+              <w:end w:val="nil"/>
             </w:tcBorders>
           </w:tcPr>
           <w:p>
@@ -5235,12 +5369,14 @@
             <w:tcW w:type="dxa" w:w="2722"/>
             <w:vAlign w:val="center"/>
             <w:tcBorders>
-              <w:left w:val="single" w:sz="6" w:space="0" w:color="auto"/>
-              <w:top w:val="single" w:sz="6" w:space="0" w:color="auto"/>
-              <w:bottom w:val="single" w:sz="6" w:space="0" w:color="auto"/>
-              <w:right w:val="single" w:sz="6" w:space="0" w:color="auto"/>
-              <w:insideH w:val="single" w:sz="6" w:space="0" w:color="auto"/>
-              <w:insideV w:val="single" w:sz="6" w:space="0" w:color="auto"/>
+              <w:left w:val="nil"/>
+              <w:top w:val="single" w:sz="4" w:space="0" w:color="auto"/>
+              <w:bottom w:val="single" w:sz="4" w:space="0" w:color="auto"/>
+              <w:right w:val="single" w:sz="4" w:space="0" w:color="auto"/>
+              <w:insideH w:val="single" w:sz="6" w:space="0" w:color="auto"/>
+              <w:insideV w:val="single" w:sz="6" w:space="0" w:color="auto"/>
+              <w:start w:val="nil"/>
+              <w:end w:val="single" w:sz="4" w:space="0" w:color="auto"/>
             </w:tcBorders>
           </w:tcPr>
           <w:p>
@@ -5272,12 +5408,14 @@
             <w:gridSpan w:val="2"/>
             <w:vAlign w:val="center"/>
             <w:tcBorders>
-              <w:right w:val="single" w:sz="6" w:space="0" w:color="auto"/>
-              <w:top w:val="single" w:sz="6" w:space="0" w:color="auto"/>
-              <w:bottom w:val="single" w:sz="6" w:space="0" w:color="auto"/>
-              <w:left w:val="single" w:sz="6" w:space="0" w:color="auto"/>
-              <w:insideH w:val="single" w:sz="6" w:space="0" w:color="auto"/>
-              <w:insideV w:val="single" w:sz="6" w:space="0" w:color="auto"/>
+              <w:right w:val="nil"/>
+              <w:top w:val="single" w:sz="4" w:space="0" w:color="auto"/>
+              <w:bottom w:val="single" w:sz="4" w:space="0" w:color="auto"/>
+              <w:left w:val="single" w:sz="4" w:space="0" w:color="auto"/>
+              <w:insideH w:val="single" w:sz="6" w:space="0" w:color="auto"/>
+              <w:insideV w:val="single" w:sz="6" w:space="0" w:color="auto"/>
+              <w:start w:val="single" w:sz="4" w:space="0" w:color="auto"/>
+              <w:end w:val="nil"/>
             </w:tcBorders>
           </w:tcPr>
           <w:p>
@@ -5310,12 +5448,14 @@
             <w:tcW w:type="dxa" w:w="2722"/>
             <w:vAlign w:val="center"/>
             <w:tcBorders>
-              <w:left w:val="single" w:sz="6" w:space="0" w:color="auto"/>
-              <w:top w:val="single" w:sz="6" w:space="0" w:color="auto"/>
-              <w:bottom w:val="single" w:sz="6" w:space="0" w:color="auto"/>
-              <w:right w:val="single" w:sz="6" w:space="0" w:color="auto"/>
-              <w:insideH w:val="single" w:sz="6" w:space="0" w:color="auto"/>
-              <w:insideV w:val="single" w:sz="6" w:space="0" w:color="auto"/>
+              <w:left w:val="nil"/>
+              <w:top w:val="single" w:sz="4" w:space="0" w:color="auto"/>
+              <w:bottom w:val="single" w:sz="4" w:space="0" w:color="auto"/>
+              <w:right w:val="single" w:sz="4" w:space="0" w:color="auto"/>
+              <w:insideH w:val="single" w:sz="6" w:space="0" w:color="auto"/>
+              <w:insideV w:val="single" w:sz="6" w:space="0" w:color="auto"/>
+              <w:start w:val="nil"/>
+              <w:end w:val="single" w:sz="4" w:space="0" w:color="auto"/>
             </w:tcBorders>
           </w:tcPr>
           <w:p>
@@ -5347,12 +5487,14 @@
             <w:gridSpan w:val="2"/>
             <w:vAlign w:val="center"/>
             <w:tcBorders>
-              <w:right w:val="single" w:sz="6" w:space="0" w:color="auto"/>
-              <w:top w:val="single" w:sz="6" w:space="0" w:color="auto"/>
-              <w:bottom w:val="single" w:sz="6" w:space="0" w:color="auto"/>
-              <w:left w:val="single" w:sz="6" w:space="0" w:color="auto"/>
-              <w:insideH w:val="single" w:sz="6" w:space="0" w:color="auto"/>
-              <w:insideV w:val="single" w:sz="6" w:space="0" w:color="auto"/>
+              <w:right w:val="nil"/>
+              <w:top w:val="single" w:sz="4" w:space="0" w:color="auto"/>
+              <w:bottom w:val="single" w:sz="4" w:space="0" w:color="auto"/>
+              <w:left w:val="single" w:sz="4" w:space="0" w:color="auto"/>
+              <w:insideH w:val="single" w:sz="6" w:space="0" w:color="auto"/>
+              <w:insideV w:val="single" w:sz="6" w:space="0" w:color="auto"/>
+              <w:start w:val="single" w:sz="4" w:space="0" w:color="auto"/>
+              <w:end w:val="nil"/>
             </w:tcBorders>
           </w:tcPr>
           <w:p>
@@ -5385,12 +5527,14 @@
             <w:tcW w:type="dxa" w:w="2722"/>
             <w:vAlign w:val="center"/>
             <w:tcBorders>
-              <w:left w:val="single" w:sz="6" w:space="0" w:color="auto"/>
-              <w:top w:val="single" w:sz="6" w:space="0" w:color="auto"/>
-              <w:bottom w:val="single" w:sz="6" w:space="0" w:color="auto"/>
-              <w:right w:val="single" w:sz="6" w:space="0" w:color="auto"/>
-              <w:insideH w:val="single" w:sz="6" w:space="0" w:color="auto"/>
-              <w:insideV w:val="single" w:sz="6" w:space="0" w:color="auto"/>
+              <w:left w:val="nil"/>
+              <w:top w:val="single" w:sz="4" w:space="0" w:color="auto"/>
+              <w:bottom w:val="single" w:sz="4" w:space="0" w:color="auto"/>
+              <w:right w:val="single" w:sz="4" w:space="0" w:color="auto"/>
+              <w:insideH w:val="single" w:sz="6" w:space="0" w:color="auto"/>
+              <w:insideV w:val="single" w:sz="6" w:space="0" w:color="auto"/>
+              <w:start w:val="nil"/>
+              <w:end w:val="single" w:sz="4" w:space="0" w:color="auto"/>
             </w:tcBorders>
           </w:tcPr>
           <w:p>
@@ -5422,12 +5566,14 @@
             <w:gridSpan w:val="2"/>
             <w:vAlign w:val="center"/>
             <w:tcBorders>
-              <w:right w:val="single" w:sz="6" w:space="0" w:color="auto"/>
-              <w:top w:val="single" w:sz="6" w:space="0" w:color="auto"/>
-              <w:bottom w:val="single" w:sz="6" w:space="0" w:color="auto"/>
-              <w:left w:val="single" w:sz="6" w:space="0" w:color="auto"/>
-              <w:insideH w:val="single" w:sz="6" w:space="0" w:color="auto"/>
-              <w:insideV w:val="single" w:sz="6" w:space="0" w:color="auto"/>
+              <w:right w:val="nil"/>
+              <w:top w:val="single" w:sz="4" w:space="0" w:color="auto"/>
+              <w:bottom w:val="single" w:sz="4" w:space="0" w:color="auto"/>
+              <w:left w:val="single" w:sz="4" w:space="0" w:color="auto"/>
+              <w:insideH w:val="single" w:sz="6" w:space="0" w:color="auto"/>
+              <w:insideV w:val="single" w:sz="6" w:space="0" w:color="auto"/>
+              <w:start w:val="single" w:sz="4" w:space="0" w:color="auto"/>
+              <w:end w:val="nil"/>
             </w:tcBorders>
           </w:tcPr>
           <w:p>
@@ -5460,12 +5606,14 @@
             <w:tcW w:type="dxa" w:w="2722"/>
             <w:vAlign w:val="center"/>
             <w:tcBorders>
-              <w:left w:val="single" w:sz="6" w:space="0" w:color="auto"/>
-              <w:top w:val="single" w:sz="6" w:space="0" w:color="auto"/>
-              <w:bottom w:val="single" w:sz="6" w:space="0" w:color="auto"/>
-              <w:right w:val="single" w:sz="6" w:space="0" w:color="auto"/>
-              <w:insideH w:val="single" w:sz="6" w:space="0" w:color="auto"/>
-              <w:insideV w:val="single" w:sz="6" w:space="0" w:color="auto"/>
+              <w:left w:val="nil"/>
+              <w:top w:val="single" w:sz="4" w:space="0" w:color="auto"/>
+              <w:bottom w:val="single" w:sz="4" w:space="0" w:color="auto"/>
+              <w:right w:val="single" w:sz="4" w:space="0" w:color="auto"/>
+              <w:insideH w:val="single" w:sz="6" w:space="0" w:color="auto"/>
+              <w:insideV w:val="single" w:sz="6" w:space="0" w:color="auto"/>
+              <w:start w:val="nil"/>
+              <w:end w:val="single" w:sz="4" w:space="0" w:color="auto"/>
             </w:tcBorders>
           </w:tcPr>
           <w:p>
@@ -5497,12 +5645,14 @@
             <w:gridSpan w:val="2"/>
             <w:vAlign w:val="center"/>
             <w:tcBorders>
-              <w:right w:val="single" w:sz="6" w:space="0" w:color="auto"/>
-              <w:top w:val="single" w:sz="6" w:space="0" w:color="auto"/>
-              <w:bottom w:val="single" w:sz="6" w:space="0" w:color="auto"/>
-              <w:left w:val="single" w:sz="6" w:space="0" w:color="auto"/>
-              <w:insideH w:val="single" w:sz="6" w:space="0" w:color="auto"/>
-              <w:insideV w:val="single" w:sz="6" w:space="0" w:color="auto"/>
+              <w:right w:val="nil"/>
+              <w:top w:val="single" w:sz="4" w:space="0" w:color="auto"/>
+              <w:bottom w:val="single" w:sz="4" w:space="0" w:color="auto"/>
+              <w:left w:val="single" w:sz="4" w:space="0" w:color="auto"/>
+              <w:insideH w:val="single" w:sz="6" w:space="0" w:color="auto"/>
+              <w:insideV w:val="single" w:sz="6" w:space="0" w:color="auto"/>
+              <w:start w:val="single" w:sz="4" w:space="0" w:color="auto"/>
+              <w:end w:val="nil"/>
             </w:tcBorders>
           </w:tcPr>
           <w:p>
@@ -5536,12 +5686,14 @@
             <w:vMerge w:val="restart"/>
             <w:vAlign w:val="center"/>
             <w:tcBorders>
-              <w:left w:val="single" w:sz="6" w:space="0" w:color="auto"/>
-              <w:top w:val="single" w:sz="6" w:space="0" w:color="auto"/>
-              <w:bottom w:val="single" w:sz="6" w:space="0" w:color="auto"/>
-              <w:right w:val="single" w:sz="6" w:space="0" w:color="auto"/>
-              <w:insideH w:val="single" w:sz="6" w:space="0" w:color="auto"/>
-              <w:insideV w:val="single" w:sz="6" w:space="0" w:color="auto"/>
+              <w:left w:val="nil"/>
+              <w:top w:val="single" w:sz="4" w:space="0" w:color="auto"/>
+              <w:bottom w:val="single" w:sz="4" w:space="0" w:color="auto"/>
+              <w:right w:val="single" w:sz="4" w:space="0" w:color="auto"/>
+              <w:insideH w:val="single" w:sz="6" w:space="0" w:color="auto"/>
+              <w:insideV w:val="single" w:sz="6" w:space="0" w:color="auto"/>
+              <w:start w:val="nil"/>
+              <w:end w:val="single" w:sz="4" w:space="0" w:color="auto"/>
             </w:tcBorders>
           </w:tcPr>
           <w:p>
@@ -5572,12 +5724,14 @@
             <w:tcW w:type="dxa" w:w="2722"/>
             <w:vAlign w:val="center"/>
             <w:tcBorders>
-              <w:top w:val="single" w:sz="6" w:space="0" w:color="auto"/>
-              <w:bottom w:val="single" w:sz="6" w:space="0" w:color="auto"/>
-              <w:left w:val="single" w:sz="6" w:space="0" w:color="auto"/>
-              <w:right w:val="single" w:sz="6" w:space="0" w:color="auto"/>
-              <w:insideH w:val="single" w:sz="6" w:space="0" w:color="auto"/>
-              <w:insideV w:val="single" w:sz="6" w:space="0" w:color="auto"/>
+              <w:top w:val="single" w:sz="4" w:space="0" w:color="auto"/>
+              <w:bottom w:val="single" w:sz="4" w:space="0" w:color="auto"/>
+              <w:left w:val="single" w:sz="4" w:space="0" w:color="auto"/>
+              <w:right w:val="single" w:sz="4" w:space="0" w:color="auto"/>
+              <w:insideH w:val="single" w:sz="6" w:space="0" w:color="auto"/>
+              <w:insideV w:val="single" w:sz="6" w:space="0" w:color="auto"/>
+              <w:start w:val="single" w:sz="4" w:space="0" w:color="auto"/>
+              <w:end w:val="single" w:sz="4" w:space="0" w:color="auto"/>
             </w:tcBorders>
           </w:tcPr>
           <w:p>
@@ -5608,12 +5762,14 @@
             <w:tcW w:type="dxa" w:w="2722"/>
             <w:vAlign w:val="center"/>
             <w:tcBorders>
-              <w:right w:val="single" w:sz="6" w:space="0" w:color="auto"/>
-              <w:top w:val="single" w:sz="6" w:space="0" w:color="auto"/>
-              <w:bottom w:val="single" w:sz="6" w:space="0" w:color="auto"/>
-              <w:left w:val="single" w:sz="6" w:space="0" w:color="auto"/>
-              <w:insideH w:val="single" w:sz="6" w:space="0" w:color="auto"/>
-              <w:insideV w:val="single" w:sz="6" w:space="0" w:color="auto"/>
+              <w:right w:val="nil"/>
+              <w:top w:val="single" w:sz="4" w:space="0" w:color="auto"/>
+              <w:bottom w:val="single" w:sz="4" w:space="0" w:color="auto"/>
+              <w:left w:val="single" w:sz="4" w:space="0" w:color="auto"/>
+              <w:insideH w:val="single" w:sz="6" w:space="0" w:color="auto"/>
+              <w:insideV w:val="single" w:sz="6" w:space="0" w:color="auto"/>
+              <w:start w:val="single" w:sz="4" w:space="0" w:color="auto"/>
+              <w:end w:val="nil"/>
             </w:tcBorders>
           </w:tcPr>
           <w:p>
@@ -5653,12 +5809,14 @@
             <w:tcW w:type="dxa" w:w="2722"/>
             <w:vAlign w:val="center"/>
             <w:tcBorders>
-              <w:top w:val="single" w:sz="6" w:space="0" w:color="auto"/>
-              <w:bottom w:val="single" w:sz="6" w:space="0" w:color="auto"/>
-              <w:left w:val="single" w:sz="6" w:space="0" w:color="auto"/>
-              <w:right w:val="single" w:sz="6" w:space="0" w:color="auto"/>
-              <w:insideH w:val="single" w:sz="6" w:space="0" w:color="auto"/>
-              <w:insideV w:val="single" w:sz="6" w:space="0" w:color="auto"/>
+              <w:top w:val="single" w:sz="4" w:space="0" w:color="auto"/>
+              <w:bottom w:val="single" w:sz="4" w:space="0" w:color="auto"/>
+              <w:left w:val="single" w:sz="4" w:space="0" w:color="auto"/>
+              <w:right w:val="single" w:sz="4" w:space="0" w:color="auto"/>
+              <w:insideH w:val="single" w:sz="6" w:space="0" w:color="auto"/>
+              <w:insideV w:val="single" w:sz="6" w:space="0" w:color="auto"/>
+              <w:start w:val="single" w:sz="4" w:space="0" w:color="auto"/>
+              <w:end w:val="single" w:sz="4" w:space="0" w:color="auto"/>
             </w:tcBorders>
           </w:tcPr>
           <w:p>
@@ -5689,12 +5847,14 @@
             <w:tcW w:type="dxa" w:w="2722"/>
             <w:vAlign w:val="center"/>
             <w:tcBorders>
-              <w:right w:val="single" w:sz="6" w:space="0" w:color="auto"/>
-              <w:top w:val="single" w:sz="6" w:space="0" w:color="auto"/>
-              <w:bottom w:val="single" w:sz="6" w:space="0" w:color="auto"/>
-              <w:left w:val="single" w:sz="6" w:space="0" w:color="auto"/>
-              <w:insideH w:val="single" w:sz="6" w:space="0" w:color="auto"/>
-              <w:insideV w:val="single" w:sz="6" w:space="0" w:color="auto"/>
+              <w:right w:val="nil"/>
+              <w:top w:val="single" w:sz="4" w:space="0" w:color="auto"/>
+              <w:bottom w:val="single" w:sz="4" w:space="0" w:color="auto"/>
+              <w:left w:val="single" w:sz="4" w:space="0" w:color="auto"/>
+              <w:insideH w:val="single" w:sz="6" w:space="0" w:color="auto"/>
+              <w:insideV w:val="single" w:sz="6" w:space="0" w:color="auto"/>
+              <w:start w:val="single" w:sz="4" w:space="0" w:color="auto"/>
+              <w:end w:val="nil"/>
             </w:tcBorders>
           </w:tcPr>
           <w:p>
@@ -5734,12 +5894,14 @@
             <w:tcW w:type="dxa" w:w="2722"/>
             <w:vAlign w:val="center"/>
             <w:tcBorders>
-              <w:top w:val="single" w:sz="6" w:space="0" w:color="auto"/>
-              <w:bottom w:val="single" w:sz="6" w:space="0" w:color="auto"/>
-              <w:left w:val="single" w:sz="6" w:space="0" w:color="auto"/>
-              <w:right w:val="single" w:sz="6" w:space="0" w:color="auto"/>
-              <w:insideH w:val="single" w:sz="6" w:space="0" w:color="auto"/>
-              <w:insideV w:val="single" w:sz="6" w:space="0" w:color="auto"/>
+              <w:top w:val="single" w:sz="4" w:space="0" w:color="auto"/>
+              <w:bottom w:val="single" w:sz="4" w:space="0" w:color="auto"/>
+              <w:left w:val="single" w:sz="4" w:space="0" w:color="auto"/>
+              <w:right w:val="single" w:sz="4" w:space="0" w:color="auto"/>
+              <w:insideH w:val="single" w:sz="6" w:space="0" w:color="auto"/>
+              <w:insideV w:val="single" w:sz="6" w:space="0" w:color="auto"/>
+              <w:start w:val="single" w:sz="4" w:space="0" w:color="auto"/>
+              <w:end w:val="single" w:sz="4" w:space="0" w:color="auto"/>
             </w:tcBorders>
           </w:tcPr>
           <w:p>
@@ -5770,12 +5932,14 @@
             <w:tcW w:type="dxa" w:w="2722"/>
             <w:vAlign w:val="center"/>
             <w:tcBorders>
-              <w:right w:val="single" w:sz="6" w:space="0" w:color="auto"/>
-              <w:top w:val="single" w:sz="6" w:space="0" w:color="auto"/>
-              <w:bottom w:val="single" w:sz="6" w:space="0" w:color="auto"/>
-              <w:left w:val="single" w:sz="6" w:space="0" w:color="auto"/>
-              <w:insideH w:val="single" w:sz="6" w:space="0" w:color="auto"/>
-              <w:insideV w:val="single" w:sz="6" w:space="0" w:color="auto"/>
+              <w:right w:val="nil"/>
+              <w:top w:val="single" w:sz="4" w:space="0" w:color="auto"/>
+              <w:bottom w:val="single" w:sz="4" w:space="0" w:color="auto"/>
+              <w:left w:val="single" w:sz="4" w:space="0" w:color="auto"/>
+              <w:insideH w:val="single" w:sz="6" w:space="0" w:color="auto"/>
+              <w:insideV w:val="single" w:sz="6" w:space="0" w:color="auto"/>
+              <w:start w:val="single" w:sz="4" w:space="0" w:color="auto"/>
+              <w:end w:val="nil"/>
             </w:tcBorders>
           </w:tcPr>
           <w:p>
@@ -5815,12 +5979,14 @@
             <w:tcW w:type="dxa" w:w="2722"/>
             <w:vAlign w:val="center"/>
             <w:tcBorders>
-              <w:top w:val="single" w:sz="6" w:space="0" w:color="auto"/>
-              <w:bottom w:val="single" w:sz="6" w:space="0" w:color="auto"/>
-              <w:left w:val="single" w:sz="6" w:space="0" w:color="auto"/>
-              <w:right w:val="single" w:sz="6" w:space="0" w:color="auto"/>
-              <w:insideH w:val="single" w:sz="6" w:space="0" w:color="auto"/>
-              <w:insideV w:val="single" w:sz="6" w:space="0" w:color="auto"/>
+              <w:top w:val="single" w:sz="4" w:space="0" w:color="auto"/>
+              <w:bottom w:val="single" w:sz="4" w:space="0" w:color="auto"/>
+              <w:left w:val="single" w:sz="4" w:space="0" w:color="auto"/>
+              <w:right w:val="single" w:sz="4" w:space="0" w:color="auto"/>
+              <w:insideH w:val="single" w:sz="6" w:space="0" w:color="auto"/>
+              <w:insideV w:val="single" w:sz="6" w:space="0" w:color="auto"/>
+              <w:start w:val="single" w:sz="4" w:space="0" w:color="auto"/>
+              <w:end w:val="single" w:sz="4" w:space="0" w:color="auto"/>
             </w:tcBorders>
           </w:tcPr>
           <w:p>
@@ -5851,12 +6017,14 @@
             <w:tcW w:type="dxa" w:w="2722"/>
             <w:vAlign w:val="center"/>
             <w:tcBorders>
-              <w:right w:val="single" w:sz="6" w:space="0" w:color="auto"/>
-              <w:top w:val="single" w:sz="6" w:space="0" w:color="auto"/>
-              <w:bottom w:val="single" w:sz="6" w:space="0" w:color="auto"/>
-              <w:left w:val="single" w:sz="6" w:space="0" w:color="auto"/>
-              <w:insideH w:val="single" w:sz="6" w:space="0" w:color="auto"/>
-              <w:insideV w:val="single" w:sz="6" w:space="0" w:color="auto"/>
+              <w:right w:val="nil"/>
+              <w:top w:val="single" w:sz="4" w:space="0" w:color="auto"/>
+              <w:bottom w:val="single" w:sz="4" w:space="0" w:color="auto"/>
+              <w:left w:val="single" w:sz="4" w:space="0" w:color="auto"/>
+              <w:insideH w:val="single" w:sz="6" w:space="0" w:color="auto"/>
+              <w:insideV w:val="single" w:sz="6" w:space="0" w:color="auto"/>
+              <w:start w:val="single" w:sz="4" w:space="0" w:color="auto"/>
+              <w:end w:val="nil"/>
             </w:tcBorders>
           </w:tcPr>
           <w:p>
@@ -5896,12 +6064,14 @@
             <w:tcW w:type="dxa" w:w="2722"/>
             <w:vAlign w:val="center"/>
             <w:tcBorders>
-              <w:top w:val="single" w:sz="6" w:space="0" w:color="auto"/>
-              <w:bottom w:val="single" w:sz="6" w:space="0" w:color="auto"/>
-              <w:left w:val="single" w:sz="6" w:space="0" w:color="auto"/>
-              <w:right w:val="single" w:sz="6" w:space="0" w:color="auto"/>
-              <w:insideH w:val="single" w:sz="6" w:space="0" w:color="auto"/>
-              <w:insideV w:val="single" w:sz="6" w:space="0" w:color="auto"/>
+              <w:top w:val="single" w:sz="4" w:space="0" w:color="auto"/>
+              <w:bottom w:val="single" w:sz="4" w:space="0" w:color="auto"/>
+              <w:left w:val="single" w:sz="4" w:space="0" w:color="auto"/>
+              <w:right w:val="single" w:sz="4" w:space="0" w:color="auto"/>
+              <w:insideH w:val="single" w:sz="6" w:space="0" w:color="auto"/>
+              <w:insideV w:val="single" w:sz="6" w:space="0" w:color="auto"/>
+              <w:start w:val="single" w:sz="4" w:space="0" w:color="auto"/>
+              <w:end w:val="single" w:sz="4" w:space="0" w:color="auto"/>
             </w:tcBorders>
           </w:tcPr>
           <w:p>
@@ -5932,12 +6102,14 @@
             <w:tcW w:type="dxa" w:w="2722"/>
             <w:vAlign w:val="center"/>
             <w:tcBorders>
-              <w:right w:val="single" w:sz="6" w:space="0" w:color="auto"/>
-              <w:top w:val="single" w:sz="6" w:space="0" w:color="auto"/>
-              <w:bottom w:val="single" w:sz="6" w:space="0" w:color="auto"/>
-              <w:left w:val="single" w:sz="6" w:space="0" w:color="auto"/>
-              <w:insideH w:val="single" w:sz="6" w:space="0" w:color="auto"/>
-              <w:insideV w:val="single" w:sz="6" w:space="0" w:color="auto"/>
+              <w:right w:val="nil"/>
+              <w:top w:val="single" w:sz="4" w:space="0" w:color="auto"/>
+              <w:bottom w:val="single" w:sz="4" w:space="0" w:color="auto"/>
+              <w:left w:val="single" w:sz="4" w:space="0" w:color="auto"/>
+              <w:insideH w:val="single" w:sz="6" w:space="0" w:color="auto"/>
+              <w:insideV w:val="single" w:sz="6" w:space="0" w:color="auto"/>
+              <w:start w:val="single" w:sz="4" w:space="0" w:color="auto"/>
+              <w:end w:val="nil"/>
             </w:tcBorders>
           </w:tcPr>
           <w:p>
@@ -5977,12 +6149,14 @@
             <w:tcW w:type="dxa" w:w="2722"/>
             <w:vAlign w:val="center"/>
             <w:tcBorders>
-              <w:top w:val="single" w:sz="6" w:space="0" w:color="auto"/>
-              <w:bottom w:val="single" w:sz="6" w:space="0" w:color="auto"/>
-              <w:left w:val="single" w:sz="6" w:space="0" w:color="auto"/>
-              <w:right w:val="single" w:sz="6" w:space="0" w:color="auto"/>
-              <w:insideH w:val="single" w:sz="6" w:space="0" w:color="auto"/>
-              <w:insideV w:val="single" w:sz="6" w:space="0" w:color="auto"/>
+              <w:top w:val="single" w:sz="4" w:space="0" w:color="auto"/>
+              <w:bottom w:val="single" w:sz="4" w:space="0" w:color="auto"/>
+              <w:left w:val="single" w:sz="4" w:space="0" w:color="auto"/>
+              <w:right w:val="single" w:sz="4" w:space="0" w:color="auto"/>
+              <w:insideH w:val="single" w:sz="6" w:space="0" w:color="auto"/>
+              <w:insideV w:val="single" w:sz="6" w:space="0" w:color="auto"/>
+              <w:start w:val="single" w:sz="4" w:space="0" w:color="auto"/>
+              <w:end w:val="single" w:sz="4" w:space="0" w:color="auto"/>
             </w:tcBorders>
           </w:tcPr>
           <w:p>
@@ -6013,12 +6187,14 @@
             <w:tcW w:type="dxa" w:w="2722"/>
             <w:vAlign w:val="center"/>
             <w:tcBorders>
-              <w:right w:val="single" w:sz="6" w:space="0" w:color="auto"/>
-              <w:top w:val="single" w:sz="6" w:space="0" w:color="auto"/>
-              <w:bottom w:val="single" w:sz="6" w:space="0" w:color="auto"/>
-              <w:left w:val="single" w:sz="6" w:space="0" w:color="auto"/>
-              <w:insideH w:val="single" w:sz="6" w:space="0" w:color="auto"/>
-              <w:insideV w:val="single" w:sz="6" w:space="0" w:color="auto"/>
+              <w:right w:val="nil"/>
+              <w:top w:val="single" w:sz="4" w:space="0" w:color="auto"/>
+              <w:bottom w:val="single" w:sz="4" w:space="0" w:color="auto"/>
+              <w:left w:val="single" w:sz="4" w:space="0" w:color="auto"/>
+              <w:insideH w:val="single" w:sz="6" w:space="0" w:color="auto"/>
+              <w:insideV w:val="single" w:sz="6" w:space="0" w:color="auto"/>
+              <w:start w:val="single" w:sz="4" w:space="0" w:color="auto"/>
+              <w:end w:val="nil"/>
             </w:tcBorders>
           </w:tcPr>
           <w:p>
@@ -6052,12 +6228,14 @@
             <w:vMerge w:val="restart"/>
             <w:vAlign w:val="center"/>
             <w:tcBorders>
-              <w:left w:val="single" w:sz="6" w:space="0" w:color="auto"/>
-              <w:top w:val="single" w:sz="6" w:space="0" w:color="auto"/>
-              <w:bottom w:val="single" w:sz="12" w:space="0" w:color="auto"/>
-              <w:right w:val="single" w:sz="6" w:space="0" w:color="auto"/>
-              <w:insideH w:val="single" w:sz="6" w:space="0" w:color="auto"/>
-              <w:insideV w:val="single" w:sz="6" w:space="0" w:color="auto"/>
+              <w:left w:val="nil"/>
+              <w:top w:val="single" w:sz="4" w:space="0" w:color="auto"/>
+              <w:bottom w:val="single" w:sz="4" w:space="0" w:color="auto"/>
+              <w:right w:val="single" w:sz="4" w:space="0" w:color="auto"/>
+              <w:insideH w:val="single" w:sz="6" w:space="0" w:color="auto"/>
+              <w:insideV w:val="single" w:sz="6" w:space="0" w:color="auto"/>
+              <w:start w:val="nil"/>
+              <w:end w:val="single" w:sz="4" w:space="0" w:color="auto"/>
             </w:tcBorders>
           </w:tcPr>
           <w:p>
@@ -6088,12 +6266,14 @@
             <w:tcW w:type="dxa" w:w="2722"/>
             <w:vAlign w:val="center"/>
             <w:tcBorders>
-              <w:top w:val="single" w:sz="6" w:space="0" w:color="auto"/>
-              <w:bottom w:val="single" w:sz="6" w:space="0" w:color="auto"/>
-              <w:left w:val="single" w:sz="6" w:space="0" w:color="auto"/>
-              <w:right w:val="single" w:sz="6" w:space="0" w:color="auto"/>
-              <w:insideH w:val="single" w:sz="6" w:space="0" w:color="auto"/>
-              <w:insideV w:val="single" w:sz="6" w:space="0" w:color="auto"/>
+              <w:top w:val="single" w:sz="4" w:space="0" w:color="auto"/>
+              <w:bottom w:val="single" w:sz="4" w:space="0" w:color="auto"/>
+              <w:left w:val="single" w:sz="4" w:space="0" w:color="auto"/>
+              <w:right w:val="single" w:sz="4" w:space="0" w:color="auto"/>
+              <w:insideH w:val="single" w:sz="6" w:space="0" w:color="auto"/>
+              <w:insideV w:val="single" w:sz="6" w:space="0" w:color="auto"/>
+              <w:start w:val="single" w:sz="4" w:space="0" w:color="auto"/>
+              <w:end w:val="single" w:sz="4" w:space="0" w:color="auto"/>
             </w:tcBorders>
           </w:tcPr>
           <w:p>
@@ -6124,12 +6304,14 @@
             <w:tcW w:type="dxa" w:w="2722"/>
             <w:vAlign w:val="center"/>
             <w:tcBorders>
-              <w:right w:val="single" w:sz="6" w:space="0" w:color="auto"/>
-              <w:top w:val="single" w:sz="6" w:space="0" w:color="auto"/>
-              <w:bottom w:val="single" w:sz="6" w:space="0" w:color="auto"/>
-              <w:left w:val="single" w:sz="6" w:space="0" w:color="auto"/>
-              <w:insideH w:val="single" w:sz="6" w:space="0" w:color="auto"/>
-              <w:insideV w:val="single" w:sz="6" w:space="0" w:color="auto"/>
+              <w:right w:val="nil"/>
+              <w:top w:val="single" w:sz="4" w:space="0" w:color="auto"/>
+              <w:bottom w:val="single" w:sz="4" w:space="0" w:color="auto"/>
+              <w:left w:val="single" w:sz="4" w:space="0" w:color="auto"/>
+              <w:insideH w:val="single" w:sz="6" w:space="0" w:color="auto"/>
+              <w:insideV w:val="single" w:sz="6" w:space="0" w:color="auto"/>
+              <w:start w:val="single" w:sz="4" w:space="0" w:color="auto"/>
+              <w:end w:val="nil"/>
             </w:tcBorders>
           </w:tcPr>
           <w:p>
@@ -6169,12 +6351,14 @@
             <w:tcW w:type="dxa" w:w="2722"/>
             <w:vAlign w:val="center"/>
             <w:tcBorders>
-              <w:top w:val="single" w:sz="6" w:space="0" w:color="auto"/>
-              <w:bottom w:val="single" w:sz="6" w:space="0" w:color="auto"/>
-              <w:left w:val="single" w:sz="6" w:space="0" w:color="auto"/>
-              <w:right w:val="single" w:sz="6" w:space="0" w:color="auto"/>
-              <w:insideH w:val="single" w:sz="6" w:space="0" w:color="auto"/>
-              <w:insideV w:val="single" w:sz="6" w:space="0" w:color="auto"/>
+              <w:top w:val="single" w:sz="4" w:space="0" w:color="auto"/>
+              <w:bottom w:val="single" w:sz="4" w:space="0" w:color="auto"/>
+              <w:left w:val="single" w:sz="4" w:space="0" w:color="auto"/>
+              <w:right w:val="single" w:sz="4" w:space="0" w:color="auto"/>
+              <w:insideH w:val="single" w:sz="6" w:space="0" w:color="auto"/>
+              <w:insideV w:val="single" w:sz="6" w:space="0" w:color="auto"/>
+              <w:start w:val="single" w:sz="4" w:space="0" w:color="auto"/>
+              <w:end w:val="single" w:sz="4" w:space="0" w:color="auto"/>
             </w:tcBorders>
           </w:tcPr>
           <w:p>
@@ -6205,12 +6389,14 @@
             <w:tcW w:type="dxa" w:w="2722"/>
             <w:vAlign w:val="center"/>
             <w:tcBorders>
-              <w:right w:val="single" w:sz="6" w:space="0" w:color="auto"/>
-              <w:top w:val="single" w:sz="6" w:space="0" w:color="auto"/>
-              <w:bottom w:val="single" w:sz="6" w:space="0" w:color="auto"/>
-              <w:left w:val="single" w:sz="6" w:space="0" w:color="auto"/>
-              <w:insideH w:val="single" w:sz="6" w:space="0" w:color="auto"/>
-              <w:insideV w:val="single" w:sz="6" w:space="0" w:color="auto"/>
+              <w:right w:val="nil"/>
+              <w:top w:val="single" w:sz="4" w:space="0" w:color="auto"/>
+              <w:bottom w:val="single" w:sz="4" w:space="0" w:color="auto"/>
+              <w:left w:val="single" w:sz="4" w:space="0" w:color="auto"/>
+              <w:insideH w:val="single" w:sz="6" w:space="0" w:color="auto"/>
+              <w:insideV w:val="single" w:sz="6" w:space="0" w:color="auto"/>
+              <w:start w:val="single" w:sz="4" w:space="0" w:color="auto"/>
+              <w:end w:val="nil"/>
             </w:tcBorders>
           </w:tcPr>
           <w:p>
@@ -6250,12 +6436,14 @@
             <w:tcW w:type="dxa" w:w="2722"/>
             <w:vAlign w:val="center"/>
             <w:tcBorders>
-              <w:top w:val="single" w:sz="6" w:space="0" w:color="auto"/>
-              <w:bottom w:val="single" w:sz="12" w:space="0" w:color="auto"/>
-              <w:left w:val="single" w:sz="6" w:space="0" w:color="auto"/>
-              <w:right w:val="single" w:sz="6" w:space="0" w:color="auto"/>
-              <w:insideH w:val="single" w:sz="6" w:space="0" w:color="auto"/>
-              <w:insideV w:val="single" w:sz="6" w:space="0" w:color="auto"/>
+              <w:top w:val="single" w:sz="4" w:space="0" w:color="auto"/>
+              <w:bottom w:val="single" w:sz="4" w:space="0" w:color="auto"/>
+              <w:left w:val="single" w:sz="4" w:space="0" w:color="auto"/>
+              <w:right w:val="single" w:sz="4" w:space="0" w:color="auto"/>
+              <w:insideH w:val="single" w:sz="6" w:space="0" w:color="auto"/>
+              <w:insideV w:val="single" w:sz="6" w:space="0" w:color="auto"/>
+              <w:start w:val="single" w:sz="4" w:space="0" w:color="auto"/>
+              <w:end w:val="single" w:sz="4" w:space="0" w:color="auto"/>
             </w:tcBorders>
           </w:tcPr>
           <w:p>
@@ -6286,12 +6474,14 @@
             <w:tcW w:type="dxa" w:w="2722"/>
             <w:vAlign w:val="center"/>
             <w:tcBorders>
-              <w:right w:val="single" w:sz="6" w:space="0" w:color="auto"/>
-              <w:top w:val="single" w:sz="6" w:space="0" w:color="auto"/>
-              <w:bottom w:val="single" w:sz="12" w:space="0" w:color="auto"/>
-              <w:left w:val="single" w:sz="6" w:space="0" w:color="auto"/>
-              <w:insideH w:val="single" w:sz="6" w:space="0" w:color="auto"/>
-              <w:insideV w:val="single" w:sz="6" w:space="0" w:color="auto"/>
+              <w:right w:val="nil"/>
+              <w:top w:val="single" w:sz="4" w:space="0" w:color="auto"/>
+              <w:bottom w:val="single" w:sz="4" w:space="0" w:color="auto"/>
+              <w:left w:val="single" w:sz="4" w:space="0" w:color="auto"/>
+              <w:insideH w:val="single" w:sz="6" w:space="0" w:color="auto"/>
+              <w:insideV w:val="single" w:sz="6" w:space="0" w:color="auto"/>
+              <w:start w:val="single" w:sz="4" w:space="0" w:color="auto"/>
+              <w:end w:val="nil"/>
             </w:tcBorders>
           </w:tcPr>
           <w:p>
@@ -6321,16 +6511,17 @@
     </w:tbl>
     <w:tbl>
       <w:tblPr>
-        <w:tblStyle w:val="af6"/>
         <w:tblW w:type="auto" w:w="0"/>
         <w:tblLook w:firstColumn="1" w:firstRow="1" w:lastColumn="0" w:lastRow="0" w:noHBand="0" w:noVBand="1" w:val="04A0"/>
         <w:tblBorders>
           <w:top w:val="single" w:sz="12" w:space="0" w:color="auto"/>
-          <w:left w:val="single" w:sz="6" w:space="0" w:color="auto"/>
+          <w:left w:val="nil"/>
           <w:bottom w:val="single" w:sz="12" w:space="0" w:color="auto"/>
-          <w:right w:val="single" w:sz="6" w:space="0" w:color="auto"/>
+          <w:right w:val="nil"/>
           <w:insideH w:val="single" w:sz="6" w:space="0" w:color="auto"/>
           <w:insideV w:val="single" w:sz="6" w:space="0" w:color="auto"/>
+          <w:start w:val="nil"/>
+          <w:end w:val="nil"/>
         </w:tblBorders>
       </w:tblPr>
       <w:tblGrid>
@@ -6344,12 +6535,14 @@
             <w:tcW w:type="dxa" w:w="2722"/>
             <w:vAlign w:val="center"/>
             <w:tcBorders>
-              <w:left w:val="single" w:sz="6" w:space="0" w:color="auto"/>
-              <w:top w:val="single" w:sz="12" w:space="0" w:color="auto"/>
-              <w:bottom w:val="single" w:sz="6" w:space="0" w:color="auto"/>
-              <w:right w:val="single" w:sz="6" w:space="0" w:color="auto"/>
-              <w:insideH w:val="single" w:sz="6" w:space="0" w:color="auto"/>
-              <w:insideV w:val="single" w:sz="6" w:space="0" w:color="auto"/>
+              <w:left w:val="nil"/>
+              <w:top w:val="single" w:sz="4" w:space="0" w:color="auto"/>
+              <w:bottom w:val="single" w:sz="4" w:space="0" w:color="auto"/>
+              <w:right w:val="single" w:sz="4" w:space="0" w:color="auto"/>
+              <w:insideH w:val="single" w:sz="6" w:space="0" w:color="auto"/>
+              <w:insideV w:val="single" w:sz="6" w:space="0" w:color="auto"/>
+              <w:start w:val="nil"/>
+              <w:end w:val="single" w:sz="4" w:space="0" w:color="auto"/>
             </w:tcBorders>
           </w:tcPr>
           <w:p>
@@ -6380,12 +6573,14 @@
             <w:tcW w:type="dxa" w:w="2722"/>
             <w:vAlign w:val="center"/>
             <w:tcBorders>
-              <w:top w:val="single" w:sz="12" w:space="0" w:color="auto"/>
-              <w:bottom w:val="single" w:sz="6" w:space="0" w:color="auto"/>
-              <w:left w:val="single" w:sz="6" w:space="0" w:color="auto"/>
-              <w:right w:val="single" w:sz="6" w:space="0" w:color="auto"/>
-              <w:insideH w:val="single" w:sz="6" w:space="0" w:color="auto"/>
-              <w:insideV w:val="single" w:sz="6" w:space="0" w:color="auto"/>
+              <w:top w:val="single" w:sz="4" w:space="0" w:color="auto"/>
+              <w:bottom w:val="single" w:sz="4" w:space="0" w:color="auto"/>
+              <w:left w:val="single" w:sz="4" w:space="0" w:color="auto"/>
+              <w:right w:val="single" w:sz="4" w:space="0" w:color="auto"/>
+              <w:insideH w:val="single" w:sz="6" w:space="0" w:color="auto"/>
+              <w:insideV w:val="single" w:sz="6" w:space="0" w:color="auto"/>
+              <w:start w:val="single" w:sz="4" w:space="0" w:color="auto"/>
+              <w:end w:val="single" w:sz="4" w:space="0" w:color="auto"/>
             </w:tcBorders>
           </w:tcPr>
           <w:p>
@@ -6416,12 +6611,14 @@
             <w:tcW w:type="dxa" w:w="2722"/>
             <w:vAlign w:val="center"/>
             <w:tcBorders>
-              <w:right w:val="single" w:sz="6" w:space="0" w:color="auto"/>
-              <w:top w:val="single" w:sz="12" w:space="0" w:color="auto"/>
-              <w:bottom w:val="single" w:sz="6" w:space="0" w:color="auto"/>
-              <w:left w:val="single" w:sz="6" w:space="0" w:color="auto"/>
-              <w:insideH w:val="single" w:sz="6" w:space="0" w:color="auto"/>
-              <w:insideV w:val="single" w:sz="6" w:space="0" w:color="auto"/>
+              <w:right w:val="nil"/>
+              <w:top w:val="single" w:sz="4" w:space="0" w:color="auto"/>
+              <w:bottom w:val="single" w:sz="4" w:space="0" w:color="auto"/>
+              <w:left w:val="single" w:sz="4" w:space="0" w:color="auto"/>
+              <w:insideH w:val="single" w:sz="6" w:space="0" w:color="auto"/>
+              <w:insideV w:val="single" w:sz="6" w:space="0" w:color="auto"/>
+              <w:start w:val="single" w:sz="4" w:space="0" w:color="auto"/>
+              <w:end w:val="nil"/>
             </w:tcBorders>
           </w:tcPr>
           <w:p>
@@ -6454,12 +6651,14 @@
             <w:tcW w:type="dxa" w:w="2722"/>
             <w:vAlign w:val="center"/>
             <w:tcBorders>
-              <w:left w:val="single" w:sz="6" w:space="0" w:color="auto"/>
-              <w:top w:val="single" w:sz="6" w:space="0" w:color="auto"/>
-              <w:bottom w:val="single" w:sz="6" w:space="0" w:color="auto"/>
-              <w:right w:val="single" w:sz="6" w:space="0" w:color="auto"/>
-              <w:insideH w:val="single" w:sz="6" w:space="0" w:color="auto"/>
-              <w:insideV w:val="single" w:sz="6" w:space="0" w:color="auto"/>
+              <w:left w:val="nil"/>
+              <w:top w:val="single" w:sz="4" w:space="0" w:color="auto"/>
+              <w:bottom w:val="single" w:sz="4" w:space="0" w:color="auto"/>
+              <w:right w:val="single" w:sz="4" w:space="0" w:color="auto"/>
+              <w:insideH w:val="single" w:sz="6" w:space="0" w:color="auto"/>
+              <w:insideV w:val="single" w:sz="6" w:space="0" w:color="auto"/>
+              <w:start w:val="nil"/>
+              <w:end w:val="single" w:sz="4" w:space="0" w:color="auto"/>
             </w:tcBorders>
           </w:tcPr>
           <w:p>
@@ -6489,12 +6688,14 @@
             <w:tcW w:type="dxa" w:w="2722"/>
             <w:vAlign w:val="center"/>
             <w:tcBorders>
-              <w:top w:val="single" w:sz="6" w:space="0" w:color="auto"/>
-              <w:bottom w:val="single" w:sz="6" w:space="0" w:color="auto"/>
-              <w:left w:val="single" w:sz="6" w:space="0" w:color="auto"/>
-              <w:right w:val="single" w:sz="6" w:space="0" w:color="auto"/>
-              <w:insideH w:val="single" w:sz="6" w:space="0" w:color="auto"/>
-              <w:insideV w:val="single" w:sz="6" w:space="0" w:color="auto"/>
+              <w:top w:val="single" w:sz="4" w:space="0" w:color="auto"/>
+              <w:bottom w:val="single" w:sz="4" w:space="0" w:color="auto"/>
+              <w:left w:val="single" w:sz="4" w:space="0" w:color="auto"/>
+              <w:right w:val="single" w:sz="4" w:space="0" w:color="auto"/>
+              <w:insideH w:val="single" w:sz="6" w:space="0" w:color="auto"/>
+              <w:insideV w:val="single" w:sz="6" w:space="0" w:color="auto"/>
+              <w:start w:val="single" w:sz="4" w:space="0" w:color="auto"/>
+              <w:end w:val="single" w:sz="4" w:space="0" w:color="auto"/>
             </w:tcBorders>
           </w:tcPr>
           <w:p>
@@ -6525,12 +6726,14 @@
             <w:tcW w:type="dxa" w:w="2722"/>
             <w:vAlign w:val="center"/>
             <w:tcBorders>
-              <w:right w:val="single" w:sz="6" w:space="0" w:color="auto"/>
-              <w:top w:val="single" w:sz="6" w:space="0" w:color="auto"/>
-              <w:bottom w:val="single" w:sz="6" w:space="0" w:color="auto"/>
-              <w:left w:val="single" w:sz="6" w:space="0" w:color="auto"/>
-              <w:insideH w:val="single" w:sz="6" w:space="0" w:color="auto"/>
-              <w:insideV w:val="single" w:sz="6" w:space="0" w:color="auto"/>
+              <w:right w:val="nil"/>
+              <w:top w:val="single" w:sz="4" w:space="0" w:color="auto"/>
+              <w:bottom w:val="single" w:sz="4" w:space="0" w:color="auto"/>
+              <w:left w:val="single" w:sz="4" w:space="0" w:color="auto"/>
+              <w:insideH w:val="single" w:sz="6" w:space="0" w:color="auto"/>
+              <w:insideV w:val="single" w:sz="6" w:space="0" w:color="auto"/>
+              <w:start w:val="single" w:sz="4" w:space="0" w:color="auto"/>
+              <w:end w:val="nil"/>
             </w:tcBorders>
           </w:tcPr>
           <w:p>
@@ -6563,12 +6766,14 @@
             <w:tcW w:type="dxa" w:w="2722"/>
             <w:vAlign w:val="center"/>
             <w:tcBorders>
-              <w:left w:val="single" w:sz="6" w:space="0" w:color="auto"/>
-              <w:top w:val="single" w:sz="6" w:space="0" w:color="auto"/>
-              <w:bottom w:val="single" w:sz="12" w:space="0" w:color="auto"/>
-              <w:right w:val="single" w:sz="6" w:space="0" w:color="auto"/>
-              <w:insideH w:val="single" w:sz="6" w:space="0" w:color="auto"/>
-              <w:insideV w:val="single" w:sz="6" w:space="0" w:color="auto"/>
+              <w:left w:val="nil"/>
+              <w:top w:val="single" w:sz="4" w:space="0" w:color="auto"/>
+              <w:bottom w:val="single" w:sz="4" w:space="0" w:color="auto"/>
+              <w:right w:val="single" w:sz="4" w:space="0" w:color="auto"/>
+              <w:insideH w:val="single" w:sz="6" w:space="0" w:color="auto"/>
+              <w:insideV w:val="single" w:sz="6" w:space="0" w:color="auto"/>
+              <w:start w:val="nil"/>
+              <w:end w:val="single" w:sz="4" w:space="0" w:color="auto"/>
             </w:tcBorders>
           </w:tcPr>
           <w:p>
@@ -6598,12 +6803,14 @@
             <w:tcW w:type="dxa" w:w="2722"/>
             <w:vAlign w:val="center"/>
             <w:tcBorders>
-              <w:top w:val="single" w:sz="6" w:space="0" w:color="auto"/>
-              <w:bottom w:val="single" w:sz="12" w:space="0" w:color="auto"/>
-              <w:left w:val="single" w:sz="6" w:space="0" w:color="auto"/>
-              <w:right w:val="single" w:sz="6" w:space="0" w:color="auto"/>
-              <w:insideH w:val="single" w:sz="6" w:space="0" w:color="auto"/>
-              <w:insideV w:val="single" w:sz="6" w:space="0" w:color="auto"/>
+              <w:top w:val="single" w:sz="4" w:space="0" w:color="auto"/>
+              <w:bottom w:val="single" w:sz="4" w:space="0" w:color="auto"/>
+              <w:left w:val="single" w:sz="4" w:space="0" w:color="auto"/>
+              <w:right w:val="single" w:sz="4" w:space="0" w:color="auto"/>
+              <w:insideH w:val="single" w:sz="6" w:space="0" w:color="auto"/>
+              <w:insideV w:val="single" w:sz="6" w:space="0" w:color="auto"/>
+              <w:start w:val="single" w:sz="4" w:space="0" w:color="auto"/>
+              <w:end w:val="single" w:sz="4" w:space="0" w:color="auto"/>
             </w:tcBorders>
           </w:tcPr>
           <w:p>
@@ -6634,12 +6841,14 @@
             <w:tcW w:type="dxa" w:w="2722"/>
             <w:vAlign w:val="center"/>
             <w:tcBorders>
-              <w:right w:val="single" w:sz="6" w:space="0" w:color="auto"/>
-              <w:top w:val="single" w:sz="6" w:space="0" w:color="auto"/>
-              <w:bottom w:val="single" w:sz="12" w:space="0" w:color="auto"/>
-              <w:left w:val="single" w:sz="6" w:space="0" w:color="auto"/>
-              <w:insideH w:val="single" w:sz="6" w:space="0" w:color="auto"/>
-              <w:insideV w:val="single" w:sz="6" w:space="0" w:color="auto"/>
+              <w:right w:val="nil"/>
+              <w:top w:val="single" w:sz="4" w:space="0" w:color="auto"/>
+              <w:bottom w:val="single" w:sz="4" w:space="0" w:color="auto"/>
+              <w:left w:val="single" w:sz="4" w:space="0" w:color="auto"/>
+              <w:insideH w:val="single" w:sz="6" w:space="0" w:color="auto"/>
+              <w:insideV w:val="single" w:sz="6" w:space="0" w:color="auto"/>
+              <w:start w:val="single" w:sz="4" w:space="0" w:color="auto"/>
+              <w:end w:val="nil"/>
             </w:tcBorders>
           </w:tcPr>
           <w:p>
@@ -6700,16 +6909,17 @@
     </w:p>
     <w:tbl>
       <w:tblPr>
-        <w:tblStyle w:val="af6"/>
         <w:tblW w:type="auto" w:w="0"/>
         <w:tblLook w:firstColumn="1" w:firstRow="1" w:lastColumn="0" w:lastRow="0" w:noHBand="0" w:noVBand="1" w:val="04A0"/>
         <w:tblBorders>
           <w:top w:val="single" w:sz="12" w:space="0" w:color="auto"/>
-          <w:left w:val="single" w:sz="6" w:space="0" w:color="auto"/>
+          <w:left w:val="nil"/>
           <w:bottom w:val="single" w:sz="12" w:space="0" w:color="auto"/>
-          <w:right w:val="single" w:sz="6" w:space="0" w:color="auto"/>
+          <w:right w:val="nil"/>
           <w:insideH w:val="single" w:sz="6" w:space="0" w:color="auto"/>
           <w:insideV w:val="single" w:sz="6" w:space="0" w:color="auto"/>
+          <w:start w:val="nil"/>
+          <w:end w:val="nil"/>
         </w:tblBorders>
       </w:tblPr>
       <w:tblGrid>
@@ -6723,12 +6933,14 @@
             <w:tcW w:type="dxa" w:w="2722"/>
             <w:vAlign w:val="center"/>
             <w:tcBorders>
-              <w:left w:val="single" w:sz="6" w:space="0" w:color="auto"/>
-              <w:top w:val="single" w:sz="12" w:space="0" w:color="auto"/>
-              <w:bottom w:val="single" w:sz="6" w:space="0" w:color="auto"/>
-              <w:right w:val="single" w:sz="6" w:space="0" w:color="auto"/>
-              <w:insideH w:val="single" w:sz="6" w:space="0" w:color="auto"/>
-              <w:insideV w:val="single" w:sz="6" w:space="0" w:color="auto"/>
+              <w:left w:val="nil"/>
+              <w:top w:val="single" w:sz="4" w:space="0" w:color="auto"/>
+              <w:bottom w:val="single" w:sz="4" w:space="0" w:color="auto"/>
+              <w:right w:val="single" w:sz="4" w:space="0" w:color="auto"/>
+              <w:insideH w:val="single" w:sz="6" w:space="0" w:color="auto"/>
+              <w:insideV w:val="single" w:sz="6" w:space="0" w:color="auto"/>
+              <w:start w:val="nil"/>
+              <w:end w:val="single" w:sz="4" w:space="0" w:color="auto"/>
             </w:tcBorders>
           </w:tcPr>
           <w:p>
@@ -6760,12 +6972,14 @@
             <w:gridSpan w:val="2"/>
             <w:vAlign w:val="center"/>
             <w:tcBorders>
-              <w:right w:val="single" w:sz="6" w:space="0" w:color="auto"/>
-              <w:top w:val="single" w:sz="12" w:space="0" w:color="auto"/>
-              <w:bottom w:val="single" w:sz="6" w:space="0" w:color="auto"/>
-              <w:left w:val="single" w:sz="6" w:space="0" w:color="auto"/>
-              <w:insideH w:val="single" w:sz="6" w:space="0" w:color="auto"/>
-              <w:insideV w:val="single" w:sz="6" w:space="0" w:color="auto"/>
+              <w:right w:val="nil"/>
+              <w:top w:val="single" w:sz="4" w:space="0" w:color="auto"/>
+              <w:bottom w:val="single" w:sz="4" w:space="0" w:color="auto"/>
+              <w:left w:val="single" w:sz="4" w:space="0" w:color="auto"/>
+              <w:insideH w:val="single" w:sz="6" w:space="0" w:color="auto"/>
+              <w:insideV w:val="single" w:sz="6" w:space="0" w:color="auto"/>
+              <w:start w:val="single" w:sz="4" w:space="0" w:color="auto"/>
+              <w:end w:val="nil"/>
             </w:tcBorders>
           </w:tcPr>
           <w:p>
@@ -6798,12 +7012,14 @@
             <w:tcW w:type="dxa" w:w="2722"/>
             <w:vAlign w:val="center"/>
             <w:tcBorders>
-              <w:left w:val="single" w:sz="6" w:space="0" w:color="auto"/>
-              <w:top w:val="single" w:sz="6" w:space="0" w:color="auto"/>
-              <w:bottom w:val="single" w:sz="6" w:space="0" w:color="auto"/>
-              <w:right w:val="single" w:sz="6" w:space="0" w:color="auto"/>
-              <w:insideH w:val="single" w:sz="6" w:space="0" w:color="auto"/>
-              <w:insideV w:val="single" w:sz="6" w:space="0" w:color="auto"/>
+              <w:left w:val="nil"/>
+              <w:top w:val="single" w:sz="4" w:space="0" w:color="auto"/>
+              <w:bottom w:val="single" w:sz="4" w:space="0" w:color="auto"/>
+              <w:right w:val="single" w:sz="4" w:space="0" w:color="auto"/>
+              <w:insideH w:val="single" w:sz="6" w:space="0" w:color="auto"/>
+              <w:insideV w:val="single" w:sz="6" w:space="0" w:color="auto"/>
+              <w:start w:val="nil"/>
+              <w:end w:val="single" w:sz="4" w:space="0" w:color="auto"/>
             </w:tcBorders>
           </w:tcPr>
           <w:p>
@@ -6835,12 +7051,14 @@
             <w:gridSpan w:val="2"/>
             <w:vAlign w:val="center"/>
             <w:tcBorders>
-              <w:right w:val="single" w:sz="6" w:space="0" w:color="auto"/>
-              <w:top w:val="single" w:sz="6" w:space="0" w:color="auto"/>
-              <w:bottom w:val="single" w:sz="6" w:space="0" w:color="auto"/>
-              <w:left w:val="single" w:sz="6" w:space="0" w:color="auto"/>
-              <w:insideH w:val="single" w:sz="6" w:space="0" w:color="auto"/>
-              <w:insideV w:val="single" w:sz="6" w:space="0" w:color="auto"/>
+              <w:right w:val="nil"/>
+              <w:top w:val="single" w:sz="4" w:space="0" w:color="auto"/>
+              <w:bottom w:val="single" w:sz="4" w:space="0" w:color="auto"/>
+              <w:left w:val="single" w:sz="4" w:space="0" w:color="auto"/>
+              <w:insideH w:val="single" w:sz="6" w:space="0" w:color="auto"/>
+              <w:insideV w:val="single" w:sz="6" w:space="0" w:color="auto"/>
+              <w:start w:val="single" w:sz="4" w:space="0" w:color="auto"/>
+              <w:end w:val="nil"/>
             </w:tcBorders>
           </w:tcPr>
           <w:p>
@@ -6873,12 +7091,14 @@
             <w:tcW w:type="dxa" w:w="2722"/>
             <w:vAlign w:val="center"/>
             <w:tcBorders>
-              <w:left w:val="single" w:sz="6" w:space="0" w:color="auto"/>
-              <w:top w:val="single" w:sz="6" w:space="0" w:color="auto"/>
-              <w:bottom w:val="single" w:sz="6" w:space="0" w:color="auto"/>
-              <w:right w:val="single" w:sz="6" w:space="0" w:color="auto"/>
-              <w:insideH w:val="single" w:sz="6" w:space="0" w:color="auto"/>
-              <w:insideV w:val="single" w:sz="6" w:space="0" w:color="auto"/>
+              <w:left w:val="nil"/>
+              <w:top w:val="single" w:sz="4" w:space="0" w:color="auto"/>
+              <w:bottom w:val="single" w:sz="4" w:space="0" w:color="auto"/>
+              <w:right w:val="single" w:sz="4" w:space="0" w:color="auto"/>
+              <w:insideH w:val="single" w:sz="6" w:space="0" w:color="auto"/>
+              <w:insideV w:val="single" w:sz="6" w:space="0" w:color="auto"/>
+              <w:start w:val="nil"/>
+              <w:end w:val="single" w:sz="4" w:space="0" w:color="auto"/>
             </w:tcBorders>
           </w:tcPr>
           <w:p>
@@ -6910,12 +7130,14 @@
             <w:gridSpan w:val="2"/>
             <w:vAlign w:val="center"/>
             <w:tcBorders>
-              <w:right w:val="single" w:sz="6" w:space="0" w:color="auto"/>
-              <w:top w:val="single" w:sz="6" w:space="0" w:color="auto"/>
-              <w:bottom w:val="single" w:sz="6" w:space="0" w:color="auto"/>
-              <w:left w:val="single" w:sz="6" w:space="0" w:color="auto"/>
-              <w:insideH w:val="single" w:sz="6" w:space="0" w:color="auto"/>
-              <w:insideV w:val="single" w:sz="6" w:space="0" w:color="auto"/>
+              <w:right w:val="nil"/>
+              <w:top w:val="single" w:sz="4" w:space="0" w:color="auto"/>
+              <w:bottom w:val="single" w:sz="4" w:space="0" w:color="auto"/>
+              <w:left w:val="single" w:sz="4" w:space="0" w:color="auto"/>
+              <w:insideH w:val="single" w:sz="6" w:space="0" w:color="auto"/>
+              <w:insideV w:val="single" w:sz="6" w:space="0" w:color="auto"/>
+              <w:start w:val="single" w:sz="4" w:space="0" w:color="auto"/>
+              <w:end w:val="nil"/>
             </w:tcBorders>
           </w:tcPr>
           <w:p>
@@ -6948,12 +7170,14 @@
             <w:tcW w:type="dxa" w:w="2722"/>
             <w:vAlign w:val="center"/>
             <w:tcBorders>
-              <w:left w:val="single" w:sz="6" w:space="0" w:color="auto"/>
-              <w:top w:val="single" w:sz="6" w:space="0" w:color="auto"/>
-              <w:bottom w:val="single" w:sz="6" w:space="0" w:color="auto"/>
-              <w:right w:val="single" w:sz="6" w:space="0" w:color="auto"/>
-              <w:insideH w:val="single" w:sz="6" w:space="0" w:color="auto"/>
-              <w:insideV w:val="single" w:sz="6" w:space="0" w:color="auto"/>
+              <w:left w:val="nil"/>
+              <w:top w:val="single" w:sz="4" w:space="0" w:color="auto"/>
+              <w:bottom w:val="single" w:sz="4" w:space="0" w:color="auto"/>
+              <w:right w:val="single" w:sz="4" w:space="0" w:color="auto"/>
+              <w:insideH w:val="single" w:sz="6" w:space="0" w:color="auto"/>
+              <w:insideV w:val="single" w:sz="6" w:space="0" w:color="auto"/>
+              <w:start w:val="nil"/>
+              <w:end w:val="single" w:sz="4" w:space="0" w:color="auto"/>
             </w:tcBorders>
           </w:tcPr>
           <w:p>
@@ -6985,12 +7209,14 @@
             <w:gridSpan w:val="2"/>
             <w:vAlign w:val="center"/>
             <w:tcBorders>
-              <w:right w:val="single" w:sz="6" w:space="0" w:color="auto"/>
-              <w:top w:val="single" w:sz="6" w:space="0" w:color="auto"/>
-              <w:bottom w:val="single" w:sz="6" w:space="0" w:color="auto"/>
-              <w:left w:val="single" w:sz="6" w:space="0" w:color="auto"/>
-              <w:insideH w:val="single" w:sz="6" w:space="0" w:color="auto"/>
-              <w:insideV w:val="single" w:sz="6" w:space="0" w:color="auto"/>
+              <w:right w:val="nil"/>
+              <w:top w:val="single" w:sz="4" w:space="0" w:color="auto"/>
+              <w:bottom w:val="single" w:sz="4" w:space="0" w:color="auto"/>
+              <w:left w:val="single" w:sz="4" w:space="0" w:color="auto"/>
+              <w:insideH w:val="single" w:sz="6" w:space="0" w:color="auto"/>
+              <w:insideV w:val="single" w:sz="6" w:space="0" w:color="auto"/>
+              <w:start w:val="single" w:sz="4" w:space="0" w:color="auto"/>
+              <w:end w:val="nil"/>
             </w:tcBorders>
           </w:tcPr>
           <w:p>
@@ -7023,12 +7249,14 @@
             <w:tcW w:type="dxa" w:w="2722"/>
             <w:vAlign w:val="center"/>
             <w:tcBorders>
-              <w:left w:val="single" w:sz="6" w:space="0" w:color="auto"/>
-              <w:top w:val="single" w:sz="6" w:space="0" w:color="auto"/>
-              <w:bottom w:val="single" w:sz="6" w:space="0" w:color="auto"/>
-              <w:right w:val="single" w:sz="6" w:space="0" w:color="auto"/>
-              <w:insideH w:val="single" w:sz="6" w:space="0" w:color="auto"/>
-              <w:insideV w:val="single" w:sz="6" w:space="0" w:color="auto"/>
+              <w:left w:val="nil"/>
+              <w:top w:val="single" w:sz="4" w:space="0" w:color="auto"/>
+              <w:bottom w:val="single" w:sz="4" w:space="0" w:color="auto"/>
+              <w:right w:val="single" w:sz="4" w:space="0" w:color="auto"/>
+              <w:insideH w:val="single" w:sz="6" w:space="0" w:color="auto"/>
+              <w:insideV w:val="single" w:sz="6" w:space="0" w:color="auto"/>
+              <w:start w:val="nil"/>
+              <w:end w:val="single" w:sz="4" w:space="0" w:color="auto"/>
             </w:tcBorders>
           </w:tcPr>
           <w:p>
@@ -7060,12 +7288,14 @@
             <w:gridSpan w:val="2"/>
             <w:vAlign w:val="center"/>
             <w:tcBorders>
-              <w:right w:val="single" w:sz="6" w:space="0" w:color="auto"/>
-              <w:top w:val="single" w:sz="6" w:space="0" w:color="auto"/>
-              <w:bottom w:val="single" w:sz="6" w:space="0" w:color="auto"/>
-              <w:left w:val="single" w:sz="6" w:space="0" w:color="auto"/>
-              <w:insideH w:val="single" w:sz="6" w:space="0" w:color="auto"/>
-              <w:insideV w:val="single" w:sz="6" w:space="0" w:color="auto"/>
+              <w:right w:val="nil"/>
+              <w:top w:val="single" w:sz="4" w:space="0" w:color="auto"/>
+              <w:bottom w:val="single" w:sz="4" w:space="0" w:color="auto"/>
+              <w:left w:val="single" w:sz="4" w:space="0" w:color="auto"/>
+              <w:insideH w:val="single" w:sz="6" w:space="0" w:color="auto"/>
+              <w:insideV w:val="single" w:sz="6" w:space="0" w:color="auto"/>
+              <w:start w:val="single" w:sz="4" w:space="0" w:color="auto"/>
+              <w:end w:val="nil"/>
             </w:tcBorders>
           </w:tcPr>
           <w:p>
@@ -7098,12 +7328,14 @@
             <w:tcW w:type="dxa" w:w="2722"/>
             <w:vAlign w:val="center"/>
             <w:tcBorders>
-              <w:left w:val="single" w:sz="6" w:space="0" w:color="auto"/>
-              <w:top w:val="single" w:sz="6" w:space="0" w:color="auto"/>
-              <w:bottom w:val="single" w:sz="6" w:space="0" w:color="auto"/>
-              <w:right w:val="single" w:sz="6" w:space="0" w:color="auto"/>
-              <w:insideH w:val="single" w:sz="6" w:space="0" w:color="auto"/>
-              <w:insideV w:val="single" w:sz="6" w:space="0" w:color="auto"/>
+              <w:left w:val="nil"/>
+              <w:top w:val="single" w:sz="4" w:space="0" w:color="auto"/>
+              <w:bottom w:val="single" w:sz="4" w:space="0" w:color="auto"/>
+              <w:right w:val="single" w:sz="4" w:space="0" w:color="auto"/>
+              <w:insideH w:val="single" w:sz="6" w:space="0" w:color="auto"/>
+              <w:insideV w:val="single" w:sz="6" w:space="0" w:color="auto"/>
+              <w:start w:val="nil"/>
+              <w:end w:val="single" w:sz="4" w:space="0" w:color="auto"/>
             </w:tcBorders>
           </w:tcPr>
           <w:p>
@@ -7135,12 +7367,14 @@
             <w:gridSpan w:val="2"/>
             <w:vAlign w:val="center"/>
             <w:tcBorders>
-              <w:right w:val="single" w:sz="6" w:space="0" w:color="auto"/>
-              <w:top w:val="single" w:sz="6" w:space="0" w:color="auto"/>
-              <w:bottom w:val="single" w:sz="6" w:space="0" w:color="auto"/>
-              <w:left w:val="single" w:sz="6" w:space="0" w:color="auto"/>
-              <w:insideH w:val="single" w:sz="6" w:space="0" w:color="auto"/>
-              <w:insideV w:val="single" w:sz="6" w:space="0" w:color="auto"/>
+              <w:right w:val="nil"/>
+              <w:top w:val="single" w:sz="4" w:space="0" w:color="auto"/>
+              <w:bottom w:val="single" w:sz="4" w:space="0" w:color="auto"/>
+              <w:left w:val="single" w:sz="4" w:space="0" w:color="auto"/>
+              <w:insideH w:val="single" w:sz="6" w:space="0" w:color="auto"/>
+              <w:insideV w:val="single" w:sz="6" w:space="0" w:color="auto"/>
+              <w:start w:val="single" w:sz="4" w:space="0" w:color="auto"/>
+              <w:end w:val="nil"/>
             </w:tcBorders>
           </w:tcPr>
           <w:p>
@@ -7174,12 +7408,14 @@
             <w:vMerge w:val="restart"/>
             <w:vAlign w:val="center"/>
             <w:tcBorders>
-              <w:left w:val="single" w:sz="6" w:space="0" w:color="auto"/>
-              <w:top w:val="single" w:sz="6" w:space="0" w:color="auto"/>
-              <w:bottom w:val="single" w:sz="6" w:space="0" w:color="auto"/>
-              <w:right w:val="single" w:sz="6" w:space="0" w:color="auto"/>
-              <w:insideH w:val="single" w:sz="6" w:space="0" w:color="auto"/>
-              <w:insideV w:val="single" w:sz="6" w:space="0" w:color="auto"/>
+              <w:left w:val="nil"/>
+              <w:top w:val="single" w:sz="4" w:space="0" w:color="auto"/>
+              <w:bottom w:val="single" w:sz="4" w:space="0" w:color="auto"/>
+              <w:right w:val="single" w:sz="4" w:space="0" w:color="auto"/>
+              <w:insideH w:val="single" w:sz="6" w:space="0" w:color="auto"/>
+              <w:insideV w:val="single" w:sz="6" w:space="0" w:color="auto"/>
+              <w:start w:val="nil"/>
+              <w:end w:val="single" w:sz="4" w:space="0" w:color="auto"/>
             </w:tcBorders>
           </w:tcPr>
           <w:p>
@@ -7210,12 +7446,14 @@
             <w:tcW w:type="dxa" w:w="2722"/>
             <w:vAlign w:val="center"/>
             <w:tcBorders>
-              <w:top w:val="single" w:sz="6" w:space="0" w:color="auto"/>
-              <w:bottom w:val="single" w:sz="6" w:space="0" w:color="auto"/>
-              <w:left w:val="single" w:sz="6" w:space="0" w:color="auto"/>
-              <w:right w:val="single" w:sz="6" w:space="0" w:color="auto"/>
-              <w:insideH w:val="single" w:sz="6" w:space="0" w:color="auto"/>
-              <w:insideV w:val="single" w:sz="6" w:space="0" w:color="auto"/>
+              <w:top w:val="single" w:sz="4" w:space="0" w:color="auto"/>
+              <w:bottom w:val="single" w:sz="4" w:space="0" w:color="auto"/>
+              <w:left w:val="single" w:sz="4" w:space="0" w:color="auto"/>
+              <w:right w:val="single" w:sz="4" w:space="0" w:color="auto"/>
+              <w:insideH w:val="single" w:sz="6" w:space="0" w:color="auto"/>
+              <w:insideV w:val="single" w:sz="6" w:space="0" w:color="auto"/>
+              <w:start w:val="single" w:sz="4" w:space="0" w:color="auto"/>
+              <w:end w:val="single" w:sz="4" w:space="0" w:color="auto"/>
             </w:tcBorders>
           </w:tcPr>
           <w:p>
@@ -7246,12 +7484,14 @@
             <w:tcW w:type="dxa" w:w="2722"/>
             <w:vAlign w:val="center"/>
             <w:tcBorders>
-              <w:right w:val="single" w:sz="6" w:space="0" w:color="auto"/>
-              <w:top w:val="single" w:sz="6" w:space="0" w:color="auto"/>
-              <w:bottom w:val="single" w:sz="6" w:space="0" w:color="auto"/>
-              <w:left w:val="single" w:sz="6" w:space="0" w:color="auto"/>
-              <w:insideH w:val="single" w:sz="6" w:space="0" w:color="auto"/>
-              <w:insideV w:val="single" w:sz="6" w:space="0" w:color="auto"/>
+              <w:right w:val="nil"/>
+              <w:top w:val="single" w:sz="4" w:space="0" w:color="auto"/>
+              <w:bottom w:val="single" w:sz="4" w:space="0" w:color="auto"/>
+              <w:left w:val="single" w:sz="4" w:space="0" w:color="auto"/>
+              <w:insideH w:val="single" w:sz="6" w:space="0" w:color="auto"/>
+              <w:insideV w:val="single" w:sz="6" w:space="0" w:color="auto"/>
+              <w:start w:val="single" w:sz="4" w:space="0" w:color="auto"/>
+              <w:end w:val="nil"/>
             </w:tcBorders>
           </w:tcPr>
           <w:p>
@@ -7291,12 +7531,14 @@
             <w:tcW w:type="dxa" w:w="2722"/>
             <w:vAlign w:val="center"/>
             <w:tcBorders>
-              <w:top w:val="single" w:sz="6" w:space="0" w:color="auto"/>
-              <w:bottom w:val="single" w:sz="6" w:space="0" w:color="auto"/>
-              <w:left w:val="single" w:sz="6" w:space="0" w:color="auto"/>
-              <w:right w:val="single" w:sz="6" w:space="0" w:color="auto"/>
-              <w:insideH w:val="single" w:sz="6" w:space="0" w:color="auto"/>
-              <w:insideV w:val="single" w:sz="6" w:space="0" w:color="auto"/>
+              <w:top w:val="single" w:sz="4" w:space="0" w:color="auto"/>
+              <w:bottom w:val="single" w:sz="4" w:space="0" w:color="auto"/>
+              <w:left w:val="single" w:sz="4" w:space="0" w:color="auto"/>
+              <w:right w:val="single" w:sz="4" w:space="0" w:color="auto"/>
+              <w:insideH w:val="single" w:sz="6" w:space="0" w:color="auto"/>
+              <w:insideV w:val="single" w:sz="6" w:space="0" w:color="auto"/>
+              <w:start w:val="single" w:sz="4" w:space="0" w:color="auto"/>
+              <w:end w:val="single" w:sz="4" w:space="0" w:color="auto"/>
             </w:tcBorders>
           </w:tcPr>
           <w:p>
@@ -7327,12 +7569,14 @@
             <w:tcW w:type="dxa" w:w="2722"/>
             <w:vAlign w:val="center"/>
             <w:tcBorders>
-              <w:right w:val="single" w:sz="6" w:space="0" w:color="auto"/>
-              <w:top w:val="single" w:sz="6" w:space="0" w:color="auto"/>
-              <w:bottom w:val="single" w:sz="6" w:space="0" w:color="auto"/>
-              <w:left w:val="single" w:sz="6" w:space="0" w:color="auto"/>
-              <w:insideH w:val="single" w:sz="6" w:space="0" w:color="auto"/>
-              <w:insideV w:val="single" w:sz="6" w:space="0" w:color="auto"/>
+              <w:right w:val="nil"/>
+              <w:top w:val="single" w:sz="4" w:space="0" w:color="auto"/>
+              <w:bottom w:val="single" w:sz="4" w:space="0" w:color="auto"/>
+              <w:left w:val="single" w:sz="4" w:space="0" w:color="auto"/>
+              <w:insideH w:val="single" w:sz="6" w:space="0" w:color="auto"/>
+              <w:insideV w:val="single" w:sz="6" w:space="0" w:color="auto"/>
+              <w:start w:val="single" w:sz="4" w:space="0" w:color="auto"/>
+              <w:end w:val="nil"/>
             </w:tcBorders>
           </w:tcPr>
           <w:p>
@@ -7372,12 +7616,14 @@
             <w:tcW w:type="dxa" w:w="2722"/>
             <w:vAlign w:val="center"/>
             <w:tcBorders>
-              <w:top w:val="single" w:sz="6" w:space="0" w:color="auto"/>
-              <w:bottom w:val="single" w:sz="6" w:space="0" w:color="auto"/>
-              <w:left w:val="single" w:sz="6" w:space="0" w:color="auto"/>
-              <w:right w:val="single" w:sz="6" w:space="0" w:color="auto"/>
-              <w:insideH w:val="single" w:sz="6" w:space="0" w:color="auto"/>
-              <w:insideV w:val="single" w:sz="6" w:space="0" w:color="auto"/>
+              <w:top w:val="single" w:sz="4" w:space="0" w:color="auto"/>
+              <w:bottom w:val="single" w:sz="4" w:space="0" w:color="auto"/>
+              <w:left w:val="single" w:sz="4" w:space="0" w:color="auto"/>
+              <w:right w:val="single" w:sz="4" w:space="0" w:color="auto"/>
+              <w:insideH w:val="single" w:sz="6" w:space="0" w:color="auto"/>
+              <w:insideV w:val="single" w:sz="6" w:space="0" w:color="auto"/>
+              <w:start w:val="single" w:sz="4" w:space="0" w:color="auto"/>
+              <w:end w:val="single" w:sz="4" w:space="0" w:color="auto"/>
             </w:tcBorders>
           </w:tcPr>
           <w:p>
@@ -7408,12 +7654,14 @@
             <w:tcW w:type="dxa" w:w="2722"/>
             <w:vAlign w:val="center"/>
             <w:tcBorders>
-              <w:right w:val="single" w:sz="6" w:space="0" w:color="auto"/>
-              <w:top w:val="single" w:sz="6" w:space="0" w:color="auto"/>
-              <w:bottom w:val="single" w:sz="6" w:space="0" w:color="auto"/>
-              <w:left w:val="single" w:sz="6" w:space="0" w:color="auto"/>
-              <w:insideH w:val="single" w:sz="6" w:space="0" w:color="auto"/>
-              <w:insideV w:val="single" w:sz="6" w:space="0" w:color="auto"/>
+              <w:right w:val="nil"/>
+              <w:top w:val="single" w:sz="4" w:space="0" w:color="auto"/>
+              <w:bottom w:val="single" w:sz="4" w:space="0" w:color="auto"/>
+              <w:left w:val="single" w:sz="4" w:space="0" w:color="auto"/>
+              <w:insideH w:val="single" w:sz="6" w:space="0" w:color="auto"/>
+              <w:insideV w:val="single" w:sz="6" w:space="0" w:color="auto"/>
+              <w:start w:val="single" w:sz="4" w:space="0" w:color="auto"/>
+              <w:end w:val="nil"/>
             </w:tcBorders>
           </w:tcPr>
           <w:p>
@@ -7453,12 +7701,14 @@
             <w:tcW w:type="dxa" w:w="2722"/>
             <w:vAlign w:val="center"/>
             <w:tcBorders>
-              <w:top w:val="single" w:sz="6" w:space="0" w:color="auto"/>
-              <w:bottom w:val="single" w:sz="6" w:space="0" w:color="auto"/>
-              <w:left w:val="single" w:sz="6" w:space="0" w:color="auto"/>
-              <w:right w:val="single" w:sz="6" w:space="0" w:color="auto"/>
-              <w:insideH w:val="single" w:sz="6" w:space="0" w:color="auto"/>
-              <w:insideV w:val="single" w:sz="6" w:space="0" w:color="auto"/>
+              <w:top w:val="single" w:sz="4" w:space="0" w:color="auto"/>
+              <w:bottom w:val="single" w:sz="4" w:space="0" w:color="auto"/>
+              <w:left w:val="single" w:sz="4" w:space="0" w:color="auto"/>
+              <w:right w:val="single" w:sz="4" w:space="0" w:color="auto"/>
+              <w:insideH w:val="single" w:sz="6" w:space="0" w:color="auto"/>
+              <w:insideV w:val="single" w:sz="6" w:space="0" w:color="auto"/>
+              <w:start w:val="single" w:sz="4" w:space="0" w:color="auto"/>
+              <w:end w:val="single" w:sz="4" w:space="0" w:color="auto"/>
             </w:tcBorders>
           </w:tcPr>
           <w:p>
@@ -7489,12 +7739,14 @@
             <w:tcW w:type="dxa" w:w="2722"/>
             <w:vAlign w:val="center"/>
             <w:tcBorders>
-              <w:right w:val="single" w:sz="6" w:space="0" w:color="auto"/>
-              <w:top w:val="single" w:sz="6" w:space="0" w:color="auto"/>
-              <w:bottom w:val="single" w:sz="6" w:space="0" w:color="auto"/>
-              <w:left w:val="single" w:sz="6" w:space="0" w:color="auto"/>
-              <w:insideH w:val="single" w:sz="6" w:space="0" w:color="auto"/>
-              <w:insideV w:val="single" w:sz="6" w:space="0" w:color="auto"/>
+              <w:right w:val="nil"/>
+              <w:top w:val="single" w:sz="4" w:space="0" w:color="auto"/>
+              <w:bottom w:val="single" w:sz="4" w:space="0" w:color="auto"/>
+              <w:left w:val="single" w:sz="4" w:space="0" w:color="auto"/>
+              <w:insideH w:val="single" w:sz="6" w:space="0" w:color="auto"/>
+              <w:insideV w:val="single" w:sz="6" w:space="0" w:color="auto"/>
+              <w:start w:val="single" w:sz="4" w:space="0" w:color="auto"/>
+              <w:end w:val="nil"/>
             </w:tcBorders>
           </w:tcPr>
           <w:p>
@@ -7534,12 +7786,14 @@
             <w:tcW w:type="dxa" w:w="2722"/>
             <w:vAlign w:val="center"/>
             <w:tcBorders>
-              <w:top w:val="single" w:sz="6" w:space="0" w:color="auto"/>
-              <w:bottom w:val="single" w:sz="6" w:space="0" w:color="auto"/>
-              <w:left w:val="single" w:sz="6" w:space="0" w:color="auto"/>
-              <w:right w:val="single" w:sz="6" w:space="0" w:color="auto"/>
-              <w:insideH w:val="single" w:sz="6" w:space="0" w:color="auto"/>
-              <w:insideV w:val="single" w:sz="6" w:space="0" w:color="auto"/>
+              <w:top w:val="single" w:sz="4" w:space="0" w:color="auto"/>
+              <w:bottom w:val="single" w:sz="4" w:space="0" w:color="auto"/>
+              <w:left w:val="single" w:sz="4" w:space="0" w:color="auto"/>
+              <w:right w:val="single" w:sz="4" w:space="0" w:color="auto"/>
+              <w:insideH w:val="single" w:sz="6" w:space="0" w:color="auto"/>
+              <w:insideV w:val="single" w:sz="6" w:space="0" w:color="auto"/>
+              <w:start w:val="single" w:sz="4" w:space="0" w:color="auto"/>
+              <w:end w:val="single" w:sz="4" w:space="0" w:color="auto"/>
             </w:tcBorders>
           </w:tcPr>
           <w:p>
@@ -7570,12 +7824,14 @@
             <w:tcW w:type="dxa" w:w="2722"/>
             <w:vAlign w:val="center"/>
             <w:tcBorders>
-              <w:right w:val="single" w:sz="6" w:space="0" w:color="auto"/>
-              <w:top w:val="single" w:sz="6" w:space="0" w:color="auto"/>
-              <w:bottom w:val="single" w:sz="6" w:space="0" w:color="auto"/>
-              <w:left w:val="single" w:sz="6" w:space="0" w:color="auto"/>
-              <w:insideH w:val="single" w:sz="6" w:space="0" w:color="auto"/>
-              <w:insideV w:val="single" w:sz="6" w:space="0" w:color="auto"/>
+              <w:right w:val="nil"/>
+              <w:top w:val="single" w:sz="4" w:space="0" w:color="auto"/>
+              <w:bottom w:val="single" w:sz="4" w:space="0" w:color="auto"/>
+              <w:left w:val="single" w:sz="4" w:space="0" w:color="auto"/>
+              <w:insideH w:val="single" w:sz="6" w:space="0" w:color="auto"/>
+              <w:insideV w:val="single" w:sz="6" w:space="0" w:color="auto"/>
+              <w:start w:val="single" w:sz="4" w:space="0" w:color="auto"/>
+              <w:end w:val="nil"/>
             </w:tcBorders>
           </w:tcPr>
           <w:p>
@@ -7615,12 +7871,14 @@
             <w:tcW w:type="dxa" w:w="2722"/>
             <w:vAlign w:val="center"/>
             <w:tcBorders>
-              <w:top w:val="single" w:sz="6" w:space="0" w:color="auto"/>
-              <w:bottom w:val="single" w:sz="6" w:space="0" w:color="auto"/>
-              <w:left w:val="single" w:sz="6" w:space="0" w:color="auto"/>
-              <w:right w:val="single" w:sz="6" w:space="0" w:color="auto"/>
-              <w:insideH w:val="single" w:sz="6" w:space="0" w:color="auto"/>
-              <w:insideV w:val="single" w:sz="6" w:space="0" w:color="auto"/>
+              <w:top w:val="single" w:sz="4" w:space="0" w:color="auto"/>
+              <w:bottom w:val="single" w:sz="4" w:space="0" w:color="auto"/>
+              <w:left w:val="single" w:sz="4" w:space="0" w:color="auto"/>
+              <w:right w:val="single" w:sz="4" w:space="0" w:color="auto"/>
+              <w:insideH w:val="single" w:sz="6" w:space="0" w:color="auto"/>
+              <w:insideV w:val="single" w:sz="6" w:space="0" w:color="auto"/>
+              <w:start w:val="single" w:sz="4" w:space="0" w:color="auto"/>
+              <w:end w:val="single" w:sz="4" w:space="0" w:color="auto"/>
             </w:tcBorders>
           </w:tcPr>
           <w:p>
@@ -7651,12 +7909,14 @@
             <w:tcW w:type="dxa" w:w="2722"/>
             <w:vAlign w:val="center"/>
             <w:tcBorders>
-              <w:right w:val="single" w:sz="6" w:space="0" w:color="auto"/>
-              <w:top w:val="single" w:sz="6" w:space="0" w:color="auto"/>
-              <w:bottom w:val="single" w:sz="6" w:space="0" w:color="auto"/>
-              <w:left w:val="single" w:sz="6" w:space="0" w:color="auto"/>
-              <w:insideH w:val="single" w:sz="6" w:space="0" w:color="auto"/>
-              <w:insideV w:val="single" w:sz="6" w:space="0" w:color="auto"/>
+              <w:right w:val="nil"/>
+              <w:top w:val="single" w:sz="4" w:space="0" w:color="auto"/>
+              <w:bottom w:val="single" w:sz="4" w:space="0" w:color="auto"/>
+              <w:left w:val="single" w:sz="4" w:space="0" w:color="auto"/>
+              <w:insideH w:val="single" w:sz="6" w:space="0" w:color="auto"/>
+              <w:insideV w:val="single" w:sz="6" w:space="0" w:color="auto"/>
+              <w:start w:val="single" w:sz="4" w:space="0" w:color="auto"/>
+              <w:end w:val="nil"/>
             </w:tcBorders>
           </w:tcPr>
           <w:p>
@@ -7690,12 +7950,14 @@
             <w:vMerge w:val="restart"/>
             <w:vAlign w:val="center"/>
             <w:tcBorders>
-              <w:left w:val="single" w:sz="6" w:space="0" w:color="auto"/>
-              <w:top w:val="single" w:sz="6" w:space="0" w:color="auto"/>
-              <w:bottom w:val="single" w:sz="12" w:space="0" w:color="auto"/>
-              <w:right w:val="single" w:sz="6" w:space="0" w:color="auto"/>
-              <w:insideH w:val="single" w:sz="6" w:space="0" w:color="auto"/>
-              <w:insideV w:val="single" w:sz="6" w:space="0" w:color="auto"/>
+              <w:left w:val="nil"/>
+              <w:top w:val="single" w:sz="4" w:space="0" w:color="auto"/>
+              <w:bottom w:val="single" w:sz="4" w:space="0" w:color="auto"/>
+              <w:right w:val="single" w:sz="4" w:space="0" w:color="auto"/>
+              <w:insideH w:val="single" w:sz="6" w:space="0" w:color="auto"/>
+              <w:insideV w:val="single" w:sz="6" w:space="0" w:color="auto"/>
+              <w:start w:val="nil"/>
+              <w:end w:val="single" w:sz="4" w:space="0" w:color="auto"/>
             </w:tcBorders>
           </w:tcPr>
           <w:p>
@@ -7726,12 +7988,14 @@
             <w:tcW w:type="dxa" w:w="2722"/>
             <w:vAlign w:val="center"/>
             <w:tcBorders>
-              <w:top w:val="single" w:sz="6" w:space="0" w:color="auto"/>
-              <w:bottom w:val="single" w:sz="6" w:space="0" w:color="auto"/>
-              <w:left w:val="single" w:sz="6" w:space="0" w:color="auto"/>
-              <w:right w:val="single" w:sz="6" w:space="0" w:color="auto"/>
-              <w:insideH w:val="single" w:sz="6" w:space="0" w:color="auto"/>
-              <w:insideV w:val="single" w:sz="6" w:space="0" w:color="auto"/>
+              <w:top w:val="single" w:sz="4" w:space="0" w:color="auto"/>
+              <w:bottom w:val="single" w:sz="4" w:space="0" w:color="auto"/>
+              <w:left w:val="single" w:sz="4" w:space="0" w:color="auto"/>
+              <w:right w:val="single" w:sz="4" w:space="0" w:color="auto"/>
+              <w:insideH w:val="single" w:sz="6" w:space="0" w:color="auto"/>
+              <w:insideV w:val="single" w:sz="6" w:space="0" w:color="auto"/>
+              <w:start w:val="single" w:sz="4" w:space="0" w:color="auto"/>
+              <w:end w:val="single" w:sz="4" w:space="0" w:color="auto"/>
             </w:tcBorders>
           </w:tcPr>
           <w:p>
@@ -7762,12 +8026,14 @@
             <w:tcW w:type="dxa" w:w="2722"/>
             <w:vAlign w:val="center"/>
             <w:tcBorders>
-              <w:right w:val="single" w:sz="6" w:space="0" w:color="auto"/>
-              <w:top w:val="single" w:sz="6" w:space="0" w:color="auto"/>
-              <w:bottom w:val="single" w:sz="6" w:space="0" w:color="auto"/>
-              <w:left w:val="single" w:sz="6" w:space="0" w:color="auto"/>
-              <w:insideH w:val="single" w:sz="6" w:space="0" w:color="auto"/>
-              <w:insideV w:val="single" w:sz="6" w:space="0" w:color="auto"/>
+              <w:right w:val="nil"/>
+              <w:top w:val="single" w:sz="4" w:space="0" w:color="auto"/>
+              <w:bottom w:val="single" w:sz="4" w:space="0" w:color="auto"/>
+              <w:left w:val="single" w:sz="4" w:space="0" w:color="auto"/>
+              <w:insideH w:val="single" w:sz="6" w:space="0" w:color="auto"/>
+              <w:insideV w:val="single" w:sz="6" w:space="0" w:color="auto"/>
+              <w:start w:val="single" w:sz="4" w:space="0" w:color="auto"/>
+              <w:end w:val="nil"/>
             </w:tcBorders>
           </w:tcPr>
           <w:p>
@@ -7807,12 +8073,14 @@
             <w:tcW w:type="dxa" w:w="2722"/>
             <w:vAlign w:val="center"/>
             <w:tcBorders>
-              <w:top w:val="single" w:sz="6" w:space="0" w:color="auto"/>
-              <w:bottom w:val="single" w:sz="6" w:space="0" w:color="auto"/>
-              <w:left w:val="single" w:sz="6" w:space="0" w:color="auto"/>
-              <w:right w:val="single" w:sz="6" w:space="0" w:color="auto"/>
-              <w:insideH w:val="single" w:sz="6" w:space="0" w:color="auto"/>
-              <w:insideV w:val="single" w:sz="6" w:space="0" w:color="auto"/>
+              <w:top w:val="single" w:sz="4" w:space="0" w:color="auto"/>
+              <w:bottom w:val="single" w:sz="4" w:space="0" w:color="auto"/>
+              <w:left w:val="single" w:sz="4" w:space="0" w:color="auto"/>
+              <w:right w:val="single" w:sz="4" w:space="0" w:color="auto"/>
+              <w:insideH w:val="single" w:sz="6" w:space="0" w:color="auto"/>
+              <w:insideV w:val="single" w:sz="6" w:space="0" w:color="auto"/>
+              <w:start w:val="single" w:sz="4" w:space="0" w:color="auto"/>
+              <w:end w:val="single" w:sz="4" w:space="0" w:color="auto"/>
             </w:tcBorders>
           </w:tcPr>
           <w:p>
@@ -7843,12 +8111,14 @@
             <w:tcW w:type="dxa" w:w="2722"/>
             <w:vAlign w:val="center"/>
             <w:tcBorders>
-              <w:right w:val="single" w:sz="6" w:space="0" w:color="auto"/>
-              <w:top w:val="single" w:sz="6" w:space="0" w:color="auto"/>
-              <w:bottom w:val="single" w:sz="6" w:space="0" w:color="auto"/>
-              <w:left w:val="single" w:sz="6" w:space="0" w:color="auto"/>
-              <w:insideH w:val="single" w:sz="6" w:space="0" w:color="auto"/>
-              <w:insideV w:val="single" w:sz="6" w:space="0" w:color="auto"/>
+              <w:right w:val="nil"/>
+              <w:top w:val="single" w:sz="4" w:space="0" w:color="auto"/>
+              <w:bottom w:val="single" w:sz="4" w:space="0" w:color="auto"/>
+              <w:left w:val="single" w:sz="4" w:space="0" w:color="auto"/>
+              <w:insideH w:val="single" w:sz="6" w:space="0" w:color="auto"/>
+              <w:insideV w:val="single" w:sz="6" w:space="0" w:color="auto"/>
+              <w:start w:val="single" w:sz="4" w:space="0" w:color="auto"/>
+              <w:end w:val="nil"/>
             </w:tcBorders>
           </w:tcPr>
           <w:p>
@@ -7888,12 +8158,14 @@
             <w:tcW w:type="dxa" w:w="2722"/>
             <w:vAlign w:val="center"/>
             <w:tcBorders>
-              <w:top w:val="single" w:sz="6" w:space="0" w:color="auto"/>
-              <w:bottom w:val="single" w:sz="12" w:space="0" w:color="auto"/>
-              <w:left w:val="single" w:sz="6" w:space="0" w:color="auto"/>
-              <w:right w:val="single" w:sz="6" w:space="0" w:color="auto"/>
-              <w:insideH w:val="single" w:sz="6" w:space="0" w:color="auto"/>
-              <w:insideV w:val="single" w:sz="6" w:space="0" w:color="auto"/>
+              <w:top w:val="single" w:sz="4" w:space="0" w:color="auto"/>
+              <w:bottom w:val="single" w:sz="4" w:space="0" w:color="auto"/>
+              <w:left w:val="single" w:sz="4" w:space="0" w:color="auto"/>
+              <w:right w:val="single" w:sz="4" w:space="0" w:color="auto"/>
+              <w:insideH w:val="single" w:sz="6" w:space="0" w:color="auto"/>
+              <w:insideV w:val="single" w:sz="6" w:space="0" w:color="auto"/>
+              <w:start w:val="single" w:sz="4" w:space="0" w:color="auto"/>
+              <w:end w:val="single" w:sz="4" w:space="0" w:color="auto"/>
             </w:tcBorders>
           </w:tcPr>
           <w:p>
@@ -7924,12 +8196,14 @@
             <w:tcW w:type="dxa" w:w="2722"/>
             <w:vAlign w:val="center"/>
             <w:tcBorders>
-              <w:right w:val="single" w:sz="6" w:space="0" w:color="auto"/>
-              <w:top w:val="single" w:sz="6" w:space="0" w:color="auto"/>
-              <w:bottom w:val="single" w:sz="12" w:space="0" w:color="auto"/>
-              <w:left w:val="single" w:sz="6" w:space="0" w:color="auto"/>
-              <w:insideH w:val="single" w:sz="6" w:space="0" w:color="auto"/>
-              <w:insideV w:val="single" w:sz="6" w:space="0" w:color="auto"/>
+              <w:right w:val="nil"/>
+              <w:top w:val="single" w:sz="4" w:space="0" w:color="auto"/>
+              <w:bottom w:val="single" w:sz="4" w:space="0" w:color="auto"/>
+              <w:left w:val="single" w:sz="4" w:space="0" w:color="auto"/>
+              <w:insideH w:val="single" w:sz="6" w:space="0" w:color="auto"/>
+              <w:insideV w:val="single" w:sz="6" w:space="0" w:color="auto"/>
+              <w:start w:val="single" w:sz="4" w:space="0" w:color="auto"/>
+              <w:end w:val="nil"/>
             </w:tcBorders>
           </w:tcPr>
           <w:p>
@@ -7959,16 +8233,17 @@
     </w:tbl>
     <w:tbl>
       <w:tblPr>
-        <w:tblStyle w:val="af6"/>
         <w:tblW w:type="auto" w:w="0"/>
         <w:tblLook w:firstColumn="1" w:firstRow="1" w:lastColumn="0" w:lastRow="0" w:noHBand="0" w:noVBand="1" w:val="04A0"/>
         <w:tblBorders>
           <w:top w:val="single" w:sz="12" w:space="0" w:color="auto"/>
-          <w:left w:val="single" w:sz="6" w:space="0" w:color="auto"/>
+          <w:left w:val="nil"/>
           <w:bottom w:val="single" w:sz="12" w:space="0" w:color="auto"/>
-          <w:right w:val="single" w:sz="6" w:space="0" w:color="auto"/>
+          <w:right w:val="nil"/>
           <w:insideH w:val="single" w:sz="6" w:space="0" w:color="auto"/>
           <w:insideV w:val="single" w:sz="6" w:space="0" w:color="auto"/>
+          <w:start w:val="nil"/>
+          <w:end w:val="nil"/>
         </w:tblBorders>
       </w:tblPr>
       <w:tblGrid>
@@ -7982,12 +8257,14 @@
             <w:tcW w:type="dxa" w:w="2722"/>
             <w:vAlign w:val="center"/>
             <w:tcBorders>
-              <w:left w:val="single" w:sz="6" w:space="0" w:color="auto"/>
-              <w:top w:val="single" w:sz="12" w:space="0" w:color="auto"/>
-              <w:bottom w:val="single" w:sz="6" w:space="0" w:color="auto"/>
-              <w:right w:val="single" w:sz="6" w:space="0" w:color="auto"/>
-              <w:insideH w:val="single" w:sz="6" w:space="0" w:color="auto"/>
-              <w:insideV w:val="single" w:sz="6" w:space="0" w:color="auto"/>
+              <w:left w:val="nil"/>
+              <w:top w:val="single" w:sz="4" w:space="0" w:color="auto"/>
+              <w:bottom w:val="single" w:sz="4" w:space="0" w:color="auto"/>
+              <w:right w:val="single" w:sz="4" w:space="0" w:color="auto"/>
+              <w:insideH w:val="single" w:sz="6" w:space="0" w:color="auto"/>
+              <w:insideV w:val="single" w:sz="6" w:space="0" w:color="auto"/>
+              <w:start w:val="nil"/>
+              <w:end w:val="single" w:sz="4" w:space="0" w:color="auto"/>
             </w:tcBorders>
           </w:tcPr>
           <w:p>
@@ -8018,12 +8295,14 @@
             <w:tcW w:type="dxa" w:w="2722"/>
             <w:vAlign w:val="center"/>
             <w:tcBorders>
-              <w:top w:val="single" w:sz="12" w:space="0" w:color="auto"/>
-              <w:bottom w:val="single" w:sz="6" w:space="0" w:color="auto"/>
-              <w:left w:val="single" w:sz="6" w:space="0" w:color="auto"/>
-              <w:right w:val="single" w:sz="6" w:space="0" w:color="auto"/>
-              <w:insideH w:val="single" w:sz="6" w:space="0" w:color="auto"/>
-              <w:insideV w:val="single" w:sz="6" w:space="0" w:color="auto"/>
+              <w:top w:val="single" w:sz="4" w:space="0" w:color="auto"/>
+              <w:bottom w:val="single" w:sz="4" w:space="0" w:color="auto"/>
+              <w:left w:val="single" w:sz="4" w:space="0" w:color="auto"/>
+              <w:right w:val="single" w:sz="4" w:space="0" w:color="auto"/>
+              <w:insideH w:val="single" w:sz="6" w:space="0" w:color="auto"/>
+              <w:insideV w:val="single" w:sz="6" w:space="0" w:color="auto"/>
+              <w:start w:val="single" w:sz="4" w:space="0" w:color="auto"/>
+              <w:end w:val="single" w:sz="4" w:space="0" w:color="auto"/>
             </w:tcBorders>
           </w:tcPr>
           <w:p>
@@ -8054,12 +8333,14 @@
             <w:tcW w:type="dxa" w:w="2722"/>
             <w:vAlign w:val="center"/>
             <w:tcBorders>
-              <w:right w:val="single" w:sz="6" w:space="0" w:color="auto"/>
-              <w:top w:val="single" w:sz="12" w:space="0" w:color="auto"/>
-              <w:bottom w:val="single" w:sz="6" w:space="0" w:color="auto"/>
-              <w:left w:val="single" w:sz="6" w:space="0" w:color="auto"/>
-              <w:insideH w:val="single" w:sz="6" w:space="0" w:color="auto"/>
-              <w:insideV w:val="single" w:sz="6" w:space="0" w:color="auto"/>
+              <w:right w:val="nil"/>
+              <w:top w:val="single" w:sz="4" w:space="0" w:color="auto"/>
+              <w:bottom w:val="single" w:sz="4" w:space="0" w:color="auto"/>
+              <w:left w:val="single" w:sz="4" w:space="0" w:color="auto"/>
+              <w:insideH w:val="single" w:sz="6" w:space="0" w:color="auto"/>
+              <w:insideV w:val="single" w:sz="6" w:space="0" w:color="auto"/>
+              <w:start w:val="single" w:sz="4" w:space="0" w:color="auto"/>
+              <w:end w:val="nil"/>
             </w:tcBorders>
           </w:tcPr>
           <w:p>
@@ -8092,12 +8373,14 @@
             <w:tcW w:type="dxa" w:w="2722"/>
             <w:vAlign w:val="center"/>
             <w:tcBorders>
-              <w:left w:val="single" w:sz="6" w:space="0" w:color="auto"/>
-              <w:top w:val="single" w:sz="6" w:space="0" w:color="auto"/>
-              <w:bottom w:val="single" w:sz="6" w:space="0" w:color="auto"/>
-              <w:right w:val="single" w:sz="6" w:space="0" w:color="auto"/>
-              <w:insideH w:val="single" w:sz="6" w:space="0" w:color="auto"/>
-              <w:insideV w:val="single" w:sz="6" w:space="0" w:color="auto"/>
+              <w:left w:val="nil"/>
+              <w:top w:val="single" w:sz="4" w:space="0" w:color="auto"/>
+              <w:bottom w:val="single" w:sz="4" w:space="0" w:color="auto"/>
+              <w:right w:val="single" w:sz="4" w:space="0" w:color="auto"/>
+              <w:insideH w:val="single" w:sz="6" w:space="0" w:color="auto"/>
+              <w:insideV w:val="single" w:sz="6" w:space="0" w:color="auto"/>
+              <w:start w:val="nil"/>
+              <w:end w:val="single" w:sz="4" w:space="0" w:color="auto"/>
             </w:tcBorders>
           </w:tcPr>
           <w:p>
@@ -8127,12 +8410,14 @@
             <w:tcW w:type="dxa" w:w="2722"/>
             <w:vAlign w:val="center"/>
             <w:tcBorders>
-              <w:top w:val="single" w:sz="6" w:space="0" w:color="auto"/>
-              <w:bottom w:val="single" w:sz="6" w:space="0" w:color="auto"/>
-              <w:left w:val="single" w:sz="6" w:space="0" w:color="auto"/>
-              <w:right w:val="single" w:sz="6" w:space="0" w:color="auto"/>
-              <w:insideH w:val="single" w:sz="6" w:space="0" w:color="auto"/>
-              <w:insideV w:val="single" w:sz="6" w:space="0" w:color="auto"/>
+              <w:top w:val="single" w:sz="4" w:space="0" w:color="auto"/>
+              <w:bottom w:val="single" w:sz="4" w:space="0" w:color="auto"/>
+              <w:left w:val="single" w:sz="4" w:space="0" w:color="auto"/>
+              <w:right w:val="single" w:sz="4" w:space="0" w:color="auto"/>
+              <w:insideH w:val="single" w:sz="6" w:space="0" w:color="auto"/>
+              <w:insideV w:val="single" w:sz="6" w:space="0" w:color="auto"/>
+              <w:start w:val="single" w:sz="4" w:space="0" w:color="auto"/>
+              <w:end w:val="single" w:sz="4" w:space="0" w:color="auto"/>
             </w:tcBorders>
           </w:tcPr>
           <w:p>
@@ -8163,12 +8448,14 @@
             <w:tcW w:type="dxa" w:w="2722"/>
             <w:vAlign w:val="center"/>
             <w:tcBorders>
-              <w:right w:val="single" w:sz="6" w:space="0" w:color="auto"/>
-              <w:top w:val="single" w:sz="6" w:space="0" w:color="auto"/>
-              <w:bottom w:val="single" w:sz="6" w:space="0" w:color="auto"/>
-              <w:left w:val="single" w:sz="6" w:space="0" w:color="auto"/>
-              <w:insideH w:val="single" w:sz="6" w:space="0" w:color="auto"/>
-              <w:insideV w:val="single" w:sz="6" w:space="0" w:color="auto"/>
+              <w:right w:val="nil"/>
+              <w:top w:val="single" w:sz="4" w:space="0" w:color="auto"/>
+              <w:bottom w:val="single" w:sz="4" w:space="0" w:color="auto"/>
+              <w:left w:val="single" w:sz="4" w:space="0" w:color="auto"/>
+              <w:insideH w:val="single" w:sz="6" w:space="0" w:color="auto"/>
+              <w:insideV w:val="single" w:sz="6" w:space="0" w:color="auto"/>
+              <w:start w:val="single" w:sz="4" w:space="0" w:color="auto"/>
+              <w:end w:val="nil"/>
             </w:tcBorders>
           </w:tcPr>
           <w:p>
@@ -8201,12 +8488,14 @@
             <w:tcW w:type="dxa" w:w="2722"/>
             <w:vAlign w:val="center"/>
             <w:tcBorders>
-              <w:left w:val="single" w:sz="6" w:space="0" w:color="auto"/>
-              <w:top w:val="single" w:sz="6" w:space="0" w:color="auto"/>
-              <w:bottom w:val="single" w:sz="12" w:space="0" w:color="auto"/>
-              <w:right w:val="single" w:sz="6" w:space="0" w:color="auto"/>
-              <w:insideH w:val="single" w:sz="6" w:space="0" w:color="auto"/>
-              <w:insideV w:val="single" w:sz="6" w:space="0" w:color="auto"/>
+              <w:left w:val="nil"/>
+              <w:top w:val="single" w:sz="4" w:space="0" w:color="auto"/>
+              <w:bottom w:val="single" w:sz="4" w:space="0" w:color="auto"/>
+              <w:right w:val="single" w:sz="4" w:space="0" w:color="auto"/>
+              <w:insideH w:val="single" w:sz="6" w:space="0" w:color="auto"/>
+              <w:insideV w:val="single" w:sz="6" w:space="0" w:color="auto"/>
+              <w:start w:val="nil"/>
+              <w:end w:val="single" w:sz="4" w:space="0" w:color="auto"/>
             </w:tcBorders>
           </w:tcPr>
           <w:p>
@@ -8236,12 +8525,14 @@
             <w:tcW w:type="dxa" w:w="2722"/>
             <w:vAlign w:val="center"/>
             <w:tcBorders>
-              <w:top w:val="single" w:sz="6" w:space="0" w:color="auto"/>
-              <w:bottom w:val="single" w:sz="12" w:space="0" w:color="auto"/>
-              <w:left w:val="single" w:sz="6" w:space="0" w:color="auto"/>
-              <w:right w:val="single" w:sz="6" w:space="0" w:color="auto"/>
-              <w:insideH w:val="single" w:sz="6" w:space="0" w:color="auto"/>
-              <w:insideV w:val="single" w:sz="6" w:space="0" w:color="auto"/>
+              <w:top w:val="single" w:sz="4" w:space="0" w:color="auto"/>
+              <w:bottom w:val="single" w:sz="4" w:space="0" w:color="auto"/>
+              <w:left w:val="single" w:sz="4" w:space="0" w:color="auto"/>
+              <w:right w:val="single" w:sz="4" w:space="0" w:color="auto"/>
+              <w:insideH w:val="single" w:sz="6" w:space="0" w:color="auto"/>
+              <w:insideV w:val="single" w:sz="6" w:space="0" w:color="auto"/>
+              <w:start w:val="single" w:sz="4" w:space="0" w:color="auto"/>
+              <w:end w:val="single" w:sz="4" w:space="0" w:color="auto"/>
             </w:tcBorders>
           </w:tcPr>
           <w:p>
@@ -8272,12 +8563,14 @@
             <w:tcW w:type="dxa" w:w="2722"/>
             <w:vAlign w:val="center"/>
             <w:tcBorders>
-              <w:right w:val="single" w:sz="6" w:space="0" w:color="auto"/>
-              <w:top w:val="single" w:sz="6" w:space="0" w:color="auto"/>
-              <w:bottom w:val="single" w:sz="12" w:space="0" w:color="auto"/>
-              <w:left w:val="single" w:sz="6" w:space="0" w:color="auto"/>
-              <w:insideH w:val="single" w:sz="6" w:space="0" w:color="auto"/>
-              <w:insideV w:val="single" w:sz="6" w:space="0" w:color="auto"/>
+              <w:right w:val="nil"/>
+              <w:top w:val="single" w:sz="4" w:space="0" w:color="auto"/>
+              <w:bottom w:val="single" w:sz="4" w:space="0" w:color="auto"/>
+              <w:left w:val="single" w:sz="4" w:space="0" w:color="auto"/>
+              <w:insideH w:val="single" w:sz="6" w:space="0" w:color="auto"/>
+              <w:insideV w:val="single" w:sz="6" w:space="0" w:color="auto"/>
+              <w:start w:val="single" w:sz="4" w:space="0" w:color="auto"/>
+              <w:end w:val="nil"/>
             </w:tcBorders>
           </w:tcPr>
           <w:p>
